--- a/WebContent/docx/KRAS_NRAS_BRAF基因报告-明理.docx
+++ b/WebContent/docx/KRAS_NRAS_BRAF基因报告-明理.docx
@@ -1849,14 +1849,14 @@
           <w:lang w:val="en-US" w:eastAsia="zh-CN"/>
         </w:rPr>
       </w:pPr>
-      <w:bookmarkStart w:id="10" w:name="_Toc17451"/>
-      <w:bookmarkStart w:id="11" w:name="_Toc18062_WPSOffice_Level1"/>
+      <w:bookmarkStart w:id="10" w:name="_Toc15327"/>
+      <w:bookmarkStart w:id="11" w:name="_Toc20068"/>
       <w:bookmarkStart w:id="12" w:name="_Toc7021_WPSOffice_Level1"/>
-      <w:bookmarkStart w:id="13" w:name="_Toc26731"/>
-      <w:bookmarkStart w:id="14" w:name="_Toc15327"/>
-      <w:bookmarkStart w:id="15" w:name="_Toc27031"/>
-      <w:bookmarkStart w:id="16" w:name="_Toc20068"/>
-      <w:bookmarkStart w:id="17" w:name="_Toc11015_WPSOffice_Level1"/>
+      <w:bookmarkStart w:id="13" w:name="_Toc11015_WPSOffice_Level1"/>
+      <w:bookmarkStart w:id="14" w:name="_Toc27031"/>
+      <w:bookmarkStart w:id="15" w:name="_Toc26731"/>
+      <w:bookmarkStart w:id="16" w:name="_Toc18062_WPSOffice_Level1"/>
+      <w:bookmarkStart w:id="17" w:name="_Toc17451"/>
       <w:bookmarkStart w:id="18" w:name="_Toc3823"/>
       <w:r>
         <w:rPr>
@@ -1927,6 +1927,18 @@
         </w:rPr>
         <w:t>质量控制</w:t>
       </w:r>
+      <w:r>
+        <w:rPr>
+          <w:rFonts w:hint="eastAsia" w:ascii="Times New Roman" w:hAnsi="Times New Roman" w:eastAsia="思源黑体 CN Medium" w:cs="Times New Roman"/>
+          <w:b/>
+          <w:bCs/>
+          <w:color w:val="1250A1"/>
+          <w:sz w:val="32"/>
+          <w:szCs w:val="32"/>
+          <w:lang w:eastAsia="zh-CN"/>
+        </w:rPr>
+        <w:t>：</w:t>
+      </w:r>
     </w:p>
     <w:tbl>
       <w:tblPr>
@@ -1980,9 +1992,9 @@
                 <w:lang w:eastAsia="en-US"/>
               </w:rPr>
             </w:pPr>
-            <w:bookmarkStart w:id="20" w:name="_Toc21059"/>
-            <w:bookmarkStart w:id="21" w:name="_Toc149837255"/>
-            <w:bookmarkStart w:id="22" w:name="_Toc28125"/>
+            <w:bookmarkStart w:id="20" w:name="_Toc28125"/>
+            <w:bookmarkStart w:id="21" w:name="_Toc21059"/>
+            <w:bookmarkStart w:id="22" w:name="_Toc149837255"/>
             <w:r>
               <w:rPr>
                 <w:rFonts w:hint="eastAsia" w:ascii="Times New Roman" w:hAnsi="Times New Roman" w:eastAsia="微软雅黑" w:cs="微软雅黑"/>
@@ -3122,11 +3134,11 @@
         </w:rPr>
         <w:br w:type="page"/>
       </w:r>
-      <w:bookmarkStart w:id="23" w:name="_Toc22132"/>
-      <w:bookmarkStart w:id="24" w:name="_Toc24235"/>
-      <w:bookmarkStart w:id="25" w:name="_Toc19898_WPSOffice_Level1"/>
-      <w:bookmarkStart w:id="26" w:name="_Toc18013"/>
-      <w:bookmarkStart w:id="27" w:name="_Toc2781"/>
+      <w:bookmarkStart w:id="23" w:name="_Toc18013"/>
+      <w:bookmarkStart w:id="24" w:name="_Toc19898_WPSOffice_Level1"/>
+      <w:bookmarkStart w:id="25" w:name="_Toc24235"/>
+      <w:bookmarkStart w:id="26" w:name="_Toc2781"/>
+      <w:bookmarkStart w:id="27" w:name="_Toc22132"/>
       <w:bookmarkStart w:id="28" w:name="_Toc20136_WPSOffice_Level1"/>
     </w:p>
     <w:bookmarkEnd w:id="18"/>
@@ -3156,23 +3168,23 @@
         </w:rPr>
       </w:pPr>
       <w:bookmarkStart w:id="29" w:name="_Toc149837264"/>
-      <w:bookmarkStart w:id="30" w:name="_Toc27302"/>
-      <w:bookmarkStart w:id="31" w:name="_Toc1707_WPSOffice_Level1"/>
-      <w:bookmarkStart w:id="32" w:name="_Toc13196_WPSOffice_Level1"/>
-      <w:bookmarkStart w:id="33" w:name="_Toc2409"/>
-      <w:bookmarkStart w:id="34" w:name="_Toc22658"/>
-      <w:bookmarkStart w:id="35" w:name="_Toc16594"/>
-      <w:bookmarkStart w:id="36" w:name="_Toc28240"/>
-      <w:bookmarkStart w:id="37" w:name="_Toc21764_WPSOffice_Level1"/>
-      <w:bookmarkStart w:id="38" w:name="_Toc12505"/>
-      <w:bookmarkStart w:id="39" w:name="_Toc26868"/>
-      <w:bookmarkStart w:id="40" w:name="_Toc15114"/>
-      <w:bookmarkStart w:id="41" w:name="_Toc32304"/>
+      <w:bookmarkStart w:id="30" w:name="_Toc22658"/>
+      <w:bookmarkStart w:id="31" w:name="_Toc13196_WPSOffice_Level1"/>
+      <w:bookmarkStart w:id="32" w:name="_Toc21764_WPSOffice_Level1"/>
+      <w:bookmarkStart w:id="33" w:name="_Toc12505"/>
+      <w:bookmarkStart w:id="34" w:name="_Toc28240"/>
+      <w:bookmarkStart w:id="35" w:name="_Toc1707_WPSOffice_Level1"/>
+      <w:bookmarkStart w:id="36" w:name="_Toc16594"/>
+      <w:bookmarkStart w:id="37" w:name="_Toc27302"/>
+      <w:bookmarkStart w:id="38" w:name="_Toc2409"/>
+      <w:bookmarkStart w:id="39" w:name="_Toc32304"/>
+      <w:bookmarkStart w:id="40" w:name="_Toc26868"/>
+      <w:bookmarkStart w:id="41" w:name="_Toc15114"/>
       <w:bookmarkStart w:id="42" w:name="_Toc3044"/>
-      <w:bookmarkStart w:id="43" w:name="_Toc26985_WPSOffice_Level1"/>
-      <w:bookmarkStart w:id="44" w:name="_Toc5476"/>
-      <w:bookmarkStart w:id="45" w:name="_Toc28454_WPSOffice_Level1"/>
-      <w:bookmarkStart w:id="46" w:name="_Toc20170_WPSOffice_Level1"/>
+      <w:bookmarkStart w:id="43" w:name="_Toc28454_WPSOffice_Level1"/>
+      <w:bookmarkStart w:id="44" w:name="_Toc26985_WPSOffice_Level1"/>
+      <w:bookmarkStart w:id="45" w:name="_Toc20170_WPSOffice_Level1"/>
+      <w:bookmarkStart w:id="46" w:name="_Toc5476"/>
       <w:r>
         <w:rPr>
           <w:rFonts w:hint="default" w:ascii="Times New Roman" w:hAnsi="Times New Roman" w:eastAsia="思源黑体 CN Medium" w:cs="Times New Roman"/>
@@ -10233,6 +10245,12 @@
             <w:insideH w:val="dotted" w:color="45A3A7" w:sz="4" w:space="0"/>
             <w:insideV w:val="dotted" w:color="45A3A7" w:sz="4" w:space="0"/>
           </w:tblBorders>
+          <w:tblCellMar>
+            <w:top w:w="0" w:type="dxa"/>
+            <w:left w:w="108" w:type="dxa"/>
+            <w:bottom w:w="0" w:type="dxa"/>
+            <w:right w:w="108" w:type="dxa"/>
+          </w:tblCellMar>
         </w:tblPrEx>
         <w:trPr>
           <w:trHeight w:val="420" w:hRule="atLeast"/>
@@ -11277,8 +11295,20 @@
           </w:tcPr>
           <w:p>
             <w:pPr>
+              <w:keepNext w:val="0"/>
+              <w:keepLines w:val="0"/>
+              <w:pageBreakBefore w:val="0"/>
               <w:widowControl/>
+              <w:kinsoku/>
+              <w:wordWrap/>
+              <w:overflowPunct/>
+              <w:topLinePunct w:val="0"/>
+              <w:autoSpaceDE/>
+              <w:autoSpaceDN/>
+              <w:bidi w:val="0"/>
+              <w:adjustRightInd/>
               <w:snapToGrid w:val="0"/>
+              <w:spacing w:line="216" w:lineRule="auto"/>
               <w:jc w:val="center"/>
               <w:textAlignment w:val="center"/>
               <w:rPr>
@@ -11288,6 +11318,7 @@
                 <w:lang w:eastAsia="zh-CN"/>
               </w:rPr>
             </w:pPr>
+            <w:bookmarkStart w:id="48" w:name="_GoBack" w:colFirst="0" w:colLast="3"/>
             <w:r>
               <w:rPr>
                 <w:rFonts w:hint="default" w:ascii="Times New Roman" w:hAnsi="Times New Roman" w:eastAsia="思源黑体 CN Medium" w:cs="Times New Roman"/>
@@ -11327,8 +11358,20 @@
           </w:tcPr>
           <w:p>
             <w:pPr>
+              <w:keepNext w:val="0"/>
+              <w:keepLines w:val="0"/>
+              <w:pageBreakBefore w:val="0"/>
               <w:widowControl/>
+              <w:kinsoku/>
+              <w:wordWrap/>
+              <w:overflowPunct/>
+              <w:topLinePunct w:val="0"/>
+              <w:autoSpaceDE/>
+              <w:autoSpaceDN/>
+              <w:bidi w:val="0"/>
+              <w:adjustRightInd/>
               <w:snapToGrid w:val="0"/>
+              <w:spacing w:line="216" w:lineRule="auto"/>
               <w:jc w:val="center"/>
               <w:textAlignment w:val="center"/>
               <w:rPr>
@@ -11356,8 +11399,20 @@
           </w:tcPr>
           <w:p>
             <w:pPr>
+              <w:keepNext w:val="0"/>
+              <w:keepLines w:val="0"/>
+              <w:pageBreakBefore w:val="0"/>
               <w:widowControl/>
+              <w:kinsoku/>
+              <w:wordWrap/>
+              <w:overflowPunct/>
+              <w:topLinePunct w:val="0"/>
+              <w:autoSpaceDE/>
+              <w:autoSpaceDN/>
+              <w:bidi w:val="0"/>
+              <w:adjustRightInd/>
               <w:snapToGrid w:val="0"/>
+              <w:spacing w:line="216" w:lineRule="auto"/>
               <w:jc w:val="center"/>
               <w:textAlignment w:val="center"/>
               <w:rPr>
@@ -11385,8 +11440,20 @@
           </w:tcPr>
           <w:p>
             <w:pPr>
+              <w:keepNext w:val="0"/>
+              <w:keepLines w:val="0"/>
+              <w:pageBreakBefore w:val="0"/>
               <w:widowControl/>
+              <w:kinsoku/>
+              <w:wordWrap/>
+              <w:overflowPunct/>
+              <w:topLinePunct w:val="0"/>
+              <w:autoSpaceDE/>
+              <w:autoSpaceDN/>
+              <w:bidi w:val="0"/>
+              <w:adjustRightInd/>
               <w:snapToGrid w:val="0"/>
+              <w:spacing w:line="216" w:lineRule="auto"/>
               <w:jc w:val="left"/>
               <w:textAlignment w:val="center"/>
               <w:rPr>
@@ -11414,8 +11481,20 @@
           </w:tcPr>
           <w:p>
             <w:pPr>
+              <w:keepNext w:val="0"/>
+              <w:keepLines w:val="0"/>
+              <w:pageBreakBefore w:val="0"/>
               <w:widowControl/>
+              <w:kinsoku/>
+              <w:wordWrap/>
+              <w:overflowPunct/>
+              <w:topLinePunct w:val="0"/>
+              <w:autoSpaceDE/>
+              <w:autoSpaceDN/>
+              <w:bidi w:val="0"/>
+              <w:adjustRightInd/>
               <w:snapToGrid w:val="0"/>
+              <w:spacing w:line="216" w:lineRule="auto"/>
               <w:jc w:val="center"/>
               <w:textAlignment w:val="center"/>
               <w:rPr>
@@ -11465,8 +11544,20 @@
           </w:tcPr>
           <w:p>
             <w:pPr>
+              <w:keepNext w:val="0"/>
+              <w:keepLines w:val="0"/>
+              <w:pageBreakBefore w:val="0"/>
               <w:widowControl/>
+              <w:kinsoku/>
+              <w:wordWrap/>
+              <w:overflowPunct/>
+              <w:topLinePunct w:val="0"/>
+              <w:autoSpaceDE/>
+              <w:autoSpaceDN/>
+              <w:bidi w:val="0"/>
+              <w:adjustRightInd/>
               <w:snapToGrid w:val="0"/>
+              <w:spacing w:line="216" w:lineRule="auto"/>
               <w:jc w:val="center"/>
               <w:textAlignment w:val="center"/>
               <w:rPr>
@@ -11488,6 +11579,7 @@
           </w:p>
         </w:tc>
       </w:tr>
+      <w:bookmarkEnd w:id="48"/>
     </w:tbl>
     <w:p>
       <w:pPr>
@@ -11593,31 +11685,7 @@
           <w:szCs w:val="21"/>
           <w:lang w:eastAsia="zh-CN"/>
         </w:rPr>
-        <w:t>{% for b in summaryOfRresults.productModularization.detection_method | nl() %}{%if loop.last%}{{ b }}{%else%}{{ b }}</w:t>
-      </w:r>
-    </w:p>
-    <w:p>
-      <w:pPr>
-        <w:spacing w:line="276" w:lineRule="auto"/>
-        <w:ind w:firstLine="420" w:firstLineChars="200"/>
-        <w:jc w:val="both"/>
-        <w:rPr>
-          <w:rFonts w:hint="default" w:ascii="Times New Roman" w:hAnsi="Times New Roman" w:eastAsia="思源黑体 CN Medium" w:cs="Times New Roman"/>
-          <w:bCs/>
-          <w:sz w:val="21"/>
-          <w:szCs w:val="21"/>
-          <w:lang w:eastAsia="zh-CN"/>
-        </w:rPr>
-      </w:pPr>
-      <w:r>
-        <w:rPr>
-          <w:rFonts w:hint="default" w:ascii="Times New Roman" w:hAnsi="Times New Roman" w:eastAsia="思源黑体 CN Medium" w:cs="Times New Roman"/>
-          <w:bCs/>
-          <w:sz w:val="21"/>
-          <w:szCs w:val="21"/>
-          <w:lang w:eastAsia="zh-CN"/>
-        </w:rPr>
-        <w:t>{%endif%}{% endfor%}</w:t>
+        <w:t>本次检测基于DNA对样本进行检测。</w:t>
       </w:r>
     </w:p>
     <w:p>
@@ -11823,8 +11891,6 @@
                 </w14:textFill>
               </w:rPr>
             </w:pPr>
-            <w:bookmarkStart w:id="48" w:name="_GoBack"/>
-            <w:bookmarkEnd w:id="48"/>
             <w:r>
               <w:rPr>
                 <w:rFonts w:hint="eastAsia" w:ascii="微软雅黑" w:hAnsi="微软雅黑" w:eastAsia="微软雅黑" w:cs="微软雅黑"/>
@@ -14091,7 +14157,7 @@
           </mc:Choice>
           <mc:Fallback>
             <w:pict>
-              <v:group id="_x0000_s1026" o:spid="_x0000_s1026" o:spt="203" style="position:absolute;left:0pt;margin-left:-47.25pt;margin-top:-45.15pt;height:468.4pt;width:239.4pt;z-index:251666432;mso-width-relative:page;mso-height-relative:page;" coordorigin="3698,805112" coordsize="4788,9368" o:gfxdata="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">
+              <v:group id="_x0000_s1026" o:spid="_x0000_s1026" o:spt="203" style="position:absolute;left:0pt;margin-left:-47.25pt;margin-top:-45.15pt;height:468.4pt;width:239.4pt;z-index:251666432;mso-width-relative:page;mso-height-relative:page;" coordorigin="3698,805112" coordsize="4788,9368" o:gfxdata="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">
                 <o:lock v:ext="edit" aspectratio="f"/>
                 <v:shape id="_x0000_s1026" o:spid="_x0000_s1026" o:spt="202" type="#_x0000_t202" style="position:absolute;left:3698;top:805112;height:9369;width:4788;" fillcolor="#FFFFFF [3201]" filled="t" stroked="f" coordsize="21600,21600" o:gfxdata="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">
                   <v:fill on="t" focussize="0,0"/>
@@ -16088,7 +16154,7 @@
                     </w:txbxContent>
                   </v:textbox>
                 </v:shape>
-                <v:shape id="图片 25" o:spid="_x0000_s1026" o:spt="75" type="#_x0000_t75" style="position:absolute;left:6851;top:809759;height:1098;width:1098;" filled="f" o:preferrelative="t" stroked="f" coordsize="21600,21600" o:gfxdata="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">
+                <v:shape id="图片 25" o:spid="_x0000_s1026" o:spt="75" type="#_x0000_t75" style="position:absolute;left:6851;top:809759;height:1098;width:1098;" filled="f" o:preferrelative="t" stroked="f" coordsize="21600,21600" o:gfxdata="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">
                   <v:fill on="f" focussize="0,0"/>
                   <v:stroke on="f"/>
                   <v:imagedata r:id="rId17" o:title=""/>

--- a/WebContent/docx/KRAS_NRAS_BRAF基因报告-明理.docx
+++ b/WebContent/docx/KRAS_NRAS_BRAF基因报告-明理.docx
@@ -1197,14 +1197,14 @@
           <w:lang w:val="en-US" w:eastAsia="zh-CN"/>
         </w:rPr>
       </w:pPr>
-      <w:bookmarkStart w:id="1" w:name="_Toc982"/>
-      <w:bookmarkStart w:id="2" w:name="_Toc21009_WPSOffice_Level1"/>
-      <w:bookmarkStart w:id="3" w:name="_Toc24178_WPSOffice_Level1"/>
-      <w:bookmarkStart w:id="4" w:name="_Toc3619"/>
-      <w:bookmarkStart w:id="5" w:name="_Toc21669"/>
-      <w:bookmarkStart w:id="6" w:name="_Toc13806"/>
-      <w:bookmarkStart w:id="7" w:name="_Toc30143_WPSOffice_Level1"/>
-      <w:bookmarkStart w:id="8" w:name="_Toc6008"/>
+      <w:bookmarkStart w:id="1" w:name="_Toc24178_WPSOffice_Level1"/>
+      <w:bookmarkStart w:id="2" w:name="_Toc30143_WPSOffice_Level1"/>
+      <w:bookmarkStart w:id="3" w:name="_Toc21669"/>
+      <w:bookmarkStart w:id="4" w:name="_Toc982"/>
+      <w:bookmarkStart w:id="5" w:name="_Toc13806"/>
+      <w:bookmarkStart w:id="6" w:name="_Toc3619"/>
+      <w:bookmarkStart w:id="7" w:name="_Toc6008"/>
+      <w:bookmarkStart w:id="8" w:name="_Toc21009_WPSOffice_Level1"/>
       <w:bookmarkStart w:id="9" w:name="_Toc8798"/>
       <w:r>
         <w:rPr>
@@ -1849,14 +1849,14 @@
           <w:lang w:val="en-US" w:eastAsia="zh-CN"/>
         </w:rPr>
       </w:pPr>
-      <w:bookmarkStart w:id="10" w:name="_Toc15327"/>
+      <w:bookmarkStart w:id="10" w:name="_Toc18062_WPSOffice_Level1"/>
       <w:bookmarkStart w:id="11" w:name="_Toc20068"/>
-      <w:bookmarkStart w:id="12" w:name="_Toc7021_WPSOffice_Level1"/>
-      <w:bookmarkStart w:id="13" w:name="_Toc11015_WPSOffice_Level1"/>
-      <w:bookmarkStart w:id="14" w:name="_Toc27031"/>
-      <w:bookmarkStart w:id="15" w:name="_Toc26731"/>
-      <w:bookmarkStart w:id="16" w:name="_Toc18062_WPSOffice_Level1"/>
-      <w:bookmarkStart w:id="17" w:name="_Toc17451"/>
+      <w:bookmarkStart w:id="12" w:name="_Toc17451"/>
+      <w:bookmarkStart w:id="13" w:name="_Toc27031"/>
+      <w:bookmarkStart w:id="14" w:name="_Toc7021_WPSOffice_Level1"/>
+      <w:bookmarkStart w:id="15" w:name="_Toc11015_WPSOffice_Level1"/>
+      <w:bookmarkStart w:id="16" w:name="_Toc15327"/>
+      <w:bookmarkStart w:id="17" w:name="_Toc26731"/>
       <w:bookmarkStart w:id="18" w:name="_Toc3823"/>
       <w:r>
         <w:rPr>
@@ -1992,9 +1992,9 @@
                 <w:lang w:eastAsia="en-US"/>
               </w:rPr>
             </w:pPr>
-            <w:bookmarkStart w:id="20" w:name="_Toc28125"/>
+            <w:bookmarkStart w:id="20" w:name="_Toc149837255"/>
             <w:bookmarkStart w:id="21" w:name="_Toc21059"/>
-            <w:bookmarkStart w:id="22" w:name="_Toc149837255"/>
+            <w:bookmarkStart w:id="22" w:name="_Toc28125"/>
             <w:r>
               <w:rPr>
                 <w:rFonts w:hint="eastAsia" w:ascii="Times New Roman" w:hAnsi="Times New Roman" w:eastAsia="微软雅黑" w:cs="微软雅黑"/>
@@ -3134,12 +3134,12 @@
         </w:rPr>
         <w:br w:type="page"/>
       </w:r>
-      <w:bookmarkStart w:id="23" w:name="_Toc18013"/>
-      <w:bookmarkStart w:id="24" w:name="_Toc19898_WPSOffice_Level1"/>
-      <w:bookmarkStart w:id="25" w:name="_Toc24235"/>
-      <w:bookmarkStart w:id="26" w:name="_Toc2781"/>
-      <w:bookmarkStart w:id="27" w:name="_Toc22132"/>
-      <w:bookmarkStart w:id="28" w:name="_Toc20136_WPSOffice_Level1"/>
+      <w:bookmarkStart w:id="23" w:name="_Toc24235"/>
+      <w:bookmarkStart w:id="24" w:name="_Toc2781"/>
+      <w:bookmarkStart w:id="25" w:name="_Toc22132"/>
+      <w:bookmarkStart w:id="26" w:name="_Toc19898_WPSOffice_Level1"/>
+      <w:bookmarkStart w:id="27" w:name="_Toc20136_WPSOffice_Level1"/>
+      <w:bookmarkStart w:id="28" w:name="_Toc18013"/>
     </w:p>
     <w:bookmarkEnd w:id="18"/>
     <w:bookmarkEnd w:id="19"/>
@@ -3168,18 +3168,18 @@
         </w:rPr>
       </w:pPr>
       <w:bookmarkStart w:id="29" w:name="_Toc149837264"/>
-      <w:bookmarkStart w:id="30" w:name="_Toc22658"/>
-      <w:bookmarkStart w:id="31" w:name="_Toc13196_WPSOffice_Level1"/>
-      <w:bookmarkStart w:id="32" w:name="_Toc21764_WPSOffice_Level1"/>
-      <w:bookmarkStart w:id="33" w:name="_Toc12505"/>
+      <w:bookmarkStart w:id="30" w:name="_Toc13196_WPSOffice_Level1"/>
+      <w:bookmarkStart w:id="31" w:name="_Toc1707_WPSOffice_Level1"/>
+      <w:bookmarkStart w:id="32" w:name="_Toc22658"/>
+      <w:bookmarkStart w:id="33" w:name="_Toc21764_WPSOffice_Level1"/>
       <w:bookmarkStart w:id="34" w:name="_Toc28240"/>
-      <w:bookmarkStart w:id="35" w:name="_Toc1707_WPSOffice_Level1"/>
-      <w:bookmarkStart w:id="36" w:name="_Toc16594"/>
-      <w:bookmarkStart w:id="37" w:name="_Toc27302"/>
-      <w:bookmarkStart w:id="38" w:name="_Toc2409"/>
-      <w:bookmarkStart w:id="39" w:name="_Toc32304"/>
+      <w:bookmarkStart w:id="35" w:name="_Toc12505"/>
+      <w:bookmarkStart w:id="36" w:name="_Toc2409"/>
+      <w:bookmarkStart w:id="37" w:name="_Toc16594"/>
+      <w:bookmarkStart w:id="38" w:name="_Toc27302"/>
+      <w:bookmarkStart w:id="39" w:name="_Toc15114"/>
       <w:bookmarkStart w:id="40" w:name="_Toc26868"/>
-      <w:bookmarkStart w:id="41" w:name="_Toc15114"/>
+      <w:bookmarkStart w:id="41" w:name="_Toc32304"/>
       <w:bookmarkStart w:id="42" w:name="_Toc3044"/>
       <w:bookmarkStart w:id="43" w:name="_Toc28454_WPSOffice_Level1"/>
       <w:bookmarkStart w:id="44" w:name="_Toc26985_WPSOffice_Level1"/>
@@ -11318,7 +11318,6 @@
                 <w:lang w:eastAsia="zh-CN"/>
               </w:rPr>
             </w:pPr>
-            <w:bookmarkStart w:id="48" w:name="_GoBack" w:colFirst="0" w:colLast="3"/>
             <w:r>
               <w:rPr>
                 <w:rFonts w:hint="default" w:ascii="Times New Roman" w:hAnsi="Times New Roman" w:eastAsia="思源黑体 CN Medium" w:cs="Times New Roman"/>
@@ -11579,7 +11578,6 @@
           </w:p>
         </w:tc>
       </w:tr>
-      <w:bookmarkEnd w:id="48"/>
     </w:tbl>
     <w:p>
       <w:pPr>
@@ -11770,6 +11768,1653 @@
           <w:lang w:eastAsia="zh-CN"/>
         </w:rPr>
         <w:t>{%endif%}{% endfor%}</w:t>
+      </w:r>
+    </w:p>
+    <w:p>
+      <w:pPr>
+        <w:rPr>
+          <w:rFonts w:hint="default" w:ascii="Times New Roman" w:hAnsi="Times New Roman" w:eastAsia="思源黑体 CN Medium" w:cs="Times New Roman"/>
+          <w:bCs/>
+          <w:sz w:val="21"/>
+          <w:szCs w:val="21"/>
+          <w:lang w:eastAsia="zh-CN"/>
+        </w:rPr>
+      </w:pPr>
+      <w:r>
+        <w:rPr>
+          <w:rFonts w:hint="default" w:ascii="Times New Roman" w:hAnsi="Times New Roman" w:eastAsia="思源黑体 CN Medium" w:cs="Times New Roman"/>
+          <w:bCs/>
+          <w:sz w:val="21"/>
+          <w:szCs w:val="21"/>
+          <w:lang w:eastAsia="zh-CN"/>
+        </w:rPr>
+        <w:br w:type="page"/>
+      </w:r>
+    </w:p>
+    <w:p>
+      <w:pPr>
+        <w:outlineLvl w:val="1"/>
+        <w:rPr>
+          <w:rFonts w:hint="default" w:ascii="Times New Roman" w:hAnsi="Times New Roman" w:eastAsia="思源黑体 CN Medium" w:cs="Times New Roman"/>
+          <w:b/>
+          <w:bCs/>
+          <w:color w:val="1250A1"/>
+          <w:sz w:val="32"/>
+          <w:szCs w:val="32"/>
+          <w:lang w:val="en-US" w:eastAsia="zh-CN"/>
+        </w:rPr>
+      </w:pPr>
+      <w:r>
+        <w:rPr>
+          <w:rFonts w:hint="eastAsia" w:ascii="Times New Roman" w:hAnsi="Times New Roman" w:eastAsia="思源黑体 CN Medium" w:cs="Times New Roman"/>
+          <w:b/>
+          <w:bCs/>
+          <w:color w:val="1250A1"/>
+          <w:sz w:val="32"/>
+          <w:szCs w:val="32"/>
+          <w:lang w:val="en-US" w:eastAsia="zh-CN"/>
+        </w:rPr>
+        <w:t>参考文献</w:t>
+      </w:r>
+    </w:p>
+    <w:p>
+      <w:pPr>
+        <w:widowControl/>
+        <w:adjustRightInd w:val="0"/>
+        <w:snapToGrid w:val="0"/>
+        <w:spacing w:after="120" w:afterLines="50"/>
+        <w:jc w:val="both"/>
+        <w:rPr>
+          <w:rFonts w:ascii="Times New Roman" w:hAnsi="Times New Roman" w:eastAsia="微软雅黑" w:cs="Times New Roman"/>
+          <w:spacing w:val="-1"/>
+          <w:sz w:val="15"/>
+          <w:szCs w:val="15"/>
+          <w:lang w:eastAsia="zh-CN"/>
+        </w:rPr>
+      </w:pPr>
+      <w:r>
+        <w:rPr>
+          <w:rFonts w:ascii="Times New Roman" w:hAnsi="Times New Roman" w:eastAsia="微软雅黑" w:cs="Times New Roman"/>
+          <w:sz w:val="15"/>
+          <w:szCs w:val="15"/>
+        </w:rPr>
+        <w:t xml:space="preserve">Van Cutsem E, Hujberts S, Grothey A, et al. Binimetinib, Encorafenib, and Cetuximab Triplet Therapy for Patients With BRAF V600E-Mutant Metastatic Colorectal Cancer: Safety Lead-In Results From the Phase III BEACON Colorectal Cancer Study. J Clin Oncol. 2019;37(17):1460-1469. </w:t>
+      </w:r>
+      <w:r>
+        <w:rPr>
+          <w:rFonts w:ascii="Times New Roman" w:hAnsi="Times New Roman" w:cs="Times New Roman"/>
+          <w:sz w:val="15"/>
+          <w:szCs w:val="15"/>
+          <w:lang w:eastAsia="zh-CN"/>
+        </w:rPr>
+        <w:t>[</w:t>
+      </w:r>
+      <w:r>
+        <w:rPr>
+          <w:rFonts w:ascii="Times New Roman" w:hAnsi="Times New Roman" w:eastAsia="微软雅黑" w:cs="Times New Roman"/>
+          <w:sz w:val="15"/>
+          <w:szCs w:val="15"/>
+        </w:rPr>
+        <w:t>PMID:</w:t>
+      </w:r>
+      <w:r>
+        <w:rPr>
+          <w:rFonts w:hint="eastAsia" w:ascii="Times New Roman" w:hAnsi="Times New Roman" w:eastAsia="微软雅黑" w:cs="Times New Roman"/>
+          <w:sz w:val="15"/>
+          <w:szCs w:val="15"/>
+          <w:lang w:eastAsia="zh-CN"/>
+        </w:rPr>
+        <w:t xml:space="preserve"> </w:t>
+      </w:r>
+      <w:r>
+        <w:rPr>
+          <w:rFonts w:ascii="Times New Roman" w:hAnsi="Times New Roman" w:eastAsia="微软雅黑" w:cs="Times New Roman"/>
+          <w:sz w:val="15"/>
+          <w:szCs w:val="15"/>
+        </w:rPr>
+        <w:t>30892987</w:t>
+      </w:r>
+      <w:r>
+        <w:rPr>
+          <w:rFonts w:ascii="Times New Roman" w:hAnsi="Times New Roman" w:eastAsia="微软雅黑" w:cs="Times New Roman"/>
+          <w:sz w:val="15"/>
+          <w:szCs w:val="15"/>
+          <w:lang w:eastAsia="zh-CN"/>
+        </w:rPr>
+        <w:t>]</w:t>
+      </w:r>
+    </w:p>
+    <w:p>
+      <w:pPr>
+        <w:widowControl/>
+        <w:adjustRightInd w:val="0"/>
+        <w:snapToGrid w:val="0"/>
+        <w:spacing w:after="120" w:afterLines="50"/>
+        <w:jc w:val="both"/>
+        <w:rPr>
+          <w:rFonts w:ascii="Times New Roman" w:hAnsi="Times New Roman" w:eastAsia="微软雅黑" w:cs="Times New Roman"/>
+          <w:spacing w:val="-1"/>
+          <w:sz w:val="15"/>
+          <w:szCs w:val="15"/>
+          <w:lang w:eastAsia="zh-CN"/>
+        </w:rPr>
+      </w:pPr>
+      <w:r>
+        <w:rPr>
+          <w:rFonts w:ascii="Times New Roman" w:hAnsi="Times New Roman" w:eastAsia="微软雅黑" w:cs="Times New Roman"/>
+          <w:sz w:val="15"/>
+          <w:szCs w:val="15"/>
+        </w:rPr>
+        <w:t xml:space="preserve">Kopetz S, Grothey A, Yaeger R, et al. Encorafenib, Binimetinib, and Cetuximab in BRAF V600E-Mutated Colorectal Cancer. N Engl J Med. 2019;381(17):1632-1643. </w:t>
+      </w:r>
+      <w:r>
+        <w:rPr>
+          <w:rFonts w:ascii="Times New Roman" w:hAnsi="Times New Roman" w:eastAsia="微软雅黑" w:cs="Times New Roman"/>
+          <w:sz w:val="15"/>
+          <w:szCs w:val="15"/>
+          <w:lang w:eastAsia="zh-CN"/>
+        </w:rPr>
+        <w:t>[</w:t>
+      </w:r>
+      <w:r>
+        <w:rPr>
+          <w:rFonts w:ascii="Times New Roman" w:hAnsi="Times New Roman" w:eastAsia="微软雅黑" w:cs="Times New Roman"/>
+          <w:sz w:val="15"/>
+          <w:szCs w:val="15"/>
+        </w:rPr>
+        <w:t>PMID:</w:t>
+      </w:r>
+      <w:r>
+        <w:rPr>
+          <w:rFonts w:hint="eastAsia" w:ascii="Times New Roman" w:hAnsi="Times New Roman" w:eastAsia="微软雅黑" w:cs="Times New Roman"/>
+          <w:sz w:val="15"/>
+          <w:szCs w:val="15"/>
+          <w:lang w:eastAsia="zh-CN"/>
+        </w:rPr>
+        <w:t xml:space="preserve"> </w:t>
+      </w:r>
+      <w:r>
+        <w:rPr>
+          <w:rFonts w:ascii="Times New Roman" w:hAnsi="Times New Roman" w:eastAsia="微软雅黑" w:cs="Times New Roman"/>
+          <w:sz w:val="15"/>
+          <w:szCs w:val="15"/>
+        </w:rPr>
+        <w:t>31566309</w:t>
+      </w:r>
+      <w:r>
+        <w:rPr>
+          <w:rFonts w:ascii="Times New Roman" w:hAnsi="Times New Roman" w:eastAsia="微软雅黑" w:cs="Times New Roman"/>
+          <w:sz w:val="15"/>
+          <w:szCs w:val="15"/>
+          <w:lang w:eastAsia="zh-CN"/>
+        </w:rPr>
+        <w:t>]</w:t>
+      </w:r>
+    </w:p>
+    <w:p>
+      <w:pPr>
+        <w:widowControl/>
+        <w:adjustRightInd w:val="0"/>
+        <w:snapToGrid w:val="0"/>
+        <w:spacing w:after="120" w:afterLines="50"/>
+        <w:jc w:val="both"/>
+        <w:rPr>
+          <w:rFonts w:ascii="Times New Roman" w:hAnsi="Times New Roman" w:eastAsia="微软雅黑" w:cs="Times New Roman"/>
+          <w:sz w:val="15"/>
+          <w:szCs w:val="15"/>
+          <w:lang w:eastAsia="zh-CN"/>
+        </w:rPr>
+      </w:pPr>
+      <w:r>
+        <w:rPr>
+          <w:rFonts w:ascii="Times New Roman" w:hAnsi="Times New Roman" w:eastAsia="微软雅黑" w:cs="Times New Roman"/>
+          <w:sz w:val="15"/>
+          <w:szCs w:val="15"/>
+        </w:rPr>
+        <w:t xml:space="preserve">Kopetz S, Grothey A, Van CutsemE, </w:t>
+      </w:r>
+      <w:r>
+        <w:rPr>
+          <w:rFonts w:ascii="Times New Roman" w:hAnsi="Times New Roman" w:eastAsia="微软雅黑" w:cs="Times New Roman"/>
+          <w:sz w:val="15"/>
+          <w:szCs w:val="15"/>
+          <w:lang w:eastAsia="zh-CN"/>
+        </w:rPr>
+        <w:t>e</w:t>
+      </w:r>
+      <w:r>
+        <w:rPr>
+          <w:rFonts w:ascii="Times New Roman" w:hAnsi="Times New Roman" w:eastAsia="微软雅黑" w:cs="Times New Roman"/>
+          <w:sz w:val="15"/>
+          <w:szCs w:val="15"/>
+        </w:rPr>
+        <w:t>t al. Encorafenib plus cetuximab with or without binimetinib for BRAF V600E-mutant metastatic colorectal cancer: Quality-of-life results from a randomized, three-arm, phase III study versus the choice of either irinotecan or FOLFIRI plus cetuximab (BEACON CRC). J Clin Oncol</w:t>
+      </w:r>
+      <w:r>
+        <w:rPr>
+          <w:rFonts w:ascii="Times New Roman" w:hAnsi="Times New Roman" w:eastAsia="微软雅黑" w:cs="Times New Roman"/>
+          <w:sz w:val="15"/>
+          <w:szCs w:val="15"/>
+          <w:lang w:eastAsia="zh-CN"/>
+        </w:rPr>
+        <w:t>.</w:t>
+      </w:r>
+      <w:r>
+        <w:rPr>
+          <w:rFonts w:ascii="Times New Roman" w:hAnsi="Times New Roman" w:eastAsia="微软雅黑" w:cs="Times New Roman"/>
+          <w:sz w:val="15"/>
+          <w:szCs w:val="15"/>
+        </w:rPr>
+        <w:t xml:space="preserve"> 2020;38(suppl 4</w:t>
+      </w:r>
+      <w:r>
+        <w:rPr>
+          <w:rFonts w:ascii="Times New Roman" w:hAnsi="Times New Roman" w:eastAsia="微软雅黑" w:cs="Times New Roman"/>
+          <w:sz w:val="15"/>
+          <w:szCs w:val="15"/>
+          <w:lang w:eastAsia="zh-CN"/>
+        </w:rPr>
+        <w:t>):</w:t>
+      </w:r>
+      <w:r>
+        <w:rPr>
+          <w:rFonts w:ascii="Times New Roman" w:hAnsi="Times New Roman" w:eastAsia="微软雅黑" w:cs="Times New Roman"/>
+          <w:sz w:val="15"/>
+          <w:szCs w:val="15"/>
+        </w:rPr>
+        <w:t xml:space="preserve"> abstr 8</w:t>
+      </w:r>
+      <w:r>
+        <w:rPr>
+          <w:rFonts w:ascii="Times New Roman" w:hAnsi="Times New Roman" w:eastAsia="微软雅黑" w:cs="Times New Roman"/>
+          <w:sz w:val="15"/>
+          <w:szCs w:val="15"/>
+          <w:lang w:eastAsia="zh-CN"/>
+        </w:rPr>
+        <w:t>.</w:t>
+      </w:r>
+    </w:p>
+    <w:p>
+      <w:pPr>
+        <w:widowControl/>
+        <w:adjustRightInd w:val="0"/>
+        <w:snapToGrid w:val="0"/>
+        <w:spacing w:after="120" w:afterLines="50"/>
+        <w:jc w:val="both"/>
+        <w:rPr>
+          <w:rFonts w:ascii="Times New Roman" w:hAnsi="Times New Roman" w:cs="Times New Roman"/>
+          <w:sz w:val="15"/>
+          <w:szCs w:val="15"/>
+          <w:lang w:eastAsia="zh-CN"/>
+        </w:rPr>
+      </w:pPr>
+      <w:r>
+        <w:rPr>
+          <w:rFonts w:hint="eastAsia" w:ascii="Times New Roman" w:hAnsi="Times New Roman" w:cs="Times New Roman"/>
+          <w:sz w:val="15"/>
+          <w:szCs w:val="15"/>
+        </w:rPr>
+        <w:t>Kopetz S,</w:t>
+      </w:r>
+      <w:r>
+        <w:rPr>
+          <w:rFonts w:hint="eastAsia" w:ascii="Times New Roman" w:hAnsi="Times New Roman" w:cs="Times New Roman"/>
+          <w:sz w:val="15"/>
+          <w:szCs w:val="15"/>
+          <w:lang w:eastAsia="zh-CN"/>
+        </w:rPr>
+        <w:t xml:space="preserve"> </w:t>
+      </w:r>
+      <w:r>
+        <w:rPr>
+          <w:rFonts w:hint="eastAsia" w:ascii="Times New Roman" w:hAnsi="Times New Roman" w:cs="Times New Roman"/>
+          <w:sz w:val="15"/>
+          <w:szCs w:val="15"/>
+        </w:rPr>
+        <w:t>Mcdonough S L,</w:t>
+      </w:r>
+      <w:r>
+        <w:rPr>
+          <w:rFonts w:hint="eastAsia" w:ascii="Times New Roman" w:hAnsi="Times New Roman" w:cs="Times New Roman"/>
+          <w:sz w:val="15"/>
+          <w:szCs w:val="15"/>
+          <w:lang w:eastAsia="zh-CN"/>
+        </w:rPr>
+        <w:t xml:space="preserve"> </w:t>
+      </w:r>
+      <w:r>
+        <w:rPr>
+          <w:rFonts w:hint="eastAsia" w:ascii="Times New Roman" w:hAnsi="Times New Roman" w:cs="Times New Roman"/>
+          <w:sz w:val="15"/>
+          <w:szCs w:val="15"/>
+        </w:rPr>
+        <w:t xml:space="preserve">Morris V K, et al. Randomized trial of </w:t>
+      </w:r>
+      <w:r>
+        <w:rPr>
+          <w:rFonts w:hint="eastAsia" w:ascii="Times New Roman" w:hAnsi="Times New Roman" w:cs="Times New Roman"/>
+          <w:sz w:val="15"/>
+          <w:szCs w:val="15"/>
+          <w:lang w:eastAsia="zh-CN"/>
+        </w:rPr>
+        <w:t>I</w:t>
+      </w:r>
+      <w:r>
+        <w:rPr>
+          <w:rFonts w:hint="eastAsia" w:ascii="Times New Roman" w:hAnsi="Times New Roman" w:cs="Times New Roman"/>
+          <w:sz w:val="15"/>
+          <w:szCs w:val="15"/>
+        </w:rPr>
+        <w:t xml:space="preserve">rinotecan and </w:t>
+      </w:r>
+      <w:r>
+        <w:rPr>
+          <w:rFonts w:hint="eastAsia" w:ascii="Times New Roman" w:hAnsi="Times New Roman" w:cs="Times New Roman"/>
+          <w:sz w:val="15"/>
+          <w:szCs w:val="15"/>
+          <w:lang w:eastAsia="zh-CN"/>
+        </w:rPr>
+        <w:t>C</w:t>
+      </w:r>
+      <w:r>
+        <w:rPr>
+          <w:rFonts w:hint="eastAsia" w:ascii="Times New Roman" w:hAnsi="Times New Roman" w:cs="Times New Roman"/>
+          <w:sz w:val="15"/>
+          <w:szCs w:val="15"/>
+        </w:rPr>
+        <w:t xml:space="preserve">etuximab with or without </w:t>
+      </w:r>
+      <w:r>
+        <w:rPr>
+          <w:rFonts w:hint="eastAsia" w:ascii="Times New Roman" w:hAnsi="Times New Roman" w:cs="Times New Roman"/>
+          <w:sz w:val="15"/>
+          <w:szCs w:val="15"/>
+          <w:lang w:eastAsia="zh-CN"/>
+        </w:rPr>
+        <w:t>V</w:t>
+      </w:r>
+      <w:r>
+        <w:rPr>
+          <w:rFonts w:hint="eastAsia" w:ascii="Times New Roman" w:hAnsi="Times New Roman" w:cs="Times New Roman"/>
+          <w:sz w:val="15"/>
+          <w:szCs w:val="15"/>
+        </w:rPr>
+        <w:t>emurafenib in BRAF-mutant metastatic colorectal cancer (SWOG 1406).[J]. Journal of Clinical Oncology, 2017, 35(4_suppl):520-520.</w:t>
+      </w:r>
+      <w:r>
+        <w:rPr>
+          <w:rFonts w:hint="eastAsia" w:ascii="Times New Roman" w:hAnsi="Times New Roman" w:cs="Times New Roman"/>
+          <w:sz w:val="15"/>
+          <w:szCs w:val="15"/>
+          <w:lang w:eastAsia="zh-CN"/>
+        </w:rPr>
+        <w:t xml:space="preserve"> [PMID: 33356422]</w:t>
+      </w:r>
+    </w:p>
+    <w:p>
+      <w:pPr>
+        <w:pStyle w:val="32"/>
+        <w:adjustRightInd w:val="0"/>
+        <w:snapToGrid w:val="0"/>
+        <w:spacing w:after="120" w:afterLines="50"/>
+        <w:ind w:firstLine="0" w:firstLineChars="0"/>
+        <w:jc w:val="both"/>
+        <w:rPr>
+          <w:rFonts w:ascii="Times New Roman" w:hAnsi="Times New Roman" w:eastAsia="微软雅黑" w:cs="Times New Roman"/>
+          <w:spacing w:val="-1"/>
+          <w:sz w:val="15"/>
+          <w:szCs w:val="15"/>
+          <w:lang w:eastAsia="zh-CN"/>
+        </w:rPr>
+      </w:pPr>
+      <w:r>
+        <w:rPr>
+          <w:rFonts w:ascii="Times New Roman" w:hAnsi="Times New Roman" w:eastAsia="微软雅黑" w:cs="Times New Roman"/>
+          <w:spacing w:val="-1"/>
+          <w:sz w:val="15"/>
+          <w:szCs w:val="15"/>
+          <w:lang w:eastAsia="zh-CN"/>
+        </w:rPr>
+        <w:t>Hyman DM, Puzanov I, Subbiah V, et al. Vemurafenib in Multiple Nonmelanoma Cancers with BRAF V600 Mutations. N Engl J Med. 2015;373(8):726-36. [PMID: 26287849]</w:t>
+      </w:r>
+    </w:p>
+    <w:p>
+      <w:pPr>
+        <w:adjustRightInd w:val="0"/>
+        <w:snapToGrid w:val="0"/>
+        <w:spacing w:after="120" w:afterLines="50"/>
+        <w:jc w:val="both"/>
+        <w:rPr>
+          <w:rFonts w:ascii="Times New Roman" w:hAnsi="Times New Roman" w:eastAsia="微软雅黑" w:cs="Times New Roman"/>
+          <w:spacing w:val="-1"/>
+          <w:sz w:val="15"/>
+          <w:szCs w:val="15"/>
+          <w:lang w:eastAsia="zh-CN"/>
+        </w:rPr>
+      </w:pPr>
+      <w:r>
+        <w:rPr>
+          <w:rFonts w:ascii="Times New Roman" w:hAnsi="Times New Roman" w:eastAsia="微软雅黑" w:cs="Times New Roman"/>
+          <w:spacing w:val="-1"/>
+          <w:sz w:val="15"/>
+          <w:szCs w:val="15"/>
+          <w:lang w:eastAsia="zh-CN"/>
+        </w:rPr>
+        <w:t>Pietrantonio F, Petrelli F, Coinu A, et al. Predictive role of BRAF mutations in patients with advanced colorectal cancer receiving cetuximab and panitumumab: a meta-analysis. Eur J Cancer. 2015;51(5):587-94. [PMID: 25673558]</w:t>
+      </w:r>
+    </w:p>
+    <w:p>
+      <w:pPr>
+        <w:widowControl/>
+        <w:adjustRightInd w:val="0"/>
+        <w:snapToGrid w:val="0"/>
+        <w:spacing w:after="120" w:afterLines="50"/>
+        <w:jc w:val="both"/>
+        <w:rPr>
+          <w:rFonts w:ascii="Times New Roman" w:hAnsi="Times New Roman" w:cs="Times New Roman"/>
+          <w:sz w:val="15"/>
+          <w:szCs w:val="15"/>
+          <w:lang w:eastAsia="zh-CN"/>
+        </w:rPr>
+      </w:pPr>
+      <w:r>
+        <w:rPr>
+          <w:rFonts w:hint="eastAsia" w:ascii="Times New Roman" w:hAnsi="Times New Roman" w:cs="Times New Roman"/>
+          <w:sz w:val="15"/>
+          <w:szCs w:val="15"/>
+          <w:lang w:eastAsia="zh-CN"/>
+        </w:rPr>
+        <w:t>Carrato A, Abad A, Massuti B, et al. First-line panitumumab plus FOLFOX4 or FOLFIRI in colorectal cancer with multiple or unresectable liver metastases: A randomised, phase II trial (PLANET-TTD)[J]. European Journal of Cancer, 2017, 81:191. [PMID: 28633089]</w:t>
+      </w:r>
+    </w:p>
+    <w:p>
+      <w:pPr>
+        <w:widowControl/>
+        <w:adjustRightInd w:val="0"/>
+        <w:snapToGrid w:val="0"/>
+        <w:spacing w:after="120" w:afterLines="50"/>
+        <w:jc w:val="both"/>
+        <w:rPr>
+          <w:rFonts w:ascii="Times New Roman" w:hAnsi="Times New Roman" w:cs="Times New Roman"/>
+          <w:sz w:val="15"/>
+          <w:szCs w:val="15"/>
+          <w:lang w:eastAsia="zh-CN"/>
+        </w:rPr>
+      </w:pPr>
+      <w:r>
+        <w:rPr>
+          <w:rFonts w:hint="eastAsia" w:ascii="Times New Roman" w:hAnsi="Times New Roman" w:cs="Times New Roman"/>
+          <w:sz w:val="15"/>
+          <w:szCs w:val="15"/>
+          <w:lang w:eastAsia="zh-CN"/>
+        </w:rPr>
+        <w:t>Helbling D, Borner M. Successful challenge with the fully human EGFR antibody panitumumab following an infusion reaction with the chimeric EGFR antibody cetuximab[J]. Annals of Oncology Official Journal of the European Society for Medical Oncology, 2007, 18(5):963. [PMID: 17488734]</w:t>
+      </w:r>
+    </w:p>
+    <w:p>
+      <w:pPr>
+        <w:adjustRightInd w:val="0"/>
+        <w:snapToGrid w:val="0"/>
+        <w:spacing w:after="120" w:afterLines="50"/>
+        <w:jc w:val="both"/>
+        <w:rPr>
+          <w:rFonts w:ascii="Times New Roman" w:hAnsi="Times New Roman" w:cs="Times New Roman"/>
+          <w:sz w:val="15"/>
+          <w:szCs w:val="15"/>
+          <w:shd w:val="clear" w:color="auto" w:fill="FFFFFF"/>
+          <w:lang w:eastAsia="zh-CN"/>
+        </w:rPr>
+      </w:pPr>
+      <w:r>
+        <w:rPr>
+          <w:rFonts w:ascii="Times New Roman" w:hAnsi="Times New Roman" w:cs="Times New Roman"/>
+          <w:sz w:val="15"/>
+          <w:szCs w:val="15"/>
+          <w:shd w:val="clear" w:color="auto" w:fill="FFFFFF"/>
+          <w:lang w:eastAsia="zh-CN"/>
+        </w:rPr>
+        <w:t>Lièvre A, Bachet J-B , Boige V, et al. KRAS mutations as an independent prognostic factor in patients with advanced colorectal cancer treated with cetuximab. J Clin Oncol. 2008;26(3):374-9. [</w:t>
+      </w:r>
+      <w:r>
+        <w:rPr>
+          <w:rFonts w:ascii="Times New Roman" w:hAnsi="Times New Roman" w:eastAsia="Segoe UI" w:cs="Times New Roman"/>
+          <w:sz w:val="15"/>
+          <w:szCs w:val="15"/>
+          <w:shd w:val="clear" w:color="auto" w:fill="FFFFFF"/>
+        </w:rPr>
+        <w:t>PMID:</w:t>
+      </w:r>
+      <w:r>
+        <w:rPr>
+          <w:rFonts w:hint="eastAsia" w:ascii="Times New Roman" w:hAnsi="Times New Roman" w:cs="Times New Roman"/>
+          <w:sz w:val="15"/>
+          <w:szCs w:val="15"/>
+          <w:shd w:val="clear" w:color="auto" w:fill="FFFFFF"/>
+          <w:lang w:eastAsia="zh-CN"/>
+        </w:rPr>
+        <w:t xml:space="preserve"> </w:t>
+      </w:r>
+      <w:r>
+        <w:rPr>
+          <w:rFonts w:ascii="Times New Roman" w:hAnsi="Times New Roman" w:eastAsia="Segoe UI" w:cs="Times New Roman"/>
+          <w:sz w:val="15"/>
+          <w:szCs w:val="15"/>
+          <w:shd w:val="clear" w:color="auto" w:fill="FFFFFF"/>
+        </w:rPr>
+        <w:t>18202412</w:t>
+      </w:r>
+      <w:r>
+        <w:rPr>
+          <w:rFonts w:ascii="Times New Roman" w:hAnsi="Times New Roman" w:cs="Times New Roman"/>
+          <w:sz w:val="15"/>
+          <w:szCs w:val="15"/>
+          <w:shd w:val="clear" w:color="auto" w:fill="FFFFFF"/>
+          <w:lang w:eastAsia="zh-CN"/>
+        </w:rPr>
+        <w:t xml:space="preserve">] </w:t>
+      </w:r>
+    </w:p>
+    <w:p>
+      <w:pPr>
+        <w:adjustRightInd w:val="0"/>
+        <w:snapToGrid w:val="0"/>
+        <w:spacing w:after="120" w:afterLines="50"/>
+        <w:jc w:val="both"/>
+        <w:rPr>
+          <w:rFonts w:ascii="Times New Roman" w:hAnsi="Times New Roman" w:cs="Times New Roman"/>
+          <w:sz w:val="15"/>
+          <w:szCs w:val="15"/>
+          <w:lang w:eastAsia="zh-CN"/>
+        </w:rPr>
+      </w:pPr>
+      <w:r>
+        <w:fldChar w:fldCharType="begin"/>
+      </w:r>
+      <w:r>
+        <w:instrText xml:space="preserve"> HYPERLINK "https://pubmed.ncbi.nlm.nih.gov/?term=Amado+RG&amp;cauthor_id=18316791" </w:instrText>
+      </w:r>
+      <w:r>
+        <w:fldChar w:fldCharType="separate"/>
+      </w:r>
+      <w:r>
+        <w:rPr>
+          <w:rStyle w:val="19"/>
+          <w:rFonts w:ascii="Times New Roman" w:hAnsi="Times New Roman" w:eastAsia="Segoe UI" w:cs="Times New Roman"/>
+          <w:color w:val="auto"/>
+          <w:sz w:val="15"/>
+          <w:szCs w:val="15"/>
+          <w:u w:val="none"/>
+          <w:shd w:val="clear" w:color="auto" w:fill="FFFFFF"/>
+        </w:rPr>
+        <w:t>Amado</w:t>
+      </w:r>
+      <w:r>
+        <w:rPr>
+          <w:rStyle w:val="19"/>
+          <w:rFonts w:ascii="Times New Roman" w:hAnsi="Times New Roman" w:eastAsia="Segoe UI" w:cs="Times New Roman"/>
+          <w:color w:val="auto"/>
+          <w:sz w:val="15"/>
+          <w:szCs w:val="15"/>
+          <w:u w:val="none"/>
+          <w:shd w:val="clear" w:color="auto" w:fill="FFFFFF"/>
+        </w:rPr>
+        <w:fldChar w:fldCharType="end"/>
+      </w:r>
+      <w:r>
+        <w:rPr>
+          <w:rFonts w:hint="eastAsia" w:ascii="Times New Roman" w:hAnsi="Times New Roman" w:cs="Times New Roman"/>
+          <w:sz w:val="15"/>
+          <w:szCs w:val="15"/>
+          <w:shd w:val="clear" w:color="auto" w:fill="FFFFFF"/>
+          <w:lang w:eastAsia="zh-CN"/>
+        </w:rPr>
+        <w:t xml:space="preserve"> </w:t>
+      </w:r>
+      <w:r>
+        <w:rPr>
+          <w:rStyle w:val="19"/>
+          <w:rFonts w:ascii="Times New Roman" w:hAnsi="Times New Roman" w:eastAsia="Segoe UI" w:cs="Times New Roman"/>
+          <w:color w:val="auto"/>
+          <w:sz w:val="15"/>
+          <w:szCs w:val="15"/>
+          <w:u w:val="none"/>
+          <w:shd w:val="clear" w:color="auto" w:fill="FFFFFF"/>
+        </w:rPr>
+        <w:t xml:space="preserve">RG </w:t>
+      </w:r>
+      <w:r>
+        <w:rPr>
+          <w:rFonts w:ascii="Times New Roman" w:hAnsi="Times New Roman" w:eastAsia="Segoe UI" w:cs="Times New Roman"/>
+          <w:sz w:val="15"/>
+          <w:szCs w:val="15"/>
+          <w:shd w:val="clear" w:color="auto" w:fill="FFFFFF"/>
+        </w:rPr>
+        <w:t>,</w:t>
+      </w:r>
+      <w:r>
+        <w:rPr>
+          <w:rFonts w:hint="eastAsia" w:ascii="Times New Roman" w:hAnsi="Times New Roman" w:cs="Times New Roman"/>
+          <w:sz w:val="15"/>
+          <w:szCs w:val="15"/>
+          <w:shd w:val="clear" w:color="auto" w:fill="FFFFFF"/>
+          <w:lang w:eastAsia="zh-CN"/>
+        </w:rPr>
+        <w:t xml:space="preserve"> </w:t>
+      </w:r>
+      <w:r>
+        <w:fldChar w:fldCharType="begin"/>
+      </w:r>
+      <w:r>
+        <w:instrText xml:space="preserve"> HYPERLINK "https://pubmed.ncbi.nlm.nih.gov/?term=Wolf+M&amp;cauthor_id=18316791" </w:instrText>
+      </w:r>
+      <w:r>
+        <w:fldChar w:fldCharType="separate"/>
+      </w:r>
+      <w:r>
+        <w:rPr>
+          <w:rStyle w:val="19"/>
+          <w:rFonts w:ascii="Times New Roman" w:hAnsi="Times New Roman" w:eastAsia="Segoe UI" w:cs="Times New Roman"/>
+          <w:color w:val="auto"/>
+          <w:sz w:val="15"/>
+          <w:szCs w:val="15"/>
+          <w:u w:val="none"/>
+          <w:shd w:val="clear" w:color="auto" w:fill="FFFFFF"/>
+        </w:rPr>
+        <w:t>Wolf</w:t>
+      </w:r>
+      <w:r>
+        <w:rPr>
+          <w:rStyle w:val="19"/>
+          <w:rFonts w:ascii="Times New Roman" w:hAnsi="Times New Roman" w:eastAsia="Segoe UI" w:cs="Times New Roman"/>
+          <w:color w:val="auto"/>
+          <w:sz w:val="15"/>
+          <w:szCs w:val="15"/>
+          <w:u w:val="none"/>
+          <w:shd w:val="clear" w:color="auto" w:fill="FFFFFF"/>
+        </w:rPr>
+        <w:fldChar w:fldCharType="end"/>
+      </w:r>
+      <w:r>
+        <w:rPr>
+          <w:rFonts w:ascii="Times New Roman" w:hAnsi="Times New Roman" w:cs="Times New Roman"/>
+          <w:sz w:val="15"/>
+          <w:szCs w:val="15"/>
+          <w:shd w:val="clear" w:color="auto" w:fill="FFFFFF"/>
+          <w:lang w:eastAsia="zh-CN"/>
+        </w:rPr>
+        <w:t xml:space="preserve"> M,</w:t>
+      </w:r>
+      <w:r>
+        <w:rPr>
+          <w:rFonts w:hint="eastAsia" w:ascii="Times New Roman" w:hAnsi="Times New Roman" w:cs="Times New Roman"/>
+          <w:sz w:val="15"/>
+          <w:szCs w:val="15"/>
+          <w:shd w:val="clear" w:color="auto" w:fill="FFFFFF"/>
+          <w:lang w:eastAsia="zh-CN"/>
+        </w:rPr>
+        <w:t xml:space="preserve"> </w:t>
+      </w:r>
+      <w:r>
+        <w:fldChar w:fldCharType="begin"/>
+      </w:r>
+      <w:r>
+        <w:instrText xml:space="preserve"> HYPERLINK "https://pubmed.ncbi.nlm.nih.gov/?term=Peeters+M&amp;cauthor_id=18316791" </w:instrText>
+      </w:r>
+      <w:r>
+        <w:fldChar w:fldCharType="separate"/>
+      </w:r>
+      <w:r>
+        <w:rPr>
+          <w:rStyle w:val="19"/>
+          <w:rFonts w:ascii="Times New Roman" w:hAnsi="Times New Roman" w:eastAsia="Segoe UI" w:cs="Times New Roman"/>
+          <w:color w:val="auto"/>
+          <w:sz w:val="15"/>
+          <w:szCs w:val="15"/>
+          <w:u w:val="none"/>
+          <w:shd w:val="clear" w:color="auto" w:fill="FFFFFF"/>
+        </w:rPr>
+        <w:t>Peeters</w:t>
+      </w:r>
+      <w:r>
+        <w:rPr>
+          <w:rStyle w:val="19"/>
+          <w:rFonts w:ascii="Times New Roman" w:hAnsi="Times New Roman" w:eastAsia="Segoe UI" w:cs="Times New Roman"/>
+          <w:color w:val="auto"/>
+          <w:sz w:val="15"/>
+          <w:szCs w:val="15"/>
+          <w:u w:val="none"/>
+          <w:shd w:val="clear" w:color="auto" w:fill="FFFFFF"/>
+        </w:rPr>
+        <w:fldChar w:fldCharType="end"/>
+      </w:r>
+      <w:r>
+        <w:rPr>
+          <w:rFonts w:ascii="Times New Roman" w:hAnsi="Times New Roman" w:cs="Times New Roman"/>
+          <w:sz w:val="15"/>
+          <w:szCs w:val="15"/>
+          <w:shd w:val="clear" w:color="auto" w:fill="FFFFFF"/>
+          <w:lang w:eastAsia="zh-CN"/>
+        </w:rPr>
+        <w:t xml:space="preserve"> </w:t>
+      </w:r>
+      <w:r>
+        <w:rPr>
+          <w:rStyle w:val="19"/>
+          <w:rFonts w:ascii="Times New Roman" w:hAnsi="Times New Roman" w:eastAsia="Segoe UI" w:cs="Times New Roman"/>
+          <w:color w:val="auto"/>
+          <w:sz w:val="15"/>
+          <w:szCs w:val="15"/>
+          <w:u w:val="none"/>
+          <w:shd w:val="clear" w:color="auto" w:fill="FFFFFF"/>
+        </w:rPr>
+        <w:t>M</w:t>
+      </w:r>
+      <w:r>
+        <w:rPr>
+          <w:rFonts w:ascii="Times New Roman" w:hAnsi="Times New Roman" w:eastAsia="Segoe UI" w:cs="Times New Roman"/>
+          <w:sz w:val="15"/>
+          <w:szCs w:val="15"/>
+          <w:shd w:val="clear" w:color="auto" w:fill="FFFFFF"/>
+        </w:rPr>
+        <w:t>,</w:t>
+      </w:r>
+      <w:r>
+        <w:rPr>
+          <w:rFonts w:ascii="Times New Roman" w:hAnsi="Times New Roman" w:cs="Times New Roman"/>
+          <w:sz w:val="15"/>
+          <w:szCs w:val="15"/>
+          <w:shd w:val="clear" w:color="auto" w:fill="FFFFFF"/>
+          <w:lang w:eastAsia="zh-CN"/>
+        </w:rPr>
+        <w:t xml:space="preserve"> et al. </w:t>
+      </w:r>
+      <w:r>
+        <w:rPr>
+          <w:rFonts w:ascii="Times New Roman" w:hAnsi="Times New Roman" w:cs="Times New Roman"/>
+          <w:sz w:val="15"/>
+          <w:szCs w:val="15"/>
+          <w:lang w:eastAsia="zh-CN"/>
+        </w:rPr>
+        <w:t>Wild-type KRAS is required for panitumumab efficacy in patients with metastatic colorectal cancer.</w:t>
+      </w:r>
+      <w:r>
+        <w:rPr>
+          <w:rFonts w:ascii="Times New Roman" w:hAnsi="Times New Roman" w:cs="Times New Roman"/>
+          <w:sz w:val="15"/>
+          <w:szCs w:val="15"/>
+          <w:shd w:val="clear" w:color="auto" w:fill="FFFFFF"/>
+          <w:lang w:eastAsia="zh-CN"/>
+        </w:rPr>
+        <w:t xml:space="preserve"> J Clin Oncol . 2008;26(10):1626-34. </w:t>
+      </w:r>
+      <w:r>
+        <w:rPr>
+          <w:rFonts w:ascii="Times New Roman" w:hAnsi="Times New Roman" w:cs="Times New Roman"/>
+          <w:sz w:val="15"/>
+          <w:szCs w:val="15"/>
+          <w:lang w:eastAsia="zh-CN"/>
+        </w:rPr>
+        <w:t>[</w:t>
+      </w:r>
+      <w:r>
+        <w:rPr>
+          <w:rFonts w:ascii="Times New Roman" w:hAnsi="Times New Roman" w:cs="Times New Roman"/>
+          <w:sz w:val="15"/>
+          <w:szCs w:val="15"/>
+        </w:rPr>
+        <w:t>PMID: 18316791</w:t>
+      </w:r>
+      <w:r>
+        <w:rPr>
+          <w:rFonts w:ascii="Times New Roman" w:hAnsi="Times New Roman" w:cs="Times New Roman"/>
+          <w:sz w:val="15"/>
+          <w:szCs w:val="15"/>
+          <w:lang w:eastAsia="zh-CN"/>
+        </w:rPr>
+        <w:t>]</w:t>
+      </w:r>
+    </w:p>
+    <w:p>
+      <w:pPr>
+        <w:adjustRightInd w:val="0"/>
+        <w:snapToGrid w:val="0"/>
+        <w:spacing w:after="120" w:afterLines="50"/>
+        <w:jc w:val="both"/>
+        <w:rPr>
+          <w:rFonts w:ascii="Times New Roman" w:hAnsi="Times New Roman" w:cs="Times New Roman"/>
+          <w:sz w:val="15"/>
+          <w:szCs w:val="15"/>
+        </w:rPr>
+      </w:pPr>
+      <w:r>
+        <w:fldChar w:fldCharType="begin"/>
+      </w:r>
+      <w:r>
+        <w:instrText xml:space="preserve"> HYPERLINK "https://www.ncbi.nlm.nih.gov/pubmed/?term=Shapiro%20JD%5BAuthor%5D&amp;cauthor=true&amp;cauthor_uid=30463680" </w:instrText>
+      </w:r>
+      <w:r>
+        <w:fldChar w:fldCharType="separate"/>
+      </w:r>
+      <w:r>
+        <w:rPr>
+          <w:rFonts w:ascii="Times New Roman" w:hAnsi="Times New Roman" w:cs="Times New Roman"/>
+          <w:sz w:val="15"/>
+          <w:szCs w:val="15"/>
+        </w:rPr>
+        <w:t>Shapiro JD</w:t>
+      </w:r>
+      <w:r>
+        <w:rPr>
+          <w:rFonts w:ascii="Times New Roman" w:hAnsi="Times New Roman" w:cs="Times New Roman"/>
+          <w:sz w:val="15"/>
+          <w:szCs w:val="15"/>
+        </w:rPr>
+        <w:fldChar w:fldCharType="end"/>
+      </w:r>
+      <w:r>
+        <w:rPr>
+          <w:rFonts w:ascii="Times New Roman" w:hAnsi="Times New Roman" w:cs="Times New Roman"/>
+          <w:sz w:val="15"/>
+          <w:szCs w:val="15"/>
+        </w:rPr>
+        <w:t>,</w:t>
+      </w:r>
+      <w:r>
+        <w:rPr>
+          <w:rFonts w:hint="eastAsia" w:ascii="Times New Roman" w:hAnsi="Times New Roman" w:cs="Times New Roman"/>
+          <w:sz w:val="15"/>
+          <w:szCs w:val="15"/>
+          <w:lang w:eastAsia="zh-CN"/>
+        </w:rPr>
+        <w:t xml:space="preserve"> </w:t>
+      </w:r>
+      <w:r>
+        <w:fldChar w:fldCharType="begin"/>
+      </w:r>
+      <w:r>
+        <w:instrText xml:space="preserve"> HYPERLINK "https://www.ncbi.nlm.nih.gov/pubmed/?term=Thavaneswaran%20S%5BAuthor%5D&amp;cauthor=true&amp;cauthor_uid=30463680" </w:instrText>
+      </w:r>
+      <w:r>
+        <w:fldChar w:fldCharType="separate"/>
+      </w:r>
+      <w:r>
+        <w:rPr>
+          <w:rFonts w:ascii="Times New Roman" w:hAnsi="Times New Roman" w:cs="Times New Roman"/>
+          <w:sz w:val="15"/>
+          <w:szCs w:val="15"/>
+        </w:rPr>
+        <w:t>Thavaneswaran S</w:t>
+      </w:r>
+      <w:r>
+        <w:rPr>
+          <w:rFonts w:ascii="Times New Roman" w:hAnsi="Times New Roman" w:cs="Times New Roman"/>
+          <w:sz w:val="15"/>
+          <w:szCs w:val="15"/>
+        </w:rPr>
+        <w:fldChar w:fldCharType="end"/>
+      </w:r>
+      <w:r>
+        <w:rPr>
+          <w:rFonts w:ascii="Times New Roman" w:hAnsi="Times New Roman" w:cs="Times New Roman"/>
+          <w:sz w:val="15"/>
+          <w:szCs w:val="15"/>
+        </w:rPr>
+        <w:t>,</w:t>
+      </w:r>
+      <w:r>
+        <w:rPr>
+          <w:rFonts w:hint="eastAsia" w:ascii="Times New Roman" w:hAnsi="Times New Roman" w:cs="Times New Roman"/>
+          <w:sz w:val="15"/>
+          <w:szCs w:val="15"/>
+          <w:lang w:eastAsia="zh-CN"/>
+        </w:rPr>
+        <w:t xml:space="preserve"> </w:t>
+      </w:r>
+      <w:r>
+        <w:fldChar w:fldCharType="begin"/>
+      </w:r>
+      <w:r>
+        <w:instrText xml:space="preserve"> HYPERLINK "https://www.ncbi.nlm.nih.gov/pubmed/?term=Underhill%20CR%5BAuthor%5D&amp;cauthor=true&amp;cauthor_uid=30463680" </w:instrText>
+      </w:r>
+      <w:r>
+        <w:fldChar w:fldCharType="separate"/>
+      </w:r>
+      <w:r>
+        <w:rPr>
+          <w:rFonts w:ascii="Times New Roman" w:hAnsi="Times New Roman" w:cs="Times New Roman"/>
+          <w:sz w:val="15"/>
+          <w:szCs w:val="15"/>
+        </w:rPr>
+        <w:t>Underhill CR</w:t>
+      </w:r>
+      <w:r>
+        <w:rPr>
+          <w:rFonts w:ascii="Times New Roman" w:hAnsi="Times New Roman" w:cs="Times New Roman"/>
+          <w:sz w:val="15"/>
+          <w:szCs w:val="15"/>
+        </w:rPr>
+        <w:fldChar w:fldCharType="end"/>
+      </w:r>
+      <w:r>
+        <w:rPr>
+          <w:rFonts w:ascii="Times New Roman" w:hAnsi="Times New Roman" w:cs="Times New Roman"/>
+          <w:sz w:val="15"/>
+          <w:szCs w:val="15"/>
+        </w:rPr>
+        <w:t>, et al. Cetuximab</w:t>
+      </w:r>
+      <w:r>
+        <w:rPr>
+          <w:rFonts w:hint="eastAsia" w:ascii="Times New Roman" w:hAnsi="Times New Roman" w:cs="Times New Roman"/>
+          <w:sz w:val="15"/>
+          <w:szCs w:val="15"/>
+          <w:lang w:eastAsia="zh-CN"/>
+        </w:rPr>
+        <w:t xml:space="preserve"> </w:t>
+      </w:r>
+      <w:r>
+        <w:rPr>
+          <w:rFonts w:ascii="Times New Roman" w:hAnsi="Times New Roman" w:cs="Times New Roman"/>
+          <w:sz w:val="15"/>
+          <w:szCs w:val="15"/>
+        </w:rPr>
+        <w:t>Alone or With Irinotecan for Resistant KRAS-,</w:t>
+      </w:r>
+      <w:r>
+        <w:rPr>
+          <w:rFonts w:hint="eastAsia" w:ascii="Times New Roman" w:hAnsi="Times New Roman" w:cs="Times New Roman"/>
+          <w:sz w:val="15"/>
+          <w:szCs w:val="15"/>
+          <w:lang w:eastAsia="zh-CN"/>
+        </w:rPr>
+        <w:t xml:space="preserve"> </w:t>
+      </w:r>
+      <w:r>
+        <w:rPr>
+          <w:rFonts w:ascii="Times New Roman" w:hAnsi="Times New Roman" w:cs="Times New Roman"/>
+          <w:sz w:val="15"/>
+          <w:szCs w:val="15"/>
+        </w:rPr>
+        <w:t xml:space="preserve">NRAS-, BRAF- and PIK3CA-wild-typeMetastatic Colorectal Cancer: The AGITG Randomized Phase II ICECREAM Study. </w:t>
+      </w:r>
+      <w:r>
+        <w:fldChar w:fldCharType="begin"/>
+      </w:r>
+      <w:r>
+        <w:instrText xml:space="preserve"> HYPERLINK "https://www.ncbi.nlm.nih.gov/pubmed/30463680" \o "Clinical colorectal cancer." </w:instrText>
+      </w:r>
+      <w:r>
+        <w:fldChar w:fldCharType="separate"/>
+      </w:r>
+      <w:r>
+        <w:rPr>
+          <w:rFonts w:ascii="Times New Roman" w:hAnsi="Times New Roman" w:cs="Times New Roman"/>
+          <w:sz w:val="15"/>
+          <w:szCs w:val="15"/>
+        </w:rPr>
+        <w:t>Clin Colorectal Cancer</w:t>
+      </w:r>
+      <w:r>
+        <w:rPr>
+          <w:rFonts w:ascii="Times New Roman" w:hAnsi="Times New Roman" w:cs="Times New Roman"/>
+          <w:sz w:val="15"/>
+          <w:szCs w:val="15"/>
+          <w:lang w:eastAsia="zh-CN"/>
+        </w:rPr>
+        <w:t>.</w:t>
+      </w:r>
+      <w:r>
+        <w:rPr>
+          <w:rFonts w:ascii="Times New Roman" w:hAnsi="Times New Roman" w:cs="Times New Roman"/>
+          <w:sz w:val="15"/>
+          <w:szCs w:val="15"/>
+          <w:lang w:eastAsia="zh-CN"/>
+        </w:rPr>
+        <w:fldChar w:fldCharType="end"/>
+      </w:r>
+      <w:r>
+        <w:rPr>
+          <w:rFonts w:hint="eastAsia" w:ascii="Times New Roman" w:hAnsi="Times New Roman" w:cs="Times New Roman"/>
+          <w:sz w:val="15"/>
+          <w:szCs w:val="15"/>
+          <w:lang w:eastAsia="zh-CN"/>
+        </w:rPr>
+        <w:t xml:space="preserve"> </w:t>
+      </w:r>
+      <w:r>
+        <w:rPr>
+          <w:rFonts w:ascii="Times New Roman" w:hAnsi="Times New Roman" w:cs="Times New Roman"/>
+          <w:sz w:val="15"/>
+          <w:szCs w:val="15"/>
+        </w:rPr>
+        <w:t>2018</w:t>
+      </w:r>
+      <w:r>
+        <w:rPr>
+          <w:rFonts w:ascii="Times New Roman" w:hAnsi="Times New Roman" w:cs="Times New Roman"/>
+          <w:sz w:val="15"/>
+          <w:szCs w:val="15"/>
+          <w:lang w:eastAsia="zh-CN"/>
+        </w:rPr>
+        <w:t>;</w:t>
+      </w:r>
+      <w:r>
+        <w:rPr>
+          <w:rFonts w:ascii="Times New Roman" w:hAnsi="Times New Roman" w:cs="Times New Roman"/>
+          <w:sz w:val="15"/>
+          <w:szCs w:val="15"/>
+        </w:rPr>
+        <w:t>17(4):313-319.</w:t>
+      </w:r>
+      <w:r>
+        <w:rPr>
+          <w:rFonts w:hint="eastAsia" w:ascii="Times New Roman" w:hAnsi="Times New Roman" w:cs="Times New Roman"/>
+          <w:sz w:val="15"/>
+          <w:szCs w:val="15"/>
+          <w:lang w:eastAsia="zh-CN"/>
+        </w:rPr>
+        <w:t xml:space="preserve"> </w:t>
+      </w:r>
+      <w:r>
+        <w:rPr>
+          <w:rFonts w:ascii="Times New Roman" w:hAnsi="Times New Roman" w:cs="Times New Roman"/>
+          <w:sz w:val="15"/>
+          <w:szCs w:val="15"/>
+          <w:lang w:eastAsia="zh-CN"/>
+        </w:rPr>
+        <w:t>[</w:t>
+      </w:r>
+      <w:r>
+        <w:rPr>
+          <w:rFonts w:ascii="Times New Roman" w:hAnsi="Times New Roman" w:eastAsia="微软雅黑" w:cs="Times New Roman"/>
+          <w:sz w:val="15"/>
+          <w:szCs w:val="15"/>
+        </w:rPr>
+        <w:t>PMID: 30463680</w:t>
+      </w:r>
+      <w:r>
+        <w:rPr>
+          <w:rFonts w:ascii="Times New Roman" w:hAnsi="Times New Roman" w:eastAsia="微软雅黑" w:cs="Times New Roman"/>
+          <w:sz w:val="15"/>
+          <w:szCs w:val="15"/>
+          <w:lang w:eastAsia="zh-CN"/>
+        </w:rPr>
+        <w:t>]</w:t>
+      </w:r>
+    </w:p>
+    <w:p>
+      <w:pPr>
+        <w:adjustRightInd w:val="0"/>
+        <w:snapToGrid w:val="0"/>
+        <w:spacing w:after="120" w:afterLines="50"/>
+        <w:jc w:val="both"/>
+        <w:rPr>
+          <w:rFonts w:ascii="Times New Roman" w:hAnsi="Times New Roman" w:eastAsia="微软雅黑" w:cs="Times New Roman"/>
+          <w:spacing w:val="-1"/>
+          <w:sz w:val="15"/>
+          <w:szCs w:val="15"/>
+          <w:lang w:eastAsia="zh-CN"/>
+        </w:rPr>
+      </w:pPr>
+      <w:r>
+        <w:fldChar w:fldCharType="begin"/>
+      </w:r>
+      <w:r>
+        <w:instrText xml:space="preserve"> HYPERLINK "https://www.ncbi.nlm.nih.gov/pubmed/?term=Geredeli%20C%5BAuthor%5D&amp;cauthor=true&amp;cauthor_uid=29587749" </w:instrText>
+      </w:r>
+      <w:r>
+        <w:fldChar w:fldCharType="separate"/>
+      </w:r>
+      <w:r>
+        <w:rPr>
+          <w:rFonts w:ascii="Times New Roman" w:hAnsi="Times New Roman" w:cs="Times New Roman"/>
+          <w:sz w:val="15"/>
+          <w:szCs w:val="15"/>
+        </w:rPr>
+        <w:t>Geredeli C</w:t>
+      </w:r>
+      <w:r>
+        <w:rPr>
+          <w:rFonts w:ascii="Times New Roman" w:hAnsi="Times New Roman" w:cs="Times New Roman"/>
+          <w:sz w:val="15"/>
+          <w:szCs w:val="15"/>
+        </w:rPr>
+        <w:fldChar w:fldCharType="end"/>
+      </w:r>
+      <w:r>
+        <w:rPr>
+          <w:rFonts w:ascii="Times New Roman" w:hAnsi="Times New Roman" w:cs="Times New Roman"/>
+          <w:sz w:val="15"/>
+          <w:szCs w:val="15"/>
+        </w:rPr>
+        <w:t>,</w:t>
+      </w:r>
+      <w:r>
+        <w:rPr>
+          <w:rFonts w:hint="eastAsia" w:ascii="Times New Roman" w:hAnsi="Times New Roman" w:cs="Times New Roman"/>
+          <w:sz w:val="15"/>
+          <w:szCs w:val="15"/>
+          <w:lang w:eastAsia="zh-CN"/>
+        </w:rPr>
+        <w:t xml:space="preserve"> </w:t>
+      </w:r>
+      <w:r>
+        <w:fldChar w:fldCharType="begin"/>
+      </w:r>
+      <w:r>
+        <w:instrText xml:space="preserve"> HYPERLINK "https://www.ncbi.nlm.nih.gov/pubmed/?term=Yasar%20N%5BAuthor%5D&amp;cauthor=true&amp;cauthor_uid=29587749" </w:instrText>
+      </w:r>
+      <w:r>
+        <w:fldChar w:fldCharType="separate"/>
+      </w:r>
+      <w:r>
+        <w:rPr>
+          <w:rFonts w:ascii="Times New Roman" w:hAnsi="Times New Roman" w:cs="Times New Roman"/>
+          <w:sz w:val="15"/>
+          <w:szCs w:val="15"/>
+        </w:rPr>
+        <w:t>Yasar N</w:t>
+      </w:r>
+      <w:r>
+        <w:rPr>
+          <w:rFonts w:ascii="Times New Roman" w:hAnsi="Times New Roman" w:cs="Times New Roman"/>
+          <w:sz w:val="15"/>
+          <w:szCs w:val="15"/>
+        </w:rPr>
+        <w:fldChar w:fldCharType="end"/>
+      </w:r>
+      <w:r>
+        <w:rPr>
+          <w:rFonts w:ascii="Times New Roman" w:hAnsi="Times New Roman" w:cs="Times New Roman"/>
+          <w:sz w:val="15"/>
+          <w:szCs w:val="15"/>
+        </w:rPr>
+        <w:t>. FOLFIRI plus</w:t>
+      </w:r>
+      <w:r>
+        <w:rPr>
+          <w:rFonts w:hint="eastAsia" w:ascii="Times New Roman" w:hAnsi="Times New Roman" w:cs="Times New Roman"/>
+          <w:sz w:val="15"/>
+          <w:szCs w:val="15"/>
+          <w:lang w:eastAsia="zh-CN"/>
+        </w:rPr>
+        <w:t xml:space="preserve"> </w:t>
+      </w:r>
+      <w:r>
+        <w:rPr>
+          <w:rFonts w:ascii="Times New Roman" w:hAnsi="Times New Roman" w:cs="Times New Roman"/>
+          <w:sz w:val="15"/>
+          <w:szCs w:val="15"/>
+        </w:rPr>
+        <w:t>panitumumab</w:t>
+      </w:r>
+      <w:r>
+        <w:rPr>
+          <w:rFonts w:hint="eastAsia" w:ascii="Times New Roman" w:hAnsi="Times New Roman" w:cs="Times New Roman"/>
+          <w:sz w:val="15"/>
+          <w:szCs w:val="15"/>
+          <w:lang w:eastAsia="zh-CN"/>
+        </w:rPr>
+        <w:t xml:space="preserve"> </w:t>
+      </w:r>
+      <w:r>
+        <w:rPr>
+          <w:rFonts w:ascii="Times New Roman" w:hAnsi="Times New Roman" w:cs="Times New Roman"/>
+          <w:sz w:val="15"/>
+          <w:szCs w:val="15"/>
+        </w:rPr>
+        <w:t>in the treatment of</w:t>
+      </w:r>
+      <w:r>
+        <w:rPr>
+          <w:rFonts w:hint="eastAsia" w:ascii="Times New Roman" w:hAnsi="Times New Roman" w:cs="Times New Roman"/>
+          <w:sz w:val="15"/>
+          <w:szCs w:val="15"/>
+          <w:lang w:eastAsia="zh-CN"/>
+        </w:rPr>
+        <w:t xml:space="preserve"> </w:t>
+      </w:r>
+      <w:r>
+        <w:rPr>
+          <w:rFonts w:ascii="Times New Roman" w:hAnsi="Times New Roman" w:cs="Times New Roman"/>
+          <w:sz w:val="15"/>
+          <w:szCs w:val="15"/>
+        </w:rPr>
+        <w:t>wild-type</w:t>
+      </w:r>
+      <w:r>
+        <w:rPr>
+          <w:rFonts w:hint="eastAsia" w:ascii="Times New Roman" w:hAnsi="Times New Roman" w:cs="Times New Roman"/>
+          <w:sz w:val="15"/>
+          <w:szCs w:val="15"/>
+          <w:lang w:eastAsia="zh-CN"/>
+        </w:rPr>
+        <w:t xml:space="preserve"> </w:t>
+      </w:r>
+      <w:r>
+        <w:rPr>
+          <w:rFonts w:ascii="Times New Roman" w:hAnsi="Times New Roman" w:cs="Times New Roman"/>
+          <w:sz w:val="15"/>
+          <w:szCs w:val="15"/>
+        </w:rPr>
+        <w:t>KRAS and</w:t>
+      </w:r>
+      <w:r>
+        <w:rPr>
+          <w:rFonts w:hint="eastAsia" w:ascii="Times New Roman" w:hAnsi="Times New Roman" w:cs="Times New Roman"/>
+          <w:sz w:val="15"/>
+          <w:szCs w:val="15"/>
+          <w:lang w:eastAsia="zh-CN"/>
+        </w:rPr>
+        <w:t xml:space="preserve"> </w:t>
+      </w:r>
+      <w:r>
+        <w:rPr>
+          <w:rFonts w:ascii="Times New Roman" w:hAnsi="Times New Roman" w:cs="Times New Roman"/>
+          <w:sz w:val="15"/>
+          <w:szCs w:val="15"/>
+        </w:rPr>
+        <w:t>wild-type</w:t>
+      </w:r>
+      <w:r>
+        <w:rPr>
+          <w:rFonts w:hint="eastAsia" w:ascii="Times New Roman" w:hAnsi="Times New Roman" w:cs="Times New Roman"/>
+          <w:sz w:val="15"/>
+          <w:szCs w:val="15"/>
+          <w:lang w:eastAsia="zh-CN"/>
+        </w:rPr>
+        <w:t xml:space="preserve"> </w:t>
+      </w:r>
+      <w:r>
+        <w:rPr>
+          <w:rFonts w:ascii="Times New Roman" w:hAnsi="Times New Roman" w:cs="Times New Roman"/>
+          <w:sz w:val="15"/>
+          <w:szCs w:val="15"/>
+        </w:rPr>
+        <w:t>NRAS</w:t>
+      </w:r>
+      <w:r>
+        <w:rPr>
+          <w:rFonts w:hint="eastAsia" w:ascii="Times New Roman" w:hAnsi="Times New Roman" w:cs="Times New Roman"/>
+          <w:sz w:val="15"/>
+          <w:szCs w:val="15"/>
+          <w:lang w:eastAsia="zh-CN"/>
+        </w:rPr>
+        <w:t xml:space="preserve"> </w:t>
+      </w:r>
+      <w:r>
+        <w:rPr>
+          <w:rFonts w:ascii="Times New Roman" w:hAnsi="Times New Roman" w:cs="Times New Roman"/>
+          <w:sz w:val="15"/>
+          <w:szCs w:val="15"/>
+        </w:rPr>
+        <w:t xml:space="preserve">metastatic colorectal cancer. </w:t>
+      </w:r>
+      <w:r>
+        <w:fldChar w:fldCharType="begin"/>
+      </w:r>
+      <w:r>
+        <w:instrText xml:space="preserve"> HYPERLINK "https://www.ncbi.nlm.nih.gov/pubmed/29587749" \o "World journal of surgical oncology." </w:instrText>
+      </w:r>
+      <w:r>
+        <w:fldChar w:fldCharType="separate"/>
+      </w:r>
+      <w:r>
+        <w:rPr>
+          <w:rFonts w:ascii="Times New Roman" w:hAnsi="Times New Roman" w:cs="Times New Roman"/>
+          <w:sz w:val="15"/>
+          <w:szCs w:val="15"/>
+        </w:rPr>
+        <w:t>World J Surg Oncol</w:t>
+      </w:r>
+      <w:r>
+        <w:rPr>
+          <w:rFonts w:ascii="Times New Roman" w:hAnsi="Times New Roman" w:cs="Times New Roman"/>
+          <w:sz w:val="15"/>
+          <w:szCs w:val="15"/>
+          <w:lang w:eastAsia="zh-CN"/>
+        </w:rPr>
+        <w:t>.</w:t>
+      </w:r>
+      <w:r>
+        <w:rPr>
+          <w:rFonts w:ascii="Times New Roman" w:hAnsi="Times New Roman" w:cs="Times New Roman"/>
+          <w:sz w:val="15"/>
+          <w:szCs w:val="15"/>
+          <w:lang w:eastAsia="zh-CN"/>
+        </w:rPr>
+        <w:fldChar w:fldCharType="end"/>
+      </w:r>
+      <w:r>
+        <w:rPr>
+          <w:rFonts w:hint="eastAsia" w:ascii="Times New Roman" w:hAnsi="Times New Roman" w:cs="Times New Roman"/>
+          <w:sz w:val="15"/>
+          <w:szCs w:val="15"/>
+          <w:lang w:eastAsia="zh-CN"/>
+        </w:rPr>
+        <w:t xml:space="preserve"> </w:t>
+      </w:r>
+      <w:r>
+        <w:rPr>
+          <w:rFonts w:ascii="Times New Roman" w:hAnsi="Times New Roman" w:cs="Times New Roman"/>
+          <w:sz w:val="15"/>
+          <w:szCs w:val="15"/>
+        </w:rPr>
+        <w:t>2018</w:t>
+      </w:r>
+      <w:r>
+        <w:rPr>
+          <w:rFonts w:ascii="Times New Roman" w:hAnsi="Times New Roman" w:cs="Times New Roman"/>
+          <w:sz w:val="15"/>
+          <w:szCs w:val="15"/>
+          <w:lang w:eastAsia="zh-CN"/>
+        </w:rPr>
+        <w:t>;</w:t>
+      </w:r>
+      <w:r>
+        <w:rPr>
+          <w:rFonts w:ascii="Times New Roman" w:hAnsi="Times New Roman" w:cs="Times New Roman"/>
+          <w:sz w:val="15"/>
+          <w:szCs w:val="15"/>
+        </w:rPr>
+        <w:t>16(1):67.</w:t>
+      </w:r>
+      <w:r>
+        <w:rPr>
+          <w:rFonts w:ascii="Times New Roman" w:hAnsi="Times New Roman" w:cs="Times New Roman"/>
+          <w:sz w:val="15"/>
+          <w:szCs w:val="15"/>
+          <w:lang w:eastAsia="zh-CN"/>
+        </w:rPr>
+        <w:t xml:space="preserve"> [</w:t>
+      </w:r>
+      <w:r>
+        <w:rPr>
+          <w:rFonts w:ascii="Times New Roman" w:hAnsi="Times New Roman" w:eastAsia="微软雅黑" w:cs="Times New Roman"/>
+          <w:sz w:val="15"/>
+          <w:szCs w:val="15"/>
+          <w:lang w:eastAsia="zh-CN"/>
+        </w:rPr>
+        <w:t>PMID: 29587749]</w:t>
+      </w:r>
+    </w:p>
+    <w:p>
+      <w:pPr>
+        <w:adjustRightInd w:val="0"/>
+        <w:snapToGrid w:val="0"/>
+        <w:spacing w:after="120" w:afterLines="50"/>
+        <w:jc w:val="both"/>
+        <w:rPr>
+          <w:rFonts w:ascii="Times New Roman" w:hAnsi="Times New Roman" w:eastAsia="微软雅黑" w:cs="Times New Roman"/>
+          <w:spacing w:val="-1"/>
+          <w:sz w:val="15"/>
+          <w:szCs w:val="15"/>
+          <w:lang w:eastAsia="zh-CN"/>
+        </w:rPr>
+      </w:pPr>
+      <w:r>
+        <w:fldChar w:fldCharType="begin"/>
+      </w:r>
+      <w:r>
+        <w:instrText xml:space="preserve"> HYPERLINK "https://www.ncbi.nlm.nih.gov/pubmed/?term=McGregor%20M%5BAuthor%5D&amp;cauthor=true&amp;cauthor_uid=29737864" </w:instrText>
+      </w:r>
+      <w:r>
+        <w:fldChar w:fldCharType="separate"/>
+      </w:r>
+      <w:r>
+        <w:rPr>
+          <w:rFonts w:ascii="Times New Roman" w:hAnsi="Times New Roman" w:cs="Times New Roman"/>
+          <w:sz w:val="15"/>
+          <w:szCs w:val="15"/>
+        </w:rPr>
+        <w:t>McGregor M</w:t>
+      </w:r>
+      <w:r>
+        <w:rPr>
+          <w:rFonts w:ascii="Times New Roman" w:hAnsi="Times New Roman" w:cs="Times New Roman"/>
+          <w:sz w:val="15"/>
+          <w:szCs w:val="15"/>
+        </w:rPr>
+        <w:fldChar w:fldCharType="end"/>
+      </w:r>
+      <w:r>
+        <w:rPr>
+          <w:rFonts w:ascii="Times New Roman" w:hAnsi="Times New Roman" w:cs="Times New Roman"/>
+          <w:sz w:val="15"/>
+          <w:szCs w:val="15"/>
+        </w:rPr>
+        <w:t>,</w:t>
+      </w:r>
+      <w:r>
+        <w:rPr>
+          <w:rFonts w:hint="eastAsia" w:ascii="Times New Roman" w:hAnsi="Times New Roman" w:cs="Times New Roman"/>
+          <w:sz w:val="15"/>
+          <w:szCs w:val="15"/>
+          <w:lang w:eastAsia="zh-CN"/>
+        </w:rPr>
+        <w:t xml:space="preserve"> </w:t>
+      </w:r>
+      <w:r>
+        <w:fldChar w:fldCharType="begin"/>
+      </w:r>
+      <w:r>
+        <w:instrText xml:space="preserve"> HYPERLINK "https://www.ncbi.nlm.nih.gov/pubmed/?term=Price%20TJ%5BAuthor%5D&amp;cauthor=true&amp;cauthor_uid=29737864" </w:instrText>
+      </w:r>
+      <w:r>
+        <w:fldChar w:fldCharType="separate"/>
+      </w:r>
+      <w:r>
+        <w:rPr>
+          <w:rFonts w:ascii="Times New Roman" w:hAnsi="Times New Roman" w:cs="Times New Roman"/>
+          <w:sz w:val="15"/>
+          <w:szCs w:val="15"/>
+        </w:rPr>
+        <w:t>Price TJ</w:t>
+      </w:r>
+      <w:r>
+        <w:rPr>
+          <w:rFonts w:ascii="Times New Roman" w:hAnsi="Times New Roman" w:cs="Times New Roman"/>
+          <w:sz w:val="15"/>
+          <w:szCs w:val="15"/>
+        </w:rPr>
+        <w:fldChar w:fldCharType="end"/>
+      </w:r>
+      <w:r>
+        <w:rPr>
+          <w:rFonts w:ascii="Times New Roman" w:hAnsi="Times New Roman" w:cs="Times New Roman"/>
+          <w:sz w:val="15"/>
+          <w:szCs w:val="15"/>
+        </w:rPr>
+        <w:t>. Panitumumab</w:t>
+      </w:r>
+      <w:r>
+        <w:rPr>
+          <w:rFonts w:hint="eastAsia" w:ascii="Times New Roman" w:hAnsi="Times New Roman" w:cs="Times New Roman"/>
+          <w:sz w:val="15"/>
+          <w:szCs w:val="15"/>
+          <w:lang w:eastAsia="zh-CN"/>
+        </w:rPr>
+        <w:t xml:space="preserve"> </w:t>
+      </w:r>
+      <w:r>
+        <w:rPr>
+          <w:rFonts w:ascii="Times New Roman" w:hAnsi="Times New Roman" w:cs="Times New Roman"/>
+          <w:sz w:val="15"/>
+          <w:szCs w:val="15"/>
+        </w:rPr>
+        <w:t>in the treatment of metastatic colorectal cancer, including</w:t>
+      </w:r>
+      <w:r>
+        <w:rPr>
+          <w:rFonts w:hint="eastAsia" w:ascii="Times New Roman" w:hAnsi="Times New Roman" w:cs="Times New Roman"/>
+          <w:sz w:val="15"/>
+          <w:szCs w:val="15"/>
+          <w:lang w:eastAsia="zh-CN"/>
+        </w:rPr>
+        <w:t xml:space="preserve"> </w:t>
+      </w:r>
+      <w:r>
+        <w:rPr>
+          <w:rFonts w:ascii="Times New Roman" w:hAnsi="Times New Roman" w:cs="Times New Roman"/>
+          <w:sz w:val="15"/>
+          <w:szCs w:val="15"/>
+        </w:rPr>
+        <w:t>wild-type</w:t>
+      </w:r>
+      <w:r>
+        <w:rPr>
+          <w:rFonts w:hint="eastAsia" w:ascii="Times New Roman" w:hAnsi="Times New Roman" w:cs="Times New Roman"/>
+          <w:sz w:val="15"/>
+          <w:szCs w:val="15"/>
+          <w:lang w:eastAsia="zh-CN"/>
+        </w:rPr>
+        <w:t xml:space="preserve"> </w:t>
+      </w:r>
+      <w:r>
+        <w:rPr>
+          <w:rFonts w:ascii="Times New Roman" w:hAnsi="Times New Roman" w:cs="Times New Roman"/>
+          <w:sz w:val="15"/>
+          <w:szCs w:val="15"/>
+        </w:rPr>
+        <w:t>RAS,</w:t>
+      </w:r>
+      <w:r>
+        <w:rPr>
+          <w:rFonts w:ascii="Times New Roman" w:hAnsi="Times New Roman" w:cs="Times New Roman"/>
+          <w:sz w:val="15"/>
+          <w:szCs w:val="15"/>
+          <w:lang w:eastAsia="zh-CN"/>
+        </w:rPr>
+        <w:t xml:space="preserve"> </w:t>
+      </w:r>
+      <w:r>
+        <w:rPr>
+          <w:rFonts w:ascii="Times New Roman" w:hAnsi="Times New Roman" w:cs="Times New Roman"/>
+          <w:sz w:val="15"/>
+          <w:szCs w:val="15"/>
+        </w:rPr>
+        <w:t>KRAS and</w:t>
+      </w:r>
+      <w:r>
+        <w:rPr>
+          <w:rFonts w:hint="eastAsia" w:ascii="Times New Roman" w:hAnsi="Times New Roman" w:cs="Times New Roman"/>
+          <w:sz w:val="15"/>
+          <w:szCs w:val="15"/>
+          <w:lang w:eastAsia="zh-CN"/>
+        </w:rPr>
+        <w:t xml:space="preserve"> </w:t>
+      </w:r>
+      <w:r>
+        <w:rPr>
+          <w:rFonts w:ascii="Times New Roman" w:hAnsi="Times New Roman" w:cs="Times New Roman"/>
+          <w:sz w:val="15"/>
+          <w:szCs w:val="15"/>
+        </w:rPr>
+        <w:t>NRAS</w:t>
+      </w:r>
+      <w:r>
+        <w:rPr>
+          <w:rFonts w:hint="eastAsia" w:ascii="Times New Roman" w:hAnsi="Times New Roman" w:cs="Times New Roman"/>
+          <w:sz w:val="15"/>
+          <w:szCs w:val="15"/>
+          <w:lang w:eastAsia="zh-CN"/>
+        </w:rPr>
+        <w:t xml:space="preserve"> </w:t>
+      </w:r>
+      <w:r>
+        <w:rPr>
+          <w:rFonts w:ascii="Times New Roman" w:hAnsi="Times New Roman" w:cs="Times New Roman"/>
+          <w:sz w:val="15"/>
+          <w:szCs w:val="15"/>
+        </w:rPr>
+        <w:t xml:space="preserve">mCRC. </w:t>
+      </w:r>
+      <w:r>
+        <w:fldChar w:fldCharType="begin"/>
+      </w:r>
+      <w:r>
+        <w:instrText xml:space="preserve"> HYPERLINK "https://www.ncbi.nlm.nih.gov/pubmed/29737864" \o "Future oncology (London, England)." </w:instrText>
+      </w:r>
+      <w:r>
+        <w:fldChar w:fldCharType="separate"/>
+      </w:r>
+      <w:r>
+        <w:rPr>
+          <w:rFonts w:ascii="Times New Roman" w:hAnsi="Times New Roman" w:cs="Times New Roman"/>
+          <w:sz w:val="15"/>
+          <w:szCs w:val="15"/>
+        </w:rPr>
+        <w:t>Future Oncol</w:t>
+      </w:r>
+      <w:r>
+        <w:rPr>
+          <w:rFonts w:ascii="Times New Roman" w:hAnsi="Times New Roman" w:cs="Times New Roman"/>
+          <w:sz w:val="15"/>
+          <w:szCs w:val="15"/>
+          <w:lang w:eastAsia="zh-CN"/>
+        </w:rPr>
+        <w:t>.</w:t>
+      </w:r>
+      <w:r>
+        <w:rPr>
+          <w:rFonts w:ascii="Times New Roman" w:hAnsi="Times New Roman" w:cs="Times New Roman"/>
+          <w:sz w:val="15"/>
+          <w:szCs w:val="15"/>
+          <w:lang w:eastAsia="zh-CN"/>
+        </w:rPr>
+        <w:fldChar w:fldCharType="end"/>
+      </w:r>
+      <w:r>
+        <w:rPr>
+          <w:rFonts w:hint="eastAsia" w:ascii="Times New Roman" w:hAnsi="Times New Roman" w:cs="Times New Roman"/>
+          <w:sz w:val="15"/>
+          <w:szCs w:val="15"/>
+          <w:lang w:eastAsia="zh-CN"/>
+        </w:rPr>
+        <w:t xml:space="preserve"> </w:t>
+      </w:r>
+      <w:r>
+        <w:rPr>
+          <w:rFonts w:ascii="Times New Roman" w:hAnsi="Times New Roman" w:cs="Times New Roman"/>
+          <w:sz w:val="15"/>
+          <w:szCs w:val="15"/>
+        </w:rPr>
+        <w:t>2018</w:t>
+      </w:r>
+      <w:r>
+        <w:rPr>
+          <w:rFonts w:ascii="Times New Roman" w:hAnsi="Times New Roman" w:cs="Times New Roman"/>
+          <w:sz w:val="15"/>
+          <w:szCs w:val="15"/>
+          <w:lang w:eastAsia="zh-CN"/>
+        </w:rPr>
+        <w:t>;</w:t>
+      </w:r>
+      <w:r>
+        <w:rPr>
+          <w:rFonts w:ascii="Times New Roman" w:hAnsi="Times New Roman" w:cs="Times New Roman"/>
+          <w:sz w:val="15"/>
+          <w:szCs w:val="15"/>
+        </w:rPr>
+        <w:t>14(24):2437-2459.</w:t>
+      </w:r>
+      <w:r>
+        <w:rPr>
+          <w:rFonts w:ascii="Times New Roman" w:hAnsi="Times New Roman" w:cs="Times New Roman"/>
+          <w:sz w:val="15"/>
+          <w:szCs w:val="15"/>
+          <w:lang w:eastAsia="zh-CN"/>
+        </w:rPr>
+        <w:t xml:space="preserve"> [</w:t>
+      </w:r>
+      <w:r>
+        <w:rPr>
+          <w:rFonts w:ascii="Times New Roman" w:hAnsi="Times New Roman" w:eastAsia="微软雅黑" w:cs="Times New Roman"/>
+          <w:sz w:val="15"/>
+          <w:szCs w:val="15"/>
+          <w:lang w:eastAsia="zh-CN"/>
+        </w:rPr>
+        <w:t>PMID: 29737864]</w:t>
       </w:r>
     </w:p>
     <w:p>
@@ -11798,6 +13443,8 @@
           <w:docGrid w:linePitch="312" w:charSpace="0"/>
         </w:sectPr>
       </w:pPr>
+      <w:bookmarkStart w:id="48" w:name="_GoBack"/>
+      <w:bookmarkEnd w:id="48"/>
       <w:r>
         <w:rPr>
           <w:rFonts w:hint="default" w:ascii="Times New Roman" w:hAnsi="Times New Roman" w:eastAsia="思源黑体 CN Medium" w:cs="Times New Roman"/>

--- a/WebContent/docx/KRAS_NRAS_BRAF基因报告-明理.docx
+++ b/WebContent/docx/KRAS_NRAS_BRAF基因报告-明理.docx
@@ -1197,14 +1197,14 @@
           <w:lang w:val="en-US" w:eastAsia="zh-CN"/>
         </w:rPr>
       </w:pPr>
-      <w:bookmarkStart w:id="1" w:name="_Toc24178_WPSOffice_Level1"/>
-      <w:bookmarkStart w:id="2" w:name="_Toc30143_WPSOffice_Level1"/>
-      <w:bookmarkStart w:id="3" w:name="_Toc21669"/>
-      <w:bookmarkStart w:id="4" w:name="_Toc982"/>
-      <w:bookmarkStart w:id="5" w:name="_Toc13806"/>
+      <w:bookmarkStart w:id="1" w:name="_Toc30143_WPSOffice_Level1"/>
+      <w:bookmarkStart w:id="2" w:name="_Toc13806"/>
+      <w:bookmarkStart w:id="3" w:name="_Toc6008"/>
+      <w:bookmarkStart w:id="4" w:name="_Toc21669"/>
+      <w:bookmarkStart w:id="5" w:name="_Toc21009_WPSOffice_Level1"/>
       <w:bookmarkStart w:id="6" w:name="_Toc3619"/>
-      <w:bookmarkStart w:id="7" w:name="_Toc6008"/>
-      <w:bookmarkStart w:id="8" w:name="_Toc21009_WPSOffice_Level1"/>
+      <w:bookmarkStart w:id="7" w:name="_Toc982"/>
+      <w:bookmarkStart w:id="8" w:name="_Toc24178_WPSOffice_Level1"/>
       <w:bookmarkStart w:id="9" w:name="_Toc8798"/>
       <w:r>
         <w:rPr>
@@ -1813,15 +1813,28 @@
             </w:pPr>
             <w:r>
               <w:rPr>
-                <w:rFonts w:hint="eastAsia" w:ascii="Times New Roman" w:hAnsi="Times New Roman" w:eastAsia="微软雅黑" w:cs="Times New Roman"/>
+                <w:rFonts w:hint="eastAsia" w:ascii="Times New Roman" w:hAnsi="Times New Roman" w:eastAsia="思源黑体 CN Medium" w:cs="Times New Roman"/>
                 <w:bCs/>
                 <w:color w:val="000000"/>
                 <w:sz w:val="21"/>
                 <w:szCs w:val="21"/>
                 <w:lang w:val="en-US" w:eastAsia="zh-CN"/>
               </w:rPr>
-              <w:t>样本采集时间：{{sample.collect_date}}</w:t>
-            </w:r>
+              <w:t>样本采集时间：</w:t>
+            </w:r>
+            <w:r>
+              <w:rPr>
+                <w:rFonts w:hint="default" w:ascii="Times New Roman" w:hAnsi="Times New Roman" w:eastAsia="思源黑体 CN Medium" w:cs="Times New Roman"/>
+                <w:bCs/>
+                <w:color w:val="000000"/>
+                <w:sz w:val="21"/>
+                <w:szCs w:val="21"/>
+                <w:lang w:val="en-US" w:eastAsia="zh-CN"/>
+              </w:rPr>
+              <w:t>{{sample.collect_date}}</w:t>
+            </w:r>
+            <w:bookmarkStart w:id="48" w:name="_GoBack"/>
+            <w:bookmarkEnd w:id="48"/>
           </w:p>
         </w:tc>
       </w:tr>
@@ -1849,14 +1862,14 @@
           <w:lang w:val="en-US" w:eastAsia="zh-CN"/>
         </w:rPr>
       </w:pPr>
-      <w:bookmarkStart w:id="10" w:name="_Toc18062_WPSOffice_Level1"/>
-      <w:bookmarkStart w:id="11" w:name="_Toc20068"/>
-      <w:bookmarkStart w:id="12" w:name="_Toc17451"/>
-      <w:bookmarkStart w:id="13" w:name="_Toc27031"/>
+      <w:bookmarkStart w:id="10" w:name="_Toc26731"/>
+      <w:bookmarkStart w:id="11" w:name="_Toc18062_WPSOffice_Level1"/>
+      <w:bookmarkStart w:id="12" w:name="_Toc27031"/>
+      <w:bookmarkStart w:id="13" w:name="_Toc15327"/>
       <w:bookmarkStart w:id="14" w:name="_Toc7021_WPSOffice_Level1"/>
-      <w:bookmarkStart w:id="15" w:name="_Toc11015_WPSOffice_Level1"/>
-      <w:bookmarkStart w:id="16" w:name="_Toc15327"/>
-      <w:bookmarkStart w:id="17" w:name="_Toc26731"/>
+      <w:bookmarkStart w:id="15" w:name="_Toc20068"/>
+      <w:bookmarkStart w:id="16" w:name="_Toc11015_WPSOffice_Level1"/>
+      <w:bookmarkStart w:id="17" w:name="_Toc17451"/>
       <w:bookmarkStart w:id="18" w:name="_Toc3823"/>
       <w:r>
         <w:rPr>
@@ -1992,9 +2005,9 @@
                 <w:lang w:eastAsia="en-US"/>
               </w:rPr>
             </w:pPr>
-            <w:bookmarkStart w:id="20" w:name="_Toc149837255"/>
-            <w:bookmarkStart w:id="21" w:name="_Toc21059"/>
-            <w:bookmarkStart w:id="22" w:name="_Toc28125"/>
+            <w:bookmarkStart w:id="20" w:name="_Toc28125"/>
+            <w:bookmarkStart w:id="21" w:name="_Toc149837255"/>
+            <w:bookmarkStart w:id="22" w:name="_Toc21059"/>
             <w:r>
               <w:rPr>
                 <w:rFonts w:hint="eastAsia" w:ascii="Times New Roman" w:hAnsi="Times New Roman" w:eastAsia="微软雅黑" w:cs="微软雅黑"/>
@@ -2234,11 +2247,12 @@
               <w:spacing w:after="0" w:line="240" w:lineRule="auto"/>
               <w:jc w:val="center"/>
               <w:rPr>
-                <w:rFonts w:hint="default" w:ascii="Times New Roman" w:hAnsi="Times New Roman" w:eastAsia="思源黑体 CN Medium" w:cs="Times New Roman"/>
+                <w:rFonts w:hint="eastAsia" w:ascii="Times New Roman" w:hAnsi="Times New Roman" w:eastAsia="思源黑体 CN Medium" w:cs="Times New Roman"/>
                 <w:b/>
                 <w:color w:val="FFFFFF" w:themeColor="background1"/>
                 <w:sz w:val="24"/>
                 <w:szCs w:val="24"/>
+                <w:lang w:eastAsia="zh-CN"/>
                 <w14:textFill>
                   <w14:solidFill>
                     <w14:schemeClr w14:val="bg1"/>
@@ -2248,18 +2262,19 @@
             </w:pPr>
             <w:r>
               <w:rPr>
-                <w:rFonts w:hint="default" w:ascii="Times New Roman" w:hAnsi="Times New Roman" w:eastAsia="思源黑体 CN Medium" w:cs="Times New Roman"/>
+                <w:rFonts w:hint="eastAsia" w:ascii="Times New Roman" w:hAnsi="Times New Roman" w:eastAsia="思源黑体 CN Medium" w:cs="Times New Roman"/>
                 <w:b/>
                 <w:color w:val="FFFFFF" w:themeColor="background1"/>
                 <w:sz w:val="24"/>
                 <w:szCs w:val="24"/>
+                <w:lang w:eastAsia="zh-CN"/>
                 <w14:textFill>
                   <w14:solidFill>
                     <w14:schemeClr w14:val="bg1"/>
                   </w14:solidFill>
                 </w14:textFill>
               </w:rPr>
-              <w:t>突变基因</w:t>
+              <w:t>检测基因</w:t>
             </w:r>
           </w:p>
         </w:tc>
@@ -3137,9 +3152,9 @@
       <w:bookmarkStart w:id="23" w:name="_Toc24235"/>
       <w:bookmarkStart w:id="24" w:name="_Toc2781"/>
       <w:bookmarkStart w:id="25" w:name="_Toc22132"/>
-      <w:bookmarkStart w:id="26" w:name="_Toc19898_WPSOffice_Level1"/>
+      <w:bookmarkStart w:id="26" w:name="_Toc18013"/>
       <w:bookmarkStart w:id="27" w:name="_Toc20136_WPSOffice_Level1"/>
-      <w:bookmarkStart w:id="28" w:name="_Toc18013"/>
+      <w:bookmarkStart w:id="28" w:name="_Toc19898_WPSOffice_Level1"/>
     </w:p>
     <w:bookmarkEnd w:id="18"/>
     <w:bookmarkEnd w:id="19"/>
@@ -3168,23 +3183,23 @@
         </w:rPr>
       </w:pPr>
       <w:bookmarkStart w:id="29" w:name="_Toc149837264"/>
-      <w:bookmarkStart w:id="30" w:name="_Toc13196_WPSOffice_Level1"/>
+      <w:bookmarkStart w:id="30" w:name="_Toc22658"/>
       <w:bookmarkStart w:id="31" w:name="_Toc1707_WPSOffice_Level1"/>
-      <w:bookmarkStart w:id="32" w:name="_Toc22658"/>
+      <w:bookmarkStart w:id="32" w:name="_Toc12505"/>
       <w:bookmarkStart w:id="33" w:name="_Toc21764_WPSOffice_Level1"/>
-      <w:bookmarkStart w:id="34" w:name="_Toc28240"/>
-      <w:bookmarkStart w:id="35" w:name="_Toc12505"/>
-      <w:bookmarkStart w:id="36" w:name="_Toc2409"/>
-      <w:bookmarkStart w:id="37" w:name="_Toc16594"/>
-      <w:bookmarkStart w:id="38" w:name="_Toc27302"/>
-      <w:bookmarkStart w:id="39" w:name="_Toc15114"/>
+      <w:bookmarkStart w:id="34" w:name="_Toc16594"/>
+      <w:bookmarkStart w:id="35" w:name="_Toc13196_WPSOffice_Level1"/>
+      <w:bookmarkStart w:id="36" w:name="_Toc27302"/>
+      <w:bookmarkStart w:id="37" w:name="_Toc2409"/>
+      <w:bookmarkStart w:id="38" w:name="_Toc28240"/>
+      <w:bookmarkStart w:id="39" w:name="_Toc3044"/>
       <w:bookmarkStart w:id="40" w:name="_Toc26868"/>
       <w:bookmarkStart w:id="41" w:name="_Toc32304"/>
-      <w:bookmarkStart w:id="42" w:name="_Toc3044"/>
+      <w:bookmarkStart w:id="42" w:name="_Toc15114"/>
       <w:bookmarkStart w:id="43" w:name="_Toc28454_WPSOffice_Level1"/>
-      <w:bookmarkStart w:id="44" w:name="_Toc26985_WPSOffice_Level1"/>
-      <w:bookmarkStart w:id="45" w:name="_Toc20170_WPSOffice_Level1"/>
-      <w:bookmarkStart w:id="46" w:name="_Toc5476"/>
+      <w:bookmarkStart w:id="44" w:name="_Toc5476"/>
+      <w:bookmarkStart w:id="45" w:name="_Toc26985_WPSOffice_Level1"/>
+      <w:bookmarkStart w:id="46" w:name="_Toc20170_WPSOffice_Level1"/>
       <w:r>
         <w:rPr>
           <w:rFonts w:hint="default" w:ascii="Times New Roman" w:hAnsi="Times New Roman" w:eastAsia="思源黑体 CN Medium" w:cs="Times New Roman"/>
@@ -7297,7 +7312,7 @@
           <w:szCs w:val="24"/>
           <w:lang w:eastAsia="zh-CN"/>
         </w:rPr>
-        <w:t>{{ tdd.comutation }}</w:t>
+        <w:t>{{ tdd.comutation1 }}</w:t>
       </w:r>
     </w:p>
     <w:tbl>
@@ -7431,7 +7446,7 @@
                 <w:szCs w:val="18"/>
                 <w:lang w:eastAsia="zh-CN"/>
               </w:rPr>
-              <w:t>-</w:t>
+              <w:t>{{tdd.comutation}}</w:t>
             </w:r>
           </w:p>
         </w:tc>
@@ -13443,8 +13458,6 @@
           <w:docGrid w:linePitch="312" w:charSpace="0"/>
         </w:sectPr>
       </w:pPr>
-      <w:bookmarkStart w:id="48" w:name="_GoBack"/>
-      <w:bookmarkEnd w:id="48"/>
       <w:r>
         <w:rPr>
           <w:rFonts w:hint="default" w:ascii="Times New Roman" w:hAnsi="Times New Roman" w:eastAsia="思源黑体 CN Medium" w:cs="Times New Roman"/>
@@ -13496,12 +13509,6 @@
             <w:insideH w:val="none" w:color="auto" w:sz="0" w:space="0"/>
             <w:insideV w:val="none" w:color="auto" w:sz="0" w:space="0"/>
           </w:tblBorders>
-          <w:tblCellMar>
-            <w:top w:w="0" w:type="dxa"/>
-            <w:left w:w="108" w:type="dxa"/>
-            <w:bottom w:w="0" w:type="dxa"/>
-            <w:right w:w="108" w:type="dxa"/>
-          </w:tblCellMar>
         </w:tblPrEx>
         <w:tc>
           <w:tcPr>

--- a/WebContent/docx/KRAS_NRAS_BRAF基因报告-明理.docx
+++ b/WebContent/docx/KRAS_NRAS_BRAF基因报告-明理.docx
@@ -1197,14 +1197,14 @@
           <w:lang w:val="en-US" w:eastAsia="zh-CN"/>
         </w:rPr>
       </w:pPr>
-      <w:bookmarkStart w:id="1" w:name="_Toc30143_WPSOffice_Level1"/>
-      <w:bookmarkStart w:id="2" w:name="_Toc13806"/>
-      <w:bookmarkStart w:id="3" w:name="_Toc6008"/>
-      <w:bookmarkStart w:id="4" w:name="_Toc21669"/>
-      <w:bookmarkStart w:id="5" w:name="_Toc21009_WPSOffice_Level1"/>
-      <w:bookmarkStart w:id="6" w:name="_Toc3619"/>
+      <w:bookmarkStart w:id="1" w:name="_Toc3619"/>
+      <w:bookmarkStart w:id="2" w:name="_Toc30143_WPSOffice_Level1"/>
+      <w:bookmarkStart w:id="3" w:name="_Toc21669"/>
+      <w:bookmarkStart w:id="4" w:name="_Toc24178_WPSOffice_Level1"/>
+      <w:bookmarkStart w:id="5" w:name="_Toc6008"/>
+      <w:bookmarkStart w:id="6" w:name="_Toc13806"/>
       <w:bookmarkStart w:id="7" w:name="_Toc982"/>
-      <w:bookmarkStart w:id="8" w:name="_Toc24178_WPSOffice_Level1"/>
+      <w:bookmarkStart w:id="8" w:name="_Toc21009_WPSOffice_Level1"/>
       <w:bookmarkStart w:id="9" w:name="_Toc8798"/>
       <w:r>
         <w:rPr>
@@ -1833,8 +1833,6 @@
               </w:rPr>
               <w:t>{{sample.collect_date}}</w:t>
             </w:r>
-            <w:bookmarkStart w:id="48" w:name="_GoBack"/>
-            <w:bookmarkEnd w:id="48"/>
           </w:p>
         </w:tc>
       </w:tr>
@@ -1864,12 +1862,12 @@
       </w:pPr>
       <w:bookmarkStart w:id="10" w:name="_Toc26731"/>
       <w:bookmarkStart w:id="11" w:name="_Toc18062_WPSOffice_Level1"/>
-      <w:bookmarkStart w:id="12" w:name="_Toc27031"/>
-      <w:bookmarkStart w:id="13" w:name="_Toc15327"/>
-      <w:bookmarkStart w:id="14" w:name="_Toc7021_WPSOffice_Level1"/>
-      <w:bookmarkStart w:id="15" w:name="_Toc20068"/>
-      <w:bookmarkStart w:id="16" w:name="_Toc11015_WPSOffice_Level1"/>
-      <w:bookmarkStart w:id="17" w:name="_Toc17451"/>
+      <w:bookmarkStart w:id="12" w:name="_Toc7021_WPSOffice_Level1"/>
+      <w:bookmarkStart w:id="13" w:name="_Toc20068"/>
+      <w:bookmarkStart w:id="14" w:name="_Toc27031"/>
+      <w:bookmarkStart w:id="15" w:name="_Toc15327"/>
+      <w:bookmarkStart w:id="16" w:name="_Toc17451"/>
+      <w:bookmarkStart w:id="17" w:name="_Toc11015_WPSOffice_Level1"/>
       <w:bookmarkStart w:id="18" w:name="_Toc3823"/>
       <w:r>
         <w:rPr>
@@ -2006,8 +2004,8 @@
               </w:rPr>
             </w:pPr>
             <w:bookmarkStart w:id="20" w:name="_Toc28125"/>
-            <w:bookmarkStart w:id="21" w:name="_Toc149837255"/>
-            <w:bookmarkStart w:id="22" w:name="_Toc21059"/>
+            <w:bookmarkStart w:id="21" w:name="_Toc21059"/>
+            <w:bookmarkStart w:id="22" w:name="_Toc149837255"/>
             <w:r>
               <w:rPr>
                 <w:rFonts w:hint="eastAsia" w:ascii="Times New Roman" w:hAnsi="Times New Roman" w:eastAsia="微软雅黑" w:cs="微软雅黑"/>
@@ -3149,12 +3147,12 @@
         </w:rPr>
         <w:br w:type="page"/>
       </w:r>
-      <w:bookmarkStart w:id="23" w:name="_Toc24235"/>
-      <w:bookmarkStart w:id="24" w:name="_Toc2781"/>
-      <w:bookmarkStart w:id="25" w:name="_Toc22132"/>
-      <w:bookmarkStart w:id="26" w:name="_Toc18013"/>
-      <w:bookmarkStart w:id="27" w:name="_Toc20136_WPSOffice_Level1"/>
-      <w:bookmarkStart w:id="28" w:name="_Toc19898_WPSOffice_Level1"/>
+      <w:bookmarkStart w:id="23" w:name="_Toc18013"/>
+      <w:bookmarkStart w:id="24" w:name="_Toc20136_WPSOffice_Level1"/>
+      <w:bookmarkStart w:id="25" w:name="_Toc19898_WPSOffice_Level1"/>
+      <w:bookmarkStart w:id="26" w:name="_Toc24235"/>
+      <w:bookmarkStart w:id="27" w:name="_Toc2781"/>
+      <w:bookmarkStart w:id="28" w:name="_Toc22132"/>
     </w:p>
     <w:bookmarkEnd w:id="18"/>
     <w:bookmarkEnd w:id="19"/>
@@ -3183,22 +3181,22 @@
         </w:rPr>
       </w:pPr>
       <w:bookmarkStart w:id="29" w:name="_Toc149837264"/>
-      <w:bookmarkStart w:id="30" w:name="_Toc22658"/>
-      <w:bookmarkStart w:id="31" w:name="_Toc1707_WPSOffice_Level1"/>
+      <w:bookmarkStart w:id="30" w:name="_Toc21764_WPSOffice_Level1"/>
+      <w:bookmarkStart w:id="31" w:name="_Toc16594"/>
       <w:bookmarkStart w:id="32" w:name="_Toc12505"/>
-      <w:bookmarkStart w:id="33" w:name="_Toc21764_WPSOffice_Level1"/>
-      <w:bookmarkStart w:id="34" w:name="_Toc16594"/>
-      <w:bookmarkStart w:id="35" w:name="_Toc13196_WPSOffice_Level1"/>
-      <w:bookmarkStart w:id="36" w:name="_Toc27302"/>
+      <w:bookmarkStart w:id="33" w:name="_Toc13196_WPSOffice_Level1"/>
+      <w:bookmarkStart w:id="34" w:name="_Toc22658"/>
+      <w:bookmarkStart w:id="35" w:name="_Toc27302"/>
+      <w:bookmarkStart w:id="36" w:name="_Toc1707_WPSOffice_Level1"/>
       <w:bookmarkStart w:id="37" w:name="_Toc2409"/>
       <w:bookmarkStart w:id="38" w:name="_Toc28240"/>
       <w:bookmarkStart w:id="39" w:name="_Toc3044"/>
-      <w:bookmarkStart w:id="40" w:name="_Toc26868"/>
-      <w:bookmarkStart w:id="41" w:name="_Toc32304"/>
-      <w:bookmarkStart w:id="42" w:name="_Toc15114"/>
-      <w:bookmarkStart w:id="43" w:name="_Toc28454_WPSOffice_Level1"/>
+      <w:bookmarkStart w:id="40" w:name="_Toc32304"/>
+      <w:bookmarkStart w:id="41" w:name="_Toc15114"/>
+      <w:bookmarkStart w:id="42" w:name="_Toc26868"/>
+      <w:bookmarkStart w:id="43" w:name="_Toc26985_WPSOffice_Level1"/>
       <w:bookmarkStart w:id="44" w:name="_Toc5476"/>
-      <w:bookmarkStart w:id="45" w:name="_Toc26985_WPSOffice_Level1"/>
+      <w:bookmarkStart w:id="45" w:name="_Toc28454_WPSOffice_Level1"/>
       <w:bookmarkStart w:id="46" w:name="_Toc20170_WPSOffice_Level1"/>
       <w:r>
         <w:rPr>
@@ -11758,7 +11756,7 @@
           <w:szCs w:val="21"/>
           <w:lang w:eastAsia="zh-CN"/>
         </w:rPr>
-        <w:t>{% for b in summaryOfRresults.productModularization.limitation_statement | nl() %}{%if loop.last%}{{ b }}{%else%}{{ b }}</w:t>
+        <w:t>{% if summaryOfRresults.type == “tissue” %}1.本报告仅对送检样本负责，报告结果仅供参考，不代表临床决策意见，不作为临床诊断的依据。临床决策和诊断需要临床医生根据检测者各项检测结果进行综合评判。</w:t>
       </w:r>
     </w:p>
     <w:p>
@@ -11782,8 +11780,466 @@
           <w:szCs w:val="21"/>
           <w:lang w:eastAsia="zh-CN"/>
         </w:rPr>
-        <w:t>{%endif%}{% endfor%}</w:t>
-      </w:r>
+        <w:t>2.本检测的分析和解读基于已发表的文献和公开的数据库，随着科学研究的发展和数据库的更新，变异解读可能发生一定的变更。</w:t>
+      </w:r>
+    </w:p>
+    <w:p>
+      <w:pPr>
+        <w:spacing w:line="276" w:lineRule="auto"/>
+        <w:ind w:firstLine="420" w:firstLineChars="200"/>
+        <w:jc w:val="both"/>
+        <w:rPr>
+          <w:rFonts w:hint="default" w:ascii="Times New Roman" w:hAnsi="Times New Roman" w:eastAsia="思源黑体 CN Medium" w:cs="Times New Roman"/>
+          <w:bCs/>
+          <w:sz w:val="21"/>
+          <w:szCs w:val="21"/>
+          <w:lang w:eastAsia="zh-CN"/>
+        </w:rPr>
+      </w:pPr>
+      <w:r>
+        <w:rPr>
+          <w:rFonts w:hint="default" w:ascii="Times New Roman" w:hAnsi="Times New Roman" w:eastAsia="思源黑体 CN Medium" w:cs="Times New Roman"/>
+          <w:bCs/>
+          <w:sz w:val="21"/>
+          <w:szCs w:val="21"/>
+          <w:lang w:eastAsia="zh-CN"/>
+        </w:rPr>
+        <w:t>3.本检测适用于发现指定基因DNA水平的变异，不涉及DNA甲基化、RNA水平或蛋白质水平的检测。</w:t>
+      </w:r>
+    </w:p>
+    <w:p>
+      <w:pPr>
+        <w:spacing w:line="276" w:lineRule="auto"/>
+        <w:ind w:firstLine="420" w:firstLineChars="200"/>
+        <w:jc w:val="both"/>
+        <w:rPr>
+          <w:rFonts w:hint="default" w:ascii="Times New Roman" w:hAnsi="Times New Roman" w:eastAsia="思源黑体 CN Medium" w:cs="Times New Roman"/>
+          <w:bCs/>
+          <w:sz w:val="21"/>
+          <w:szCs w:val="21"/>
+          <w:lang w:eastAsia="zh-CN"/>
+        </w:rPr>
+      </w:pPr>
+      <w:r>
+        <w:rPr>
+          <w:rFonts w:hint="default" w:ascii="Times New Roman" w:hAnsi="Times New Roman" w:eastAsia="思源黑体 CN Medium" w:cs="Times New Roman"/>
+          <w:bCs/>
+          <w:sz w:val="21"/>
+          <w:szCs w:val="21"/>
+          <w:lang w:eastAsia="zh-CN"/>
+        </w:rPr>
+        <w:t>4.如未检出指定基因的变异(即阴性结果)不能排除存在低于检测下限的变异的可能性。</w:t>
+      </w:r>
+    </w:p>
+    <w:p>
+      <w:pPr>
+        <w:spacing w:line="276" w:lineRule="auto"/>
+        <w:ind w:firstLine="420" w:firstLineChars="200"/>
+        <w:jc w:val="both"/>
+        <w:rPr>
+          <w:rFonts w:hint="default" w:ascii="Times New Roman" w:hAnsi="Times New Roman" w:eastAsia="思源黑体 CN Medium" w:cs="Times New Roman"/>
+          <w:bCs/>
+          <w:sz w:val="21"/>
+          <w:szCs w:val="21"/>
+          <w:lang w:eastAsia="zh-CN"/>
+        </w:rPr>
+      </w:pPr>
+      <w:r>
+        <w:rPr>
+          <w:rFonts w:hint="default" w:ascii="Times New Roman" w:hAnsi="Times New Roman" w:eastAsia="思源黑体 CN Medium" w:cs="Times New Roman"/>
+          <w:bCs/>
+          <w:sz w:val="21"/>
+          <w:szCs w:val="21"/>
+          <w:lang w:eastAsia="zh-CN"/>
+        </w:rPr>
+        <w:t>5.肿瘤是一种复杂的系统性疾病，评定是否为恶性肿瘤需要由临床医生综合多种检查结果进行判定。本检测不能用于确认或排除恶性肿瘤的存在。</w:t>
+      </w:r>
+    </w:p>
+    <w:p>
+      <w:pPr>
+        <w:spacing w:line="276" w:lineRule="auto"/>
+        <w:ind w:firstLine="420" w:firstLineChars="200"/>
+        <w:jc w:val="both"/>
+        <w:rPr>
+          <w:rFonts w:hint="default" w:ascii="Times New Roman" w:hAnsi="Times New Roman" w:eastAsia="思源黑体 CN Medium" w:cs="Times New Roman"/>
+          <w:bCs/>
+          <w:sz w:val="21"/>
+          <w:szCs w:val="21"/>
+          <w:lang w:eastAsia="zh-CN"/>
+        </w:rPr>
+      </w:pPr>
+      <w:r>
+        <w:rPr>
+          <w:rFonts w:hint="default" w:ascii="Times New Roman" w:hAnsi="Times New Roman" w:eastAsia="思源黑体 CN Medium" w:cs="Times New Roman"/>
+          <w:bCs/>
+          <w:sz w:val="21"/>
+          <w:szCs w:val="21"/>
+          <w:lang w:eastAsia="zh-CN"/>
+        </w:rPr>
+        <w:t>6.部分患者不存在明确的靶向药物对应的基因突变，所以并非所有受检者都可以找到对应靶向药物或明确耐药机制。</w:t>
+      </w:r>
+    </w:p>
+    <w:p>
+      <w:pPr>
+        <w:spacing w:line="276" w:lineRule="auto"/>
+        <w:ind w:firstLine="420" w:firstLineChars="200"/>
+        <w:jc w:val="both"/>
+        <w:rPr>
+          <w:rFonts w:hint="default" w:ascii="Times New Roman" w:hAnsi="Times New Roman" w:eastAsia="思源黑体 CN Medium" w:cs="Times New Roman"/>
+          <w:bCs/>
+          <w:sz w:val="21"/>
+          <w:szCs w:val="21"/>
+          <w:lang w:eastAsia="zh-CN"/>
+        </w:rPr>
+      </w:pPr>
+      <w:r>
+        <w:rPr>
+          <w:rFonts w:hint="default" w:ascii="Times New Roman" w:hAnsi="Times New Roman" w:eastAsia="思源黑体 CN Medium" w:cs="Times New Roman"/>
+          <w:bCs/>
+          <w:sz w:val="21"/>
+          <w:szCs w:val="21"/>
+          <w:lang w:eastAsia="zh-CN"/>
+        </w:rPr>
+        <w:t>7.检测范围外的基因变异和/或药物间相互作用等非基因变异因素均可能影响药物效果等临床表型。</w:t>
+      </w:r>
+    </w:p>
+    <w:p>
+      <w:pPr>
+        <w:spacing w:line="276" w:lineRule="auto"/>
+        <w:ind w:firstLine="420" w:firstLineChars="200"/>
+        <w:jc w:val="both"/>
+        <w:rPr>
+          <w:rFonts w:hint="default" w:ascii="Times New Roman" w:hAnsi="Times New Roman" w:eastAsia="思源黑体 CN Medium" w:cs="Times New Roman"/>
+          <w:bCs/>
+          <w:sz w:val="21"/>
+          <w:szCs w:val="21"/>
+          <w:lang w:eastAsia="zh-CN"/>
+        </w:rPr>
+      </w:pPr>
+      <w:r>
+        <w:rPr>
+          <w:rFonts w:hint="default" w:ascii="Times New Roman" w:hAnsi="Times New Roman" w:eastAsia="思源黑体 CN Medium" w:cs="Times New Roman"/>
+          <w:bCs/>
+          <w:sz w:val="21"/>
+          <w:szCs w:val="21"/>
+          <w:lang w:eastAsia="zh-CN"/>
+        </w:rPr>
+        <w:t>8.变异检出的敏感性受到送检样本中恶性肿瘤细胞比例的影响。</w:t>
+      </w:r>
+    </w:p>
+    <w:p>
+      <w:pPr>
+        <w:spacing w:line="276" w:lineRule="auto"/>
+        <w:ind w:firstLine="420" w:firstLineChars="200"/>
+        <w:jc w:val="both"/>
+        <w:rPr>
+          <w:rFonts w:hint="default" w:ascii="Times New Roman" w:hAnsi="Times New Roman" w:eastAsia="思源黑体 CN Medium" w:cs="Times New Roman"/>
+          <w:bCs/>
+          <w:sz w:val="21"/>
+          <w:szCs w:val="21"/>
+          <w:lang w:eastAsia="zh-CN"/>
+        </w:rPr>
+      </w:pPr>
+      <w:r>
+        <w:rPr>
+          <w:rFonts w:hint="default" w:ascii="Times New Roman" w:hAnsi="Times New Roman" w:eastAsia="思源黑体 CN Medium" w:cs="Times New Roman"/>
+          <w:bCs/>
+          <w:sz w:val="21"/>
+          <w:szCs w:val="21"/>
+          <w:lang w:eastAsia="zh-CN"/>
+        </w:rPr>
+        <w:t>9.本检测仅包括肿瘤组织，未包括对照样本。变异是否为体细胞突变来源是基于数据库和变异丰度的算法综合预测，不能完全排除胚系突变来源的可能性。</w:t>
+      </w:r>
+    </w:p>
+    <w:p>
+      <w:pPr>
+        <w:spacing w:line="276" w:lineRule="auto"/>
+        <w:ind w:firstLine="420" w:firstLineChars="200"/>
+        <w:jc w:val="both"/>
+        <w:rPr>
+          <w:rFonts w:hint="default" w:ascii="Times New Roman" w:hAnsi="Times New Roman" w:eastAsia="思源黑体 CN Medium" w:cs="Times New Roman"/>
+          <w:bCs/>
+          <w:sz w:val="21"/>
+          <w:szCs w:val="21"/>
+          <w:lang w:eastAsia="zh-CN"/>
+        </w:rPr>
+      </w:pPr>
+      <w:r>
+        <w:rPr>
+          <w:rFonts w:hint="default" w:ascii="Times New Roman" w:hAnsi="Times New Roman" w:eastAsia="思源黑体 CN Medium" w:cs="Times New Roman"/>
+          <w:bCs/>
+          <w:sz w:val="21"/>
+          <w:szCs w:val="21"/>
+          <w:lang w:eastAsia="zh-CN"/>
+        </w:rPr>
+        <w:t>10.肿瘤发展或治疗过程中可能出现获得性基因变异，从而使癌症的突变谱发生变化，同时肿瘤也可能存在肿瘤间和肿瘤内的异质性。本检测报告结果仅对送检样品负责，如有疑义，请在收到结果后的7个工作日内与我们联系。</w:t>
+      </w:r>
+    </w:p>
+    <w:p>
+      <w:pPr>
+        <w:spacing w:line="276" w:lineRule="auto"/>
+        <w:ind w:firstLine="420" w:firstLineChars="200"/>
+        <w:jc w:val="both"/>
+        <w:rPr>
+          <w:rFonts w:hint="default" w:ascii="Times New Roman" w:hAnsi="Times New Roman" w:eastAsia="思源黑体 CN Medium" w:cs="Times New Roman"/>
+          <w:bCs/>
+          <w:sz w:val="21"/>
+          <w:szCs w:val="21"/>
+          <w:lang w:eastAsia="zh-CN"/>
+        </w:rPr>
+      </w:pPr>
+      <w:r>
+        <w:rPr>
+          <w:rFonts w:hint="default" w:ascii="Times New Roman" w:hAnsi="Times New Roman" w:eastAsia="思源黑体 CN Medium" w:cs="Times New Roman"/>
+          <w:bCs/>
+          <w:sz w:val="21"/>
+          <w:szCs w:val="21"/>
+          <w:lang w:eastAsia="zh-CN"/>
+        </w:rPr>
+        <w:t>{% else %}1.本报告仅对送检样本负责，报告结果仅供参考，不代表临床决策意见，不作为临床诊断的依据。临床决策和诊断需要临床医生根据检测者各项检测结果进行综合评判。</w:t>
+      </w:r>
+    </w:p>
+    <w:p>
+      <w:pPr>
+        <w:spacing w:line="276" w:lineRule="auto"/>
+        <w:ind w:firstLine="420" w:firstLineChars="200"/>
+        <w:jc w:val="both"/>
+        <w:rPr>
+          <w:rFonts w:hint="default" w:ascii="Times New Roman" w:hAnsi="Times New Roman" w:eastAsia="思源黑体 CN Medium" w:cs="Times New Roman"/>
+          <w:bCs/>
+          <w:sz w:val="21"/>
+          <w:szCs w:val="21"/>
+          <w:lang w:eastAsia="zh-CN"/>
+        </w:rPr>
+      </w:pPr>
+      <w:r>
+        <w:rPr>
+          <w:rFonts w:hint="default" w:ascii="Times New Roman" w:hAnsi="Times New Roman" w:eastAsia="思源黑体 CN Medium" w:cs="Times New Roman"/>
+          <w:bCs/>
+          <w:sz w:val="21"/>
+          <w:szCs w:val="21"/>
+          <w:lang w:eastAsia="zh-CN"/>
+        </w:rPr>
+        <w:t>2.本检测的分析和解读基于已发表的文献和公开的数据库，随着科学研究的发展和数据库的更新，变异解读可能发生一定的变更。</w:t>
+      </w:r>
+    </w:p>
+    <w:p>
+      <w:pPr>
+        <w:spacing w:line="276" w:lineRule="auto"/>
+        <w:ind w:firstLine="420" w:firstLineChars="200"/>
+        <w:jc w:val="both"/>
+        <w:rPr>
+          <w:rFonts w:hint="default" w:ascii="Times New Roman" w:hAnsi="Times New Roman" w:eastAsia="思源黑体 CN Medium" w:cs="Times New Roman"/>
+          <w:bCs/>
+          <w:sz w:val="21"/>
+          <w:szCs w:val="21"/>
+          <w:lang w:eastAsia="zh-CN"/>
+        </w:rPr>
+      </w:pPr>
+      <w:r>
+        <w:rPr>
+          <w:rFonts w:hint="default" w:ascii="Times New Roman" w:hAnsi="Times New Roman" w:eastAsia="思源黑体 CN Medium" w:cs="Times New Roman"/>
+          <w:bCs/>
+          <w:sz w:val="21"/>
+          <w:szCs w:val="21"/>
+          <w:lang w:eastAsia="zh-CN"/>
+        </w:rPr>
+        <w:t>3.本检测适用于发现指定基因DNA水平的变异，不涉及DNA甲基化、RNA水平或蛋白质水平的检测。</w:t>
+      </w:r>
+    </w:p>
+    <w:p>
+      <w:pPr>
+        <w:spacing w:line="276" w:lineRule="auto"/>
+        <w:ind w:firstLine="420" w:firstLineChars="200"/>
+        <w:jc w:val="both"/>
+        <w:rPr>
+          <w:rFonts w:hint="default" w:ascii="Times New Roman" w:hAnsi="Times New Roman" w:eastAsia="思源黑体 CN Medium" w:cs="Times New Roman"/>
+          <w:bCs/>
+          <w:sz w:val="21"/>
+          <w:szCs w:val="21"/>
+          <w:lang w:eastAsia="zh-CN"/>
+        </w:rPr>
+      </w:pPr>
+      <w:r>
+        <w:rPr>
+          <w:rFonts w:hint="default" w:ascii="Times New Roman" w:hAnsi="Times New Roman" w:eastAsia="思源黑体 CN Medium" w:cs="Times New Roman"/>
+          <w:bCs/>
+          <w:sz w:val="21"/>
+          <w:szCs w:val="21"/>
+          <w:lang w:eastAsia="zh-CN"/>
+        </w:rPr>
+        <w:t>4.如未检出指定基因的变异(即阴性结果)不能排除存在低于检测下限的变异的可能性。</w:t>
+      </w:r>
+    </w:p>
+    <w:p>
+      <w:pPr>
+        <w:spacing w:line="276" w:lineRule="auto"/>
+        <w:ind w:firstLine="420" w:firstLineChars="200"/>
+        <w:jc w:val="both"/>
+        <w:rPr>
+          <w:rFonts w:hint="default" w:ascii="Times New Roman" w:hAnsi="Times New Roman" w:eastAsia="思源黑体 CN Medium" w:cs="Times New Roman"/>
+          <w:bCs/>
+          <w:sz w:val="21"/>
+          <w:szCs w:val="21"/>
+          <w:lang w:eastAsia="zh-CN"/>
+        </w:rPr>
+      </w:pPr>
+      <w:r>
+        <w:rPr>
+          <w:rFonts w:hint="default" w:ascii="Times New Roman" w:hAnsi="Times New Roman" w:eastAsia="思源黑体 CN Medium" w:cs="Times New Roman"/>
+          <w:bCs/>
+          <w:sz w:val="21"/>
+          <w:szCs w:val="21"/>
+          <w:lang w:eastAsia="zh-CN"/>
+        </w:rPr>
+        <w:t>5.肿瘤是一种复杂的系统性疾病，评定是否为恶性肿瘤需要由临床医生综合多种检查结果进行判定。本检测不能用于确认或排除恶性肿瘤的存在。</w:t>
+      </w:r>
+    </w:p>
+    <w:p>
+      <w:pPr>
+        <w:spacing w:line="276" w:lineRule="auto"/>
+        <w:ind w:firstLine="420" w:firstLineChars="200"/>
+        <w:jc w:val="both"/>
+        <w:rPr>
+          <w:rFonts w:hint="default" w:ascii="Times New Roman" w:hAnsi="Times New Roman" w:eastAsia="思源黑体 CN Medium" w:cs="Times New Roman"/>
+          <w:bCs/>
+          <w:sz w:val="21"/>
+          <w:szCs w:val="21"/>
+          <w:lang w:eastAsia="zh-CN"/>
+        </w:rPr>
+      </w:pPr>
+      <w:r>
+        <w:rPr>
+          <w:rFonts w:hint="default" w:ascii="Times New Roman" w:hAnsi="Times New Roman" w:eastAsia="思源黑体 CN Medium" w:cs="Times New Roman"/>
+          <w:bCs/>
+          <w:sz w:val="21"/>
+          <w:szCs w:val="21"/>
+          <w:lang w:eastAsia="zh-CN"/>
+        </w:rPr>
+        <w:t>6.部分患者不存在明确的靶向药物对应的基因突变，所以并非所有受检者都可以找到对应靶向药物或明确耐药机制。</w:t>
+      </w:r>
+    </w:p>
+    <w:p>
+      <w:pPr>
+        <w:spacing w:line="276" w:lineRule="auto"/>
+        <w:ind w:firstLine="420" w:firstLineChars="200"/>
+        <w:jc w:val="both"/>
+        <w:rPr>
+          <w:rFonts w:hint="default" w:ascii="Times New Roman" w:hAnsi="Times New Roman" w:eastAsia="思源黑体 CN Medium" w:cs="Times New Roman"/>
+          <w:bCs/>
+          <w:sz w:val="21"/>
+          <w:szCs w:val="21"/>
+          <w:lang w:eastAsia="zh-CN"/>
+        </w:rPr>
+      </w:pPr>
+      <w:r>
+        <w:rPr>
+          <w:rFonts w:hint="default" w:ascii="Times New Roman" w:hAnsi="Times New Roman" w:eastAsia="思源黑体 CN Medium" w:cs="Times New Roman"/>
+          <w:bCs/>
+          <w:sz w:val="21"/>
+          <w:szCs w:val="21"/>
+          <w:lang w:eastAsia="zh-CN"/>
+        </w:rPr>
+        <w:t>7.检测范围外的基因变异和/或药物间相互作用等非基因变异因素均可能影响药物效果等临床表型。</w:t>
+      </w:r>
+    </w:p>
+    <w:p>
+      <w:pPr>
+        <w:spacing w:line="276" w:lineRule="auto"/>
+        <w:ind w:firstLine="420" w:firstLineChars="200"/>
+        <w:jc w:val="both"/>
+        <w:rPr>
+          <w:rFonts w:hint="default" w:ascii="Times New Roman" w:hAnsi="Times New Roman" w:eastAsia="思源黑体 CN Medium" w:cs="Times New Roman"/>
+          <w:bCs/>
+          <w:sz w:val="21"/>
+          <w:szCs w:val="21"/>
+          <w:lang w:eastAsia="zh-CN"/>
+        </w:rPr>
+      </w:pPr>
+      <w:r>
+        <w:rPr>
+          <w:rFonts w:hint="default" w:ascii="Times New Roman" w:hAnsi="Times New Roman" w:eastAsia="思源黑体 CN Medium" w:cs="Times New Roman"/>
+          <w:bCs/>
+          <w:sz w:val="21"/>
+          <w:szCs w:val="21"/>
+          <w:lang w:eastAsia="zh-CN"/>
+        </w:rPr>
+        <w:t>8.变异检出的敏感性受到送检样本中恶性肿瘤细胞比例的影响。</w:t>
+      </w:r>
+    </w:p>
+    <w:p>
+      <w:pPr>
+        <w:spacing w:line="276" w:lineRule="auto"/>
+        <w:ind w:firstLine="420" w:firstLineChars="200"/>
+        <w:jc w:val="both"/>
+        <w:rPr>
+          <w:rFonts w:hint="default" w:ascii="Times New Roman" w:hAnsi="Times New Roman" w:eastAsia="思源黑体 CN Medium" w:cs="Times New Roman"/>
+          <w:bCs/>
+          <w:sz w:val="21"/>
+          <w:szCs w:val="21"/>
+          <w:lang w:eastAsia="zh-CN"/>
+        </w:rPr>
+      </w:pPr>
+      <w:r>
+        <w:rPr>
+          <w:rFonts w:hint="default" w:ascii="Times New Roman" w:hAnsi="Times New Roman" w:eastAsia="思源黑体 CN Medium" w:cs="Times New Roman"/>
+          <w:bCs/>
+          <w:sz w:val="21"/>
+          <w:szCs w:val="21"/>
+          <w:lang w:eastAsia="zh-CN"/>
+        </w:rPr>
+        <w:t>9.外周血游离DNA(cfDNA)主要来自于正常细胞，其中的循环肿瘤DNA(ctDNA)占比一般极低。由于ctDNA占比受到肿瘤分期、肿瘤全身负荷、转移部位及当前治疗状况等多种因素的影响，ctDNA变异丰度与组织中的变异丰度不具备直接关联性；血浆中循环 DNA 源自病灶部位细胞释放入血液，并非所有病变细胞的变异都能释放入血，因此血浆中可检测到的变异可能无法完全反映病灶部位全部细胞变异情况。</w:t>
+      </w:r>
+    </w:p>
+    <w:p>
+      <w:pPr>
+        <w:spacing w:line="276" w:lineRule="auto"/>
+        <w:ind w:firstLine="420" w:firstLineChars="200"/>
+        <w:jc w:val="both"/>
+        <w:rPr>
+          <w:rFonts w:hint="default" w:ascii="Times New Roman" w:hAnsi="Times New Roman" w:eastAsia="思源黑体 CN Medium" w:cs="Times New Roman"/>
+          <w:bCs/>
+          <w:sz w:val="21"/>
+          <w:szCs w:val="21"/>
+          <w:lang w:eastAsia="zh-CN"/>
+        </w:rPr>
+      </w:pPr>
+      <w:r>
+        <w:rPr>
+          <w:rFonts w:hint="default" w:ascii="Times New Roman" w:hAnsi="Times New Roman" w:eastAsia="思源黑体 CN Medium" w:cs="Times New Roman"/>
+          <w:bCs/>
+          <w:sz w:val="21"/>
+          <w:szCs w:val="21"/>
+          <w:lang w:eastAsia="zh-CN"/>
+        </w:rPr>
+        <w:t>10.本检测仅包括cfDNA样本，未包括对照样本。变异是否为体细胞突变来源是基于数据库和变异丰度的算法综合预测，不能完全排除胚系突变来源或克隆性造血来源的可能性。</w:t>
+      </w:r>
+    </w:p>
+    <w:p>
+      <w:pPr>
+        <w:spacing w:line="276" w:lineRule="auto"/>
+        <w:ind w:firstLine="420" w:firstLineChars="200"/>
+        <w:jc w:val="both"/>
+        <w:rPr>
+          <w:rFonts w:hint="default" w:ascii="Times New Roman" w:hAnsi="Times New Roman" w:eastAsia="思源黑体 CN Medium" w:cs="Times New Roman"/>
+          <w:bCs/>
+          <w:sz w:val="21"/>
+          <w:szCs w:val="21"/>
+          <w:lang w:eastAsia="zh-CN"/>
+        </w:rPr>
+      </w:pPr>
+      <w:r>
+        <w:rPr>
+          <w:rFonts w:hint="default" w:ascii="Times New Roman" w:hAnsi="Times New Roman" w:eastAsia="思源黑体 CN Medium" w:cs="Times New Roman"/>
+          <w:bCs/>
+          <w:sz w:val="21"/>
+          <w:szCs w:val="21"/>
+          <w:lang w:eastAsia="zh-CN"/>
+        </w:rPr>
+        <w:t>11.肿瘤发展或治疗过程中可能出现获得性基因变异，从而使癌症的突变谱发生变化，同时肿瘤也可能存在肿瘤间和肿瘤内的异质性。本检测报告结果仅对送检样品负责，如有疑义，请在收到结果后的7个工作日内与我们联系。{% endif %}</w:t>
+      </w:r>
+      <w:bookmarkStart w:id="48" w:name="_GoBack"/>
+      <w:bookmarkEnd w:id="48"/>
     </w:p>
     <w:p>
       <w:pPr>
@@ -13509,6 +13965,12 @@
             <w:insideH w:val="none" w:color="auto" w:sz="0" w:space="0"/>
             <w:insideV w:val="none" w:color="auto" w:sz="0" w:space="0"/>
           </w:tblBorders>
+          <w:tblCellMar>
+            <w:top w:w="0" w:type="dxa"/>
+            <w:left w:w="108" w:type="dxa"/>
+            <w:bottom w:w="0" w:type="dxa"/>
+            <w:right w:w="108" w:type="dxa"/>
+          </w:tblCellMar>
         </w:tblPrEx>
         <w:tc>
           <w:tcPr>

--- a/WebContent/docx/KRAS_NRAS_BRAF基因报告-明理.docx
+++ b/WebContent/docx/KRAS_NRAS_BRAF基因报告-明理.docx
@@ -1197,12 +1197,12 @@
           <w:lang w:val="en-US" w:eastAsia="zh-CN"/>
         </w:rPr>
       </w:pPr>
-      <w:bookmarkStart w:id="1" w:name="_Toc3619"/>
-      <w:bookmarkStart w:id="2" w:name="_Toc30143_WPSOffice_Level1"/>
-      <w:bookmarkStart w:id="3" w:name="_Toc21669"/>
-      <w:bookmarkStart w:id="4" w:name="_Toc24178_WPSOffice_Level1"/>
+      <w:bookmarkStart w:id="1" w:name="_Toc21669"/>
+      <w:bookmarkStart w:id="2" w:name="_Toc3619"/>
+      <w:bookmarkStart w:id="3" w:name="_Toc24178_WPSOffice_Level1"/>
+      <w:bookmarkStart w:id="4" w:name="_Toc13806"/>
       <w:bookmarkStart w:id="5" w:name="_Toc6008"/>
-      <w:bookmarkStart w:id="6" w:name="_Toc13806"/>
+      <w:bookmarkStart w:id="6" w:name="_Toc30143_WPSOffice_Level1"/>
       <w:bookmarkStart w:id="7" w:name="_Toc982"/>
       <w:bookmarkStart w:id="8" w:name="_Toc21009_WPSOffice_Level1"/>
       <w:bookmarkStart w:id="9" w:name="_Toc8798"/>
@@ -1860,14 +1860,14 @@
           <w:lang w:val="en-US" w:eastAsia="zh-CN"/>
         </w:rPr>
       </w:pPr>
-      <w:bookmarkStart w:id="10" w:name="_Toc26731"/>
-      <w:bookmarkStart w:id="11" w:name="_Toc18062_WPSOffice_Level1"/>
-      <w:bookmarkStart w:id="12" w:name="_Toc7021_WPSOffice_Level1"/>
+      <w:bookmarkStart w:id="10" w:name="_Toc18062_WPSOffice_Level1"/>
+      <w:bookmarkStart w:id="11" w:name="_Toc26731"/>
+      <w:bookmarkStart w:id="12" w:name="_Toc15327"/>
       <w:bookmarkStart w:id="13" w:name="_Toc20068"/>
-      <w:bookmarkStart w:id="14" w:name="_Toc27031"/>
-      <w:bookmarkStart w:id="15" w:name="_Toc15327"/>
-      <w:bookmarkStart w:id="16" w:name="_Toc17451"/>
-      <w:bookmarkStart w:id="17" w:name="_Toc11015_WPSOffice_Level1"/>
+      <w:bookmarkStart w:id="14" w:name="_Toc17451"/>
+      <w:bookmarkStart w:id="15" w:name="_Toc11015_WPSOffice_Level1"/>
+      <w:bookmarkStart w:id="16" w:name="_Toc7021_WPSOffice_Level1"/>
+      <w:bookmarkStart w:id="17" w:name="_Toc27031"/>
       <w:bookmarkStart w:id="18" w:name="_Toc3823"/>
       <w:r>
         <w:rPr>
@@ -2004,8 +2004,8 @@
               </w:rPr>
             </w:pPr>
             <w:bookmarkStart w:id="20" w:name="_Toc28125"/>
-            <w:bookmarkStart w:id="21" w:name="_Toc21059"/>
-            <w:bookmarkStart w:id="22" w:name="_Toc149837255"/>
+            <w:bookmarkStart w:id="21" w:name="_Toc149837255"/>
+            <w:bookmarkStart w:id="22" w:name="_Toc21059"/>
             <w:r>
               <w:rPr>
                 <w:rFonts w:hint="eastAsia" w:ascii="Times New Roman" w:hAnsi="Times New Roman" w:eastAsia="微软雅黑" w:cs="微软雅黑"/>
@@ -3148,11 +3148,11 @@
         <w:br w:type="page"/>
       </w:r>
       <w:bookmarkStart w:id="23" w:name="_Toc18013"/>
-      <w:bookmarkStart w:id="24" w:name="_Toc20136_WPSOffice_Level1"/>
-      <w:bookmarkStart w:id="25" w:name="_Toc19898_WPSOffice_Level1"/>
-      <w:bookmarkStart w:id="26" w:name="_Toc24235"/>
-      <w:bookmarkStart w:id="27" w:name="_Toc2781"/>
-      <w:bookmarkStart w:id="28" w:name="_Toc22132"/>
+      <w:bookmarkStart w:id="24" w:name="_Toc22132"/>
+      <w:bookmarkStart w:id="25" w:name="_Toc20136_WPSOffice_Level1"/>
+      <w:bookmarkStart w:id="26" w:name="_Toc19898_WPSOffice_Level1"/>
+      <w:bookmarkStart w:id="27" w:name="_Toc24235"/>
+      <w:bookmarkStart w:id="28" w:name="_Toc2781"/>
     </w:p>
     <w:bookmarkEnd w:id="18"/>
     <w:bookmarkEnd w:id="19"/>
@@ -3182,22 +3182,22 @@
       </w:pPr>
       <w:bookmarkStart w:id="29" w:name="_Toc149837264"/>
       <w:bookmarkStart w:id="30" w:name="_Toc21764_WPSOffice_Level1"/>
-      <w:bookmarkStart w:id="31" w:name="_Toc16594"/>
-      <w:bookmarkStart w:id="32" w:name="_Toc12505"/>
-      <w:bookmarkStart w:id="33" w:name="_Toc13196_WPSOffice_Level1"/>
-      <w:bookmarkStart w:id="34" w:name="_Toc22658"/>
-      <w:bookmarkStart w:id="35" w:name="_Toc27302"/>
-      <w:bookmarkStart w:id="36" w:name="_Toc1707_WPSOffice_Level1"/>
-      <w:bookmarkStart w:id="37" w:name="_Toc2409"/>
+      <w:bookmarkStart w:id="31" w:name="_Toc12505"/>
+      <w:bookmarkStart w:id="32" w:name="_Toc13196_WPSOffice_Level1"/>
+      <w:bookmarkStart w:id="33" w:name="_Toc16594"/>
+      <w:bookmarkStart w:id="34" w:name="_Toc1707_WPSOffice_Level1"/>
+      <w:bookmarkStart w:id="35" w:name="_Toc2409"/>
+      <w:bookmarkStart w:id="36" w:name="_Toc27302"/>
+      <w:bookmarkStart w:id="37" w:name="_Toc22658"/>
       <w:bookmarkStart w:id="38" w:name="_Toc28240"/>
-      <w:bookmarkStart w:id="39" w:name="_Toc3044"/>
-      <w:bookmarkStart w:id="40" w:name="_Toc32304"/>
-      <w:bookmarkStart w:id="41" w:name="_Toc15114"/>
+      <w:bookmarkStart w:id="39" w:name="_Toc15114"/>
+      <w:bookmarkStart w:id="40" w:name="_Toc3044"/>
+      <w:bookmarkStart w:id="41" w:name="_Toc32304"/>
       <w:bookmarkStart w:id="42" w:name="_Toc26868"/>
       <w:bookmarkStart w:id="43" w:name="_Toc26985_WPSOffice_Level1"/>
       <w:bookmarkStart w:id="44" w:name="_Toc5476"/>
-      <w:bookmarkStart w:id="45" w:name="_Toc28454_WPSOffice_Level1"/>
-      <w:bookmarkStart w:id="46" w:name="_Toc20170_WPSOffice_Level1"/>
+      <w:bookmarkStart w:id="45" w:name="_Toc20170_WPSOffice_Level1"/>
+      <w:bookmarkStart w:id="46" w:name="_Toc28454_WPSOffice_Level1"/>
       <w:r>
         <w:rPr>
           <w:rFonts w:hint="default" w:ascii="Times New Roman" w:hAnsi="Times New Roman" w:eastAsia="思源黑体 CN Medium" w:cs="Times New Roman"/>
@@ -12238,8 +12238,6 @@
         </w:rPr>
         <w:t>11.肿瘤发展或治疗过程中可能出现获得性基因变异，从而使癌症的突变谱发生变化，同时肿瘤也可能存在肿瘤间和肿瘤内的异质性。本检测报告结果仅对送检样品负责，如有疑义，请在收到结果后的7个工作日内与我们联系。{% endif %}</w:t>
       </w:r>
-      <w:bookmarkStart w:id="48" w:name="_GoBack"/>
-      <w:bookmarkEnd w:id="48"/>
     </w:p>
     <w:p>
       <w:pPr>
@@ -14174,6 +14172,8 @@
           <w:lang w:val="en-US" w:eastAsia="zh-CN"/>
         </w:rPr>
       </w:pPr>
+      <w:bookmarkStart w:id="48" w:name="_GoBack"/>
+      <w:bookmarkEnd w:id="48"/>
       <w:r>
         <w:rPr>
           <w:sz w:val="22"/>
@@ -15188,61 +15188,50 @@
                                     </w:pPr>
                                     <w:r>
                                       <w:rPr>
+                                        <w:rFonts w:hint="eastAsia" w:ascii="Times New Roman" w:hAnsi="Times New Roman" w:cs="Times New Roman"/>
+                                        <w:b/>
                                         <w:sz w:val="18"/>
                                         <w:szCs w:val="18"/>
                                       </w:rPr>
-                                      <w:drawing>
-                                        <wp:inline distT="0" distB="0" distL="114300" distR="114300">
-                                          <wp:extent cx="655955" cy="294640"/>
-                                          <wp:effectExtent l="0" t="0" r="14605" b="10160"/>
-                                          <wp:docPr id="5" name="图片 6" descr="蔡冬雪"/>
-                                          <wp:cNvGraphicFramePr>
-                                            <a:graphicFrameLocks xmlns:a="http://schemas.openxmlformats.org/drawingml/2006/main" noChangeAspect="1"/>
-                                          </wp:cNvGraphicFramePr>
-                                          <a:graphic xmlns:a="http://schemas.openxmlformats.org/drawingml/2006/main">
-                                            <a:graphicData uri="http://schemas.openxmlformats.org/drawingml/2006/picture">
-                                              <pic:pic xmlns:pic="http://schemas.openxmlformats.org/drawingml/2006/picture">
-                                                <pic:nvPicPr>
-                                                  <pic:cNvPr id="5" name="图片 6" descr="蔡冬雪"/>
-                                                  <pic:cNvPicPr>
-                                                    <a:picLocks noChangeAspect="1"/>
-                                                  </pic:cNvPicPr>
-                                                </pic:nvPicPr>
-                                                <pic:blipFill>
-                                                  <a:blip r:embed="rId14">
-                                                    <a:clrChange>
-                                                      <a:clrFrom>
-                                                        <a:srgbClr val="FFFFFF">
-                                                          <a:alpha val="100000"/>
-                                                        </a:srgbClr>
-                                                      </a:clrFrom>
-                                                      <a:clrTo>
-                                                        <a:srgbClr val="FFFFFF">
-                                                          <a:alpha val="100000"/>
-                                                          <a:alpha val="0"/>
-                                                        </a:srgbClr>
-                                                      </a:clrTo>
-                                                    </a:clrChange>
-                                                  </a:blip>
-                                                  <a:srcRect l="18656" t="33322" r="18897" b="26699"/>
-                                                  <a:stretch>
-                                                    <a:fillRect/>
-                                                  </a:stretch>
-                                                </pic:blipFill>
-                                                <pic:spPr>
-                                                  <a:xfrm>
-                                                    <a:off x="0" y="0"/>
-                                                    <a:ext cx="655955" cy="294640"/>
-                                                  </a:xfrm>
-                                                  <a:prstGeom prst="rect">
-                                                    <a:avLst/>
-                                                  </a:prstGeom>
-                                                </pic:spPr>
-                                              </pic:pic>
-                                            </a:graphicData>
-                                          </a:graphic>
-                                        </wp:inline>
-                                      </w:drawing>
+                                      <w:t>{{"ty_tianjin1"|sign(</w:t>
+                                    </w:r>
+                                    <w:r>
+                                      <w:rPr>
+                                        <w:rFonts w:hint="eastAsia" w:ascii="Times New Roman" w:hAnsi="Times New Roman" w:cs="Times New Roman"/>
+                                        <w:b/>
+                                        <w:sz w:val="18"/>
+                                        <w:szCs w:val="18"/>
+                                        <w:lang w:val="en-US" w:eastAsia="zh-CN"/>
+                                      </w:rPr>
+                                      <w:t>46</w:t>
+                                    </w:r>
+                                    <w:r>
+                                      <w:rPr>
+                                        <w:rFonts w:hint="eastAsia" w:ascii="Times New Roman" w:hAnsi="Times New Roman" w:cs="Times New Roman"/>
+                                        <w:b/>
+                                        <w:sz w:val="18"/>
+                                        <w:szCs w:val="18"/>
+                                      </w:rPr>
+                                      <w:t>,2</w:t>
+                                    </w:r>
+                                    <w:r>
+                                      <w:rPr>
+                                        <w:rFonts w:hint="eastAsia" w:ascii="Times New Roman" w:hAnsi="Times New Roman" w:cs="Times New Roman"/>
+                                        <w:b/>
+                                        <w:sz w:val="18"/>
+                                        <w:szCs w:val="18"/>
+                                        <w:lang w:val="en-US" w:eastAsia="zh-CN"/>
+                                      </w:rPr>
+                                      <w:t>1</w:t>
+                                    </w:r>
+                                    <w:r>
+                                      <w:rPr>
+                                        <w:rFonts w:hint="eastAsia" w:ascii="Times New Roman" w:hAnsi="Times New Roman" w:cs="Times New Roman"/>
+                                        <w:b/>
+                                        <w:sz w:val="18"/>
+                                        <w:szCs w:val="18"/>
+                                      </w:rPr>
+                                      <w:t>)}}</w:t>
                                     </w:r>
                                   </w:p>
                                 </w:tc>
@@ -15326,60 +15315,50 @@
                                     </w:pPr>
                                     <w:r>
                                       <w:rPr>
+                                        <w:rFonts w:hint="eastAsia" w:ascii="Times New Roman" w:hAnsi="Times New Roman" w:cs="Times New Roman"/>
+                                        <w:b/>
                                         <w:sz w:val="18"/>
                                         <w:szCs w:val="18"/>
                                       </w:rPr>
-                                      <w:drawing>
-                                        <wp:inline distT="0" distB="0" distL="114300" distR="114300">
-                                          <wp:extent cx="524510" cy="297180"/>
-                                          <wp:effectExtent l="0" t="0" r="0" b="6985"/>
-                                          <wp:docPr id="19" name="图片 4" descr="王建丽"/>
-                                          <wp:cNvGraphicFramePr>
-                                            <a:graphicFrameLocks xmlns:a="http://schemas.openxmlformats.org/drawingml/2006/main" noChangeAspect="1"/>
-                                          </wp:cNvGraphicFramePr>
-                                          <a:graphic xmlns:a="http://schemas.openxmlformats.org/drawingml/2006/main">
-                                            <a:graphicData uri="http://schemas.openxmlformats.org/drawingml/2006/picture">
-                                              <pic:pic xmlns:pic="http://schemas.openxmlformats.org/drawingml/2006/picture">
-                                                <pic:nvPicPr>
-                                                  <pic:cNvPr id="19" name="图片 4" descr="王建丽"/>
-                                                  <pic:cNvPicPr>
-                                                    <a:picLocks noChangeAspect="1"/>
-                                                  </pic:cNvPicPr>
-                                                </pic:nvPicPr>
-                                                <pic:blipFill>
-                                                  <a:blip r:embed="rId15">
-                                                    <a:clrChange>
-                                                      <a:clrFrom>
-                                                        <a:srgbClr val="FFFFFF">
-                                                          <a:alpha val="100000"/>
-                                                        </a:srgbClr>
-                                                      </a:clrFrom>
-                                                      <a:clrTo>
-                                                        <a:srgbClr val="FFFFFF">
-                                                          <a:alpha val="100000"/>
-                                                          <a:alpha val="0"/>
-                                                        </a:srgbClr>
-                                                      </a:clrTo>
-                                                    </a:clrChange>
-                                                  </a:blip>
-                                                  <a:stretch>
-                                                    <a:fillRect/>
-                                                  </a:stretch>
-                                                </pic:blipFill>
-                                                <pic:spPr>
-                                                  <a:xfrm>
-                                                    <a:off x="0" y="0"/>
-                                                    <a:ext cx="524510" cy="297180"/>
-                                                  </a:xfrm>
-                                                  <a:prstGeom prst="rect">
-                                                    <a:avLst/>
-                                                  </a:prstGeom>
-                                                </pic:spPr>
-                                              </pic:pic>
-                                            </a:graphicData>
-                                          </a:graphic>
-                                        </wp:inline>
-                                      </w:drawing>
+                                      <w:t>{{"ty_tianjin2"|sign(</w:t>
+                                    </w:r>
+                                    <w:r>
+                                      <w:rPr>
+                                        <w:rFonts w:hint="eastAsia" w:ascii="Times New Roman" w:hAnsi="Times New Roman" w:cs="Times New Roman"/>
+                                        <w:b/>
+                                        <w:sz w:val="18"/>
+                                        <w:szCs w:val="18"/>
+                                        <w:lang w:val="en-US" w:eastAsia="zh-CN"/>
+                                      </w:rPr>
+                                      <w:t>44</w:t>
+                                    </w:r>
+                                    <w:r>
+                                      <w:rPr>
+                                        <w:rFonts w:hint="eastAsia" w:ascii="Times New Roman" w:hAnsi="Times New Roman" w:cs="Times New Roman"/>
+                                        <w:b/>
+                                        <w:sz w:val="18"/>
+                                        <w:szCs w:val="18"/>
+                                      </w:rPr>
+                                      <w:t>,</w:t>
+                                    </w:r>
+                                    <w:r>
+                                      <w:rPr>
+                                        <w:rFonts w:hint="eastAsia" w:ascii="Times New Roman" w:hAnsi="Times New Roman" w:cs="Times New Roman"/>
+                                        <w:b/>
+                                        <w:sz w:val="18"/>
+                                        <w:szCs w:val="18"/>
+                                        <w:lang w:val="en-US" w:eastAsia="zh-CN"/>
+                                      </w:rPr>
+                                      <w:t>25</w:t>
+                                    </w:r>
+                                    <w:r>
+                                      <w:rPr>
+                                        <w:rFonts w:hint="eastAsia" w:ascii="Times New Roman" w:hAnsi="Times New Roman" w:cs="Times New Roman"/>
+                                        <w:b/>
+                                        <w:sz w:val="18"/>
+                                        <w:szCs w:val="18"/>
+                                      </w:rPr>
+                                      <w:t>)}}</w:t>
                                     </w:r>
                                   </w:p>
                                 </w:tc>
@@ -15783,65 +15762,50 @@
                                     </w:pPr>
                                     <w:r>
                                       <w:rPr>
+                                        <w:rFonts w:hint="eastAsia" w:ascii="Times New Roman" w:hAnsi="Times New Roman" w:cs="Times New Roman"/>
+                                        <w:b/>
                                         <w:sz w:val="18"/>
                                         <w:szCs w:val="18"/>
                                       </w:rPr>
-                                      <w:drawing>
-                                        <wp:inline distT="0" distB="0" distL="114300" distR="114300">
-                                          <wp:extent cx="604520" cy="325755"/>
-                                          <wp:effectExtent l="0" t="0" r="0" b="0"/>
-                                          <wp:docPr id="6" name="图片 1"/>
-                                          <wp:cNvGraphicFramePr>
-                                            <a:graphicFrameLocks xmlns:a="http://schemas.openxmlformats.org/drawingml/2006/main" noChangeAspect="1"/>
-                                          </wp:cNvGraphicFramePr>
-                                          <a:graphic xmlns:a="http://schemas.openxmlformats.org/drawingml/2006/main">
-                                            <a:graphicData uri="http://schemas.openxmlformats.org/drawingml/2006/picture">
-                                              <pic:pic xmlns:pic="http://schemas.openxmlformats.org/drawingml/2006/picture">
-                                                <pic:nvPicPr>
-                                                  <pic:cNvPr id="6" name="图片 1"/>
-                                                  <pic:cNvPicPr>
-                                                    <a:picLocks noChangeAspect="1"/>
-                                                  </pic:cNvPicPr>
-                                                </pic:nvPicPr>
-                                                <pic:blipFill>
-                                                  <a:blip r:embed="rId16">
-                                                    <a:clrChange>
-                                                      <a:clrFrom>
-                                                        <a:srgbClr val="FFFFFF">
-                                                          <a:alpha val="100000"/>
-                                                        </a:srgbClr>
-                                                      </a:clrFrom>
-                                                      <a:clrTo>
-                                                        <a:srgbClr val="FFFFFF">
-                                                          <a:alpha val="100000"/>
-                                                          <a:alpha val="0"/>
-                                                        </a:srgbClr>
-                                                      </a:clrTo>
-                                                    </a:clrChange>
-                                                  </a:blip>
-                                                  <a:srcRect l="10922" t="11667"/>
-                                                  <a:stretch>
-                                                    <a:fillRect/>
-                                                  </a:stretch>
-                                                </pic:blipFill>
-                                                <pic:spPr>
-                                                  <a:xfrm>
-                                                    <a:off x="0" y="0"/>
-                                                    <a:ext cx="604520" cy="325755"/>
-                                                  </a:xfrm>
-                                                  <a:prstGeom prst="rect">
-                                                    <a:avLst/>
-                                                  </a:prstGeom>
-                                                  <a:noFill/>
-                                                  <a:ln>
-                                                    <a:noFill/>
-                                                  </a:ln>
-                                                </pic:spPr>
-                                              </pic:pic>
-                                            </a:graphicData>
-                                          </a:graphic>
-                                        </wp:inline>
-                                      </w:drawing>
+                                      <w:t>{{"ty_guangzhou1"|sign(</w:t>
+                                    </w:r>
+                                    <w:r>
+                                      <w:rPr>
+                                        <w:rFonts w:hint="eastAsia" w:ascii="Times New Roman" w:hAnsi="Times New Roman" w:cs="Times New Roman"/>
+                                        <w:b/>
+                                        <w:sz w:val="18"/>
+                                        <w:szCs w:val="18"/>
+                                        <w:lang w:val="en-US" w:eastAsia="zh-CN"/>
+                                      </w:rPr>
+                                      <w:t>47</w:t>
+                                    </w:r>
+                                    <w:r>
+                                      <w:rPr>
+                                        <w:rFonts w:hint="eastAsia" w:ascii="Times New Roman" w:hAnsi="Times New Roman" w:cs="Times New Roman"/>
+                                        <w:b/>
+                                        <w:sz w:val="18"/>
+                                        <w:szCs w:val="18"/>
+                                      </w:rPr>
+                                      <w:t>,</w:t>
+                                    </w:r>
+                                    <w:r>
+                                      <w:rPr>
+                                        <w:rFonts w:hint="eastAsia" w:ascii="Times New Roman" w:hAnsi="Times New Roman" w:cs="Times New Roman"/>
+                                        <w:b/>
+                                        <w:sz w:val="18"/>
+                                        <w:szCs w:val="18"/>
+                                        <w:lang w:val="en-US" w:eastAsia="zh-CN"/>
+                                      </w:rPr>
+                                      <w:t>25</w:t>
+                                    </w:r>
+                                    <w:r>
+                                      <w:rPr>
+                                        <w:rFonts w:hint="eastAsia" w:ascii="Times New Roman" w:hAnsi="Times New Roman" w:cs="Times New Roman"/>
+                                        <w:b/>
+                                        <w:sz w:val="18"/>
+                                        <w:szCs w:val="18"/>
+                                      </w:rPr>
+                                      <w:t>)}}</w:t>
                                     </w:r>
                                   </w:p>
                                 </w:tc>
@@ -15925,60 +15889,50 @@
                                     </w:pPr>
                                     <w:r>
                                       <w:rPr>
+                                        <w:rFonts w:hint="eastAsia" w:ascii="Times New Roman" w:hAnsi="Times New Roman" w:cs="Times New Roman"/>
+                                        <w:b/>
                                         <w:sz w:val="18"/>
                                         <w:szCs w:val="18"/>
                                       </w:rPr>
-                                      <w:drawing>
-                                        <wp:inline distT="0" distB="0" distL="114300" distR="114300">
-                                          <wp:extent cx="563245" cy="319405"/>
-                                          <wp:effectExtent l="0" t="0" r="0" b="635"/>
-                                          <wp:docPr id="22" name="图片 4" descr="王建丽"/>
-                                          <wp:cNvGraphicFramePr>
-                                            <a:graphicFrameLocks xmlns:a="http://schemas.openxmlformats.org/drawingml/2006/main" noChangeAspect="1"/>
-                                          </wp:cNvGraphicFramePr>
-                                          <a:graphic xmlns:a="http://schemas.openxmlformats.org/drawingml/2006/main">
-                                            <a:graphicData uri="http://schemas.openxmlformats.org/drawingml/2006/picture">
-                                              <pic:pic xmlns:pic="http://schemas.openxmlformats.org/drawingml/2006/picture">
-                                                <pic:nvPicPr>
-                                                  <pic:cNvPr id="22" name="图片 4" descr="王建丽"/>
-                                                  <pic:cNvPicPr>
-                                                    <a:picLocks noChangeAspect="1"/>
-                                                  </pic:cNvPicPr>
-                                                </pic:nvPicPr>
-                                                <pic:blipFill>
-                                                  <a:blip r:embed="rId15">
-                                                    <a:clrChange>
-                                                      <a:clrFrom>
-                                                        <a:srgbClr val="FFFFFF">
-                                                          <a:alpha val="100000"/>
-                                                        </a:srgbClr>
-                                                      </a:clrFrom>
-                                                      <a:clrTo>
-                                                        <a:srgbClr val="FFFFFF">
-                                                          <a:alpha val="100000"/>
-                                                          <a:alpha val="0"/>
-                                                        </a:srgbClr>
-                                                      </a:clrTo>
-                                                    </a:clrChange>
-                                                  </a:blip>
-                                                  <a:stretch>
-                                                    <a:fillRect/>
-                                                  </a:stretch>
-                                                </pic:blipFill>
-                                                <pic:spPr>
-                                                  <a:xfrm>
-                                                    <a:off x="0" y="0"/>
-                                                    <a:ext cx="563245" cy="319405"/>
-                                                  </a:xfrm>
-                                                  <a:prstGeom prst="rect">
-                                                    <a:avLst/>
-                                                  </a:prstGeom>
-                                                </pic:spPr>
-                                              </pic:pic>
-                                            </a:graphicData>
-                                          </a:graphic>
-                                        </wp:inline>
-                                      </w:drawing>
+                                      <w:t>{{"ty_guangzhou2"|sign(</w:t>
+                                    </w:r>
+                                    <w:r>
+                                      <w:rPr>
+                                        <w:rFonts w:hint="eastAsia" w:ascii="Times New Roman" w:hAnsi="Times New Roman" w:cs="Times New Roman"/>
+                                        <w:b/>
+                                        <w:sz w:val="18"/>
+                                        <w:szCs w:val="18"/>
+                                        <w:lang w:val="en-US" w:eastAsia="zh-CN"/>
+                                      </w:rPr>
+                                      <w:t>44</w:t>
+                                    </w:r>
+                                    <w:r>
+                                      <w:rPr>
+                                        <w:rFonts w:hint="eastAsia" w:ascii="Times New Roman" w:hAnsi="Times New Roman" w:cs="Times New Roman"/>
+                                        <w:b/>
+                                        <w:sz w:val="18"/>
+                                        <w:szCs w:val="18"/>
+                                      </w:rPr>
+                                      <w:t>,</w:t>
+                                    </w:r>
+                                    <w:r>
+                                      <w:rPr>
+                                        <w:rFonts w:hint="eastAsia" w:ascii="Times New Roman" w:hAnsi="Times New Roman" w:cs="Times New Roman"/>
+                                        <w:b/>
+                                        <w:sz w:val="18"/>
+                                        <w:szCs w:val="18"/>
+                                        <w:lang w:val="en-US" w:eastAsia="zh-CN"/>
+                                      </w:rPr>
+                                      <w:t>25</w:t>
+                                    </w:r>
+                                    <w:r>
+                                      <w:rPr>
+                                        <w:rFonts w:hint="eastAsia" w:ascii="Times New Roman" w:hAnsi="Times New Roman" w:cs="Times New Roman"/>
+                                        <w:b/>
+                                        <w:sz w:val="18"/>
+                                        <w:szCs w:val="18"/>
+                                      </w:rPr>
+                                      <w:t>)}}</w:t>
                                     </w:r>
                                   </w:p>
                                 </w:tc>
@@ -16225,6 +16179,29 @@
                                 <w:t>{% endif %}</w:t>
                               </w:r>
                             </w:p>
+                            <w:p>
+                              <w:pPr>
+                                <w:keepNext w:val="0"/>
+                                <w:keepLines w:val="0"/>
+                                <w:pageBreakBefore w:val="0"/>
+                                <w:widowControl/>
+                                <w:kinsoku/>
+                                <w:wordWrap/>
+                                <w:overflowPunct/>
+                                <w:topLinePunct w:val="0"/>
+                                <w:bidi w:val="0"/>
+                                <w:adjustRightInd w:val="0"/>
+                                <w:snapToGrid w:val="0"/>
+                                <w:spacing w:line="240" w:lineRule="auto"/>
+                                <w:textAlignment w:val="auto"/>
+                                <w:rPr>
+                                  <w:rFonts w:hint="default" w:ascii="Times New Roman" w:hAnsi="Times New Roman" w:eastAsia="等线" w:cs="宋体"/>
+                                  <w:sz w:val="18"/>
+                                  <w:szCs w:val="18"/>
+                                  <w:lang w:val="en-US" w:eastAsia="zh-CN" w:bidi="ar-SA"/>
+                                </w:rPr>
+                              </w:pPr>
+                            </w:p>
                           </w:txbxContent>
                         </wps:txbx>
                         <wps:bodyPr rot="0" spcFirstLastPara="0" vertOverflow="overflow" horzOverflow="overflow" vert="horz" wrap="square" lIns="91440" tIns="45720" rIns="91440" bIns="45720" numCol="1" spcCol="0" rtlCol="0" fromWordArt="0" anchor="t" anchorCtr="0" forceAA="0" compatLnSpc="1">
@@ -16239,7 +16216,7 @@
                           </pic:cNvPicPr>
                         </pic:nvPicPr>
                         <pic:blipFill>
-                          <a:blip r:embed="rId17">
+                          <a:blip r:embed="rId14">
                             <a:extLst>
                               <a:ext uri="{28A0092B-C50C-407E-A947-70E740481C1C}">
                                 <a14:useLocalDpi xmlns:a14="http://schemas.microsoft.com/office/drawing/2010/main" val="0"/>
@@ -17230,61 +17207,50 @@
                               </w:pPr>
                               <w:r>
                                 <w:rPr>
+                                  <w:rFonts w:hint="eastAsia" w:ascii="Times New Roman" w:hAnsi="Times New Roman" w:cs="Times New Roman"/>
+                                  <w:b/>
                                   <w:sz w:val="18"/>
                                   <w:szCs w:val="18"/>
                                 </w:rPr>
-                                <w:drawing>
-                                  <wp:inline distT="0" distB="0" distL="114300" distR="114300">
-                                    <wp:extent cx="655955" cy="294640"/>
-                                    <wp:effectExtent l="0" t="0" r="14605" b="10160"/>
-                                    <wp:docPr id="5" name="图片 6" descr="蔡冬雪"/>
-                                    <wp:cNvGraphicFramePr>
-                                      <a:graphicFrameLocks xmlns:a="http://schemas.openxmlformats.org/drawingml/2006/main" noChangeAspect="1"/>
-                                    </wp:cNvGraphicFramePr>
-                                    <a:graphic xmlns:a="http://schemas.openxmlformats.org/drawingml/2006/main">
-                                      <a:graphicData uri="http://schemas.openxmlformats.org/drawingml/2006/picture">
-                                        <pic:pic xmlns:pic="http://schemas.openxmlformats.org/drawingml/2006/picture">
-                                          <pic:nvPicPr>
-                                            <pic:cNvPr id="5" name="图片 6" descr="蔡冬雪"/>
-                                            <pic:cNvPicPr>
-                                              <a:picLocks noChangeAspect="1"/>
-                                            </pic:cNvPicPr>
-                                          </pic:nvPicPr>
-                                          <pic:blipFill>
-                                            <a:blip r:embed="rId14">
-                                              <a:clrChange>
-                                                <a:clrFrom>
-                                                  <a:srgbClr val="FFFFFF">
-                                                    <a:alpha val="100000"/>
-                                                  </a:srgbClr>
-                                                </a:clrFrom>
-                                                <a:clrTo>
-                                                  <a:srgbClr val="FFFFFF">
-                                                    <a:alpha val="100000"/>
-                                                    <a:alpha val="0"/>
-                                                  </a:srgbClr>
-                                                </a:clrTo>
-                                              </a:clrChange>
-                                            </a:blip>
-                                            <a:srcRect l="18656" t="33322" r="18897" b="26699"/>
-                                            <a:stretch>
-                                              <a:fillRect/>
-                                            </a:stretch>
-                                          </pic:blipFill>
-                                          <pic:spPr>
-                                            <a:xfrm>
-                                              <a:off x="0" y="0"/>
-                                              <a:ext cx="655955" cy="294640"/>
-                                            </a:xfrm>
-                                            <a:prstGeom prst="rect">
-                                              <a:avLst/>
-                                            </a:prstGeom>
-                                          </pic:spPr>
-                                        </pic:pic>
-                                      </a:graphicData>
-                                    </a:graphic>
-                                  </wp:inline>
-                                </w:drawing>
+                                <w:t>{{"ty_tianjin1"|sign(</w:t>
+                              </w:r>
+                              <w:r>
+                                <w:rPr>
+                                  <w:rFonts w:hint="eastAsia" w:ascii="Times New Roman" w:hAnsi="Times New Roman" w:cs="Times New Roman"/>
+                                  <w:b/>
+                                  <w:sz w:val="18"/>
+                                  <w:szCs w:val="18"/>
+                                  <w:lang w:val="en-US" w:eastAsia="zh-CN"/>
+                                </w:rPr>
+                                <w:t>46</w:t>
+                              </w:r>
+                              <w:r>
+                                <w:rPr>
+                                  <w:rFonts w:hint="eastAsia" w:ascii="Times New Roman" w:hAnsi="Times New Roman" w:cs="Times New Roman"/>
+                                  <w:b/>
+                                  <w:sz w:val="18"/>
+                                  <w:szCs w:val="18"/>
+                                </w:rPr>
+                                <w:t>,2</w:t>
+                              </w:r>
+                              <w:r>
+                                <w:rPr>
+                                  <w:rFonts w:hint="eastAsia" w:ascii="Times New Roman" w:hAnsi="Times New Roman" w:cs="Times New Roman"/>
+                                  <w:b/>
+                                  <w:sz w:val="18"/>
+                                  <w:szCs w:val="18"/>
+                                  <w:lang w:val="en-US" w:eastAsia="zh-CN"/>
+                                </w:rPr>
+                                <w:t>1</w:t>
+                              </w:r>
+                              <w:r>
+                                <w:rPr>
+                                  <w:rFonts w:hint="eastAsia" w:ascii="Times New Roman" w:hAnsi="Times New Roman" w:cs="Times New Roman"/>
+                                  <w:b/>
+                                  <w:sz w:val="18"/>
+                                  <w:szCs w:val="18"/>
+                                </w:rPr>
+                                <w:t>)}}</w:t>
                               </w:r>
                             </w:p>
                           </w:tc>
@@ -17368,60 +17334,50 @@
                               </w:pPr>
                               <w:r>
                                 <w:rPr>
+                                  <w:rFonts w:hint="eastAsia" w:ascii="Times New Roman" w:hAnsi="Times New Roman" w:cs="Times New Roman"/>
+                                  <w:b/>
                                   <w:sz w:val="18"/>
                                   <w:szCs w:val="18"/>
                                 </w:rPr>
-                                <w:drawing>
-                                  <wp:inline distT="0" distB="0" distL="114300" distR="114300">
-                                    <wp:extent cx="524510" cy="297180"/>
-                                    <wp:effectExtent l="0" t="0" r="0" b="6985"/>
-                                    <wp:docPr id="19" name="图片 4" descr="王建丽"/>
-                                    <wp:cNvGraphicFramePr>
-                                      <a:graphicFrameLocks xmlns:a="http://schemas.openxmlformats.org/drawingml/2006/main" noChangeAspect="1"/>
-                                    </wp:cNvGraphicFramePr>
-                                    <a:graphic xmlns:a="http://schemas.openxmlformats.org/drawingml/2006/main">
-                                      <a:graphicData uri="http://schemas.openxmlformats.org/drawingml/2006/picture">
-                                        <pic:pic xmlns:pic="http://schemas.openxmlformats.org/drawingml/2006/picture">
-                                          <pic:nvPicPr>
-                                            <pic:cNvPr id="19" name="图片 4" descr="王建丽"/>
-                                            <pic:cNvPicPr>
-                                              <a:picLocks noChangeAspect="1"/>
-                                            </pic:cNvPicPr>
-                                          </pic:nvPicPr>
-                                          <pic:blipFill>
-                                            <a:blip r:embed="rId15">
-                                              <a:clrChange>
-                                                <a:clrFrom>
-                                                  <a:srgbClr val="FFFFFF">
-                                                    <a:alpha val="100000"/>
-                                                  </a:srgbClr>
-                                                </a:clrFrom>
-                                                <a:clrTo>
-                                                  <a:srgbClr val="FFFFFF">
-                                                    <a:alpha val="100000"/>
-                                                    <a:alpha val="0"/>
-                                                  </a:srgbClr>
-                                                </a:clrTo>
-                                              </a:clrChange>
-                                            </a:blip>
-                                            <a:stretch>
-                                              <a:fillRect/>
-                                            </a:stretch>
-                                          </pic:blipFill>
-                                          <pic:spPr>
-                                            <a:xfrm>
-                                              <a:off x="0" y="0"/>
-                                              <a:ext cx="524510" cy="297180"/>
-                                            </a:xfrm>
-                                            <a:prstGeom prst="rect">
-                                              <a:avLst/>
-                                            </a:prstGeom>
-                                          </pic:spPr>
-                                        </pic:pic>
-                                      </a:graphicData>
-                                    </a:graphic>
-                                  </wp:inline>
-                                </w:drawing>
+                                <w:t>{{"ty_tianjin2"|sign(</w:t>
+                              </w:r>
+                              <w:r>
+                                <w:rPr>
+                                  <w:rFonts w:hint="eastAsia" w:ascii="Times New Roman" w:hAnsi="Times New Roman" w:cs="Times New Roman"/>
+                                  <w:b/>
+                                  <w:sz w:val="18"/>
+                                  <w:szCs w:val="18"/>
+                                  <w:lang w:val="en-US" w:eastAsia="zh-CN"/>
+                                </w:rPr>
+                                <w:t>44</w:t>
+                              </w:r>
+                              <w:r>
+                                <w:rPr>
+                                  <w:rFonts w:hint="eastAsia" w:ascii="Times New Roman" w:hAnsi="Times New Roman" w:cs="Times New Roman"/>
+                                  <w:b/>
+                                  <w:sz w:val="18"/>
+                                  <w:szCs w:val="18"/>
+                                </w:rPr>
+                                <w:t>,</w:t>
+                              </w:r>
+                              <w:r>
+                                <w:rPr>
+                                  <w:rFonts w:hint="eastAsia" w:ascii="Times New Roman" w:hAnsi="Times New Roman" w:cs="Times New Roman"/>
+                                  <w:b/>
+                                  <w:sz w:val="18"/>
+                                  <w:szCs w:val="18"/>
+                                  <w:lang w:val="en-US" w:eastAsia="zh-CN"/>
+                                </w:rPr>
+                                <w:t>25</w:t>
+                              </w:r>
+                              <w:r>
+                                <w:rPr>
+                                  <w:rFonts w:hint="eastAsia" w:ascii="Times New Roman" w:hAnsi="Times New Roman" w:cs="Times New Roman"/>
+                                  <w:b/>
+                                  <w:sz w:val="18"/>
+                                  <w:szCs w:val="18"/>
+                                </w:rPr>
+                                <w:t>)}}</w:t>
                               </w:r>
                             </w:p>
                           </w:tc>
@@ -17825,65 +17781,50 @@
                               </w:pPr>
                               <w:r>
                                 <w:rPr>
+                                  <w:rFonts w:hint="eastAsia" w:ascii="Times New Roman" w:hAnsi="Times New Roman" w:cs="Times New Roman"/>
+                                  <w:b/>
                                   <w:sz w:val="18"/>
                                   <w:szCs w:val="18"/>
                                 </w:rPr>
-                                <w:drawing>
-                                  <wp:inline distT="0" distB="0" distL="114300" distR="114300">
-                                    <wp:extent cx="604520" cy="325755"/>
-                                    <wp:effectExtent l="0" t="0" r="0" b="0"/>
-                                    <wp:docPr id="6" name="图片 1"/>
-                                    <wp:cNvGraphicFramePr>
-                                      <a:graphicFrameLocks xmlns:a="http://schemas.openxmlformats.org/drawingml/2006/main" noChangeAspect="1"/>
-                                    </wp:cNvGraphicFramePr>
-                                    <a:graphic xmlns:a="http://schemas.openxmlformats.org/drawingml/2006/main">
-                                      <a:graphicData uri="http://schemas.openxmlformats.org/drawingml/2006/picture">
-                                        <pic:pic xmlns:pic="http://schemas.openxmlformats.org/drawingml/2006/picture">
-                                          <pic:nvPicPr>
-                                            <pic:cNvPr id="6" name="图片 1"/>
-                                            <pic:cNvPicPr>
-                                              <a:picLocks noChangeAspect="1"/>
-                                            </pic:cNvPicPr>
-                                          </pic:nvPicPr>
-                                          <pic:blipFill>
-                                            <a:blip r:embed="rId16">
-                                              <a:clrChange>
-                                                <a:clrFrom>
-                                                  <a:srgbClr val="FFFFFF">
-                                                    <a:alpha val="100000"/>
-                                                  </a:srgbClr>
-                                                </a:clrFrom>
-                                                <a:clrTo>
-                                                  <a:srgbClr val="FFFFFF">
-                                                    <a:alpha val="100000"/>
-                                                    <a:alpha val="0"/>
-                                                  </a:srgbClr>
-                                                </a:clrTo>
-                                              </a:clrChange>
-                                            </a:blip>
-                                            <a:srcRect l="10922" t="11667"/>
-                                            <a:stretch>
-                                              <a:fillRect/>
-                                            </a:stretch>
-                                          </pic:blipFill>
-                                          <pic:spPr>
-                                            <a:xfrm>
-                                              <a:off x="0" y="0"/>
-                                              <a:ext cx="604520" cy="325755"/>
-                                            </a:xfrm>
-                                            <a:prstGeom prst="rect">
-                                              <a:avLst/>
-                                            </a:prstGeom>
-                                            <a:noFill/>
-                                            <a:ln>
-                                              <a:noFill/>
-                                            </a:ln>
-                                          </pic:spPr>
-                                        </pic:pic>
-                                      </a:graphicData>
-                                    </a:graphic>
-                                  </wp:inline>
-                                </w:drawing>
+                                <w:t>{{"ty_guangzhou1"|sign(</w:t>
+                              </w:r>
+                              <w:r>
+                                <w:rPr>
+                                  <w:rFonts w:hint="eastAsia" w:ascii="Times New Roman" w:hAnsi="Times New Roman" w:cs="Times New Roman"/>
+                                  <w:b/>
+                                  <w:sz w:val="18"/>
+                                  <w:szCs w:val="18"/>
+                                  <w:lang w:val="en-US" w:eastAsia="zh-CN"/>
+                                </w:rPr>
+                                <w:t>47</w:t>
+                              </w:r>
+                              <w:r>
+                                <w:rPr>
+                                  <w:rFonts w:hint="eastAsia" w:ascii="Times New Roman" w:hAnsi="Times New Roman" w:cs="Times New Roman"/>
+                                  <w:b/>
+                                  <w:sz w:val="18"/>
+                                  <w:szCs w:val="18"/>
+                                </w:rPr>
+                                <w:t>,</w:t>
+                              </w:r>
+                              <w:r>
+                                <w:rPr>
+                                  <w:rFonts w:hint="eastAsia" w:ascii="Times New Roman" w:hAnsi="Times New Roman" w:cs="Times New Roman"/>
+                                  <w:b/>
+                                  <w:sz w:val="18"/>
+                                  <w:szCs w:val="18"/>
+                                  <w:lang w:val="en-US" w:eastAsia="zh-CN"/>
+                                </w:rPr>
+                                <w:t>25</w:t>
+                              </w:r>
+                              <w:r>
+                                <w:rPr>
+                                  <w:rFonts w:hint="eastAsia" w:ascii="Times New Roman" w:hAnsi="Times New Roman" w:cs="Times New Roman"/>
+                                  <w:b/>
+                                  <w:sz w:val="18"/>
+                                  <w:szCs w:val="18"/>
+                                </w:rPr>
+                                <w:t>)}}</w:t>
                               </w:r>
                             </w:p>
                           </w:tc>
@@ -17967,60 +17908,50 @@
                               </w:pPr>
                               <w:r>
                                 <w:rPr>
+                                  <w:rFonts w:hint="eastAsia" w:ascii="Times New Roman" w:hAnsi="Times New Roman" w:cs="Times New Roman"/>
+                                  <w:b/>
                                   <w:sz w:val="18"/>
                                   <w:szCs w:val="18"/>
                                 </w:rPr>
-                                <w:drawing>
-                                  <wp:inline distT="0" distB="0" distL="114300" distR="114300">
-                                    <wp:extent cx="563245" cy="319405"/>
-                                    <wp:effectExtent l="0" t="0" r="0" b="635"/>
-                                    <wp:docPr id="22" name="图片 4" descr="王建丽"/>
-                                    <wp:cNvGraphicFramePr>
-                                      <a:graphicFrameLocks xmlns:a="http://schemas.openxmlformats.org/drawingml/2006/main" noChangeAspect="1"/>
-                                    </wp:cNvGraphicFramePr>
-                                    <a:graphic xmlns:a="http://schemas.openxmlformats.org/drawingml/2006/main">
-                                      <a:graphicData uri="http://schemas.openxmlformats.org/drawingml/2006/picture">
-                                        <pic:pic xmlns:pic="http://schemas.openxmlformats.org/drawingml/2006/picture">
-                                          <pic:nvPicPr>
-                                            <pic:cNvPr id="22" name="图片 4" descr="王建丽"/>
-                                            <pic:cNvPicPr>
-                                              <a:picLocks noChangeAspect="1"/>
-                                            </pic:cNvPicPr>
-                                          </pic:nvPicPr>
-                                          <pic:blipFill>
-                                            <a:blip r:embed="rId15">
-                                              <a:clrChange>
-                                                <a:clrFrom>
-                                                  <a:srgbClr val="FFFFFF">
-                                                    <a:alpha val="100000"/>
-                                                  </a:srgbClr>
-                                                </a:clrFrom>
-                                                <a:clrTo>
-                                                  <a:srgbClr val="FFFFFF">
-                                                    <a:alpha val="100000"/>
-                                                    <a:alpha val="0"/>
-                                                  </a:srgbClr>
-                                                </a:clrTo>
-                                              </a:clrChange>
-                                            </a:blip>
-                                            <a:stretch>
-                                              <a:fillRect/>
-                                            </a:stretch>
-                                          </pic:blipFill>
-                                          <pic:spPr>
-                                            <a:xfrm>
-                                              <a:off x="0" y="0"/>
-                                              <a:ext cx="563245" cy="319405"/>
-                                            </a:xfrm>
-                                            <a:prstGeom prst="rect">
-                                              <a:avLst/>
-                                            </a:prstGeom>
-                                          </pic:spPr>
-                                        </pic:pic>
-                                      </a:graphicData>
-                                    </a:graphic>
-                                  </wp:inline>
-                                </w:drawing>
+                                <w:t>{{"ty_guangzhou2"|sign(</w:t>
+                              </w:r>
+                              <w:r>
+                                <w:rPr>
+                                  <w:rFonts w:hint="eastAsia" w:ascii="Times New Roman" w:hAnsi="Times New Roman" w:cs="Times New Roman"/>
+                                  <w:b/>
+                                  <w:sz w:val="18"/>
+                                  <w:szCs w:val="18"/>
+                                  <w:lang w:val="en-US" w:eastAsia="zh-CN"/>
+                                </w:rPr>
+                                <w:t>44</w:t>
+                              </w:r>
+                              <w:r>
+                                <w:rPr>
+                                  <w:rFonts w:hint="eastAsia" w:ascii="Times New Roman" w:hAnsi="Times New Roman" w:cs="Times New Roman"/>
+                                  <w:b/>
+                                  <w:sz w:val="18"/>
+                                  <w:szCs w:val="18"/>
+                                </w:rPr>
+                                <w:t>,</w:t>
+                              </w:r>
+                              <w:r>
+                                <w:rPr>
+                                  <w:rFonts w:hint="eastAsia" w:ascii="Times New Roman" w:hAnsi="Times New Roman" w:cs="Times New Roman"/>
+                                  <w:b/>
+                                  <w:sz w:val="18"/>
+                                  <w:szCs w:val="18"/>
+                                  <w:lang w:val="en-US" w:eastAsia="zh-CN"/>
+                                </w:rPr>
+                                <w:t>25</w:t>
+                              </w:r>
+                              <w:r>
+                                <w:rPr>
+                                  <w:rFonts w:hint="eastAsia" w:ascii="Times New Roman" w:hAnsi="Times New Roman" w:cs="Times New Roman"/>
+                                  <w:b/>
+                                  <w:sz w:val="18"/>
+                                  <w:szCs w:val="18"/>
+                                </w:rPr>
+                                <w:t>)}}</w:t>
                               </w:r>
                             </w:p>
                           </w:tc>
@@ -18267,13 +18198,36 @@
                           <w:t>{% endif %}</w:t>
                         </w:r>
                       </w:p>
+                      <w:p>
+                        <w:pPr>
+                          <w:keepNext w:val="0"/>
+                          <w:keepLines w:val="0"/>
+                          <w:pageBreakBefore w:val="0"/>
+                          <w:widowControl/>
+                          <w:kinsoku/>
+                          <w:wordWrap/>
+                          <w:overflowPunct/>
+                          <w:topLinePunct w:val="0"/>
+                          <w:bidi w:val="0"/>
+                          <w:adjustRightInd w:val="0"/>
+                          <w:snapToGrid w:val="0"/>
+                          <w:spacing w:line="240" w:lineRule="auto"/>
+                          <w:textAlignment w:val="auto"/>
+                          <w:rPr>
+                            <w:rFonts w:hint="default" w:ascii="Times New Roman" w:hAnsi="Times New Roman" w:eastAsia="等线" w:cs="宋体"/>
+                            <w:sz w:val="18"/>
+                            <w:szCs w:val="18"/>
+                            <w:lang w:val="en-US" w:eastAsia="zh-CN" w:bidi="ar-SA"/>
+                          </w:rPr>
+                        </w:pPr>
+                      </w:p>
                     </w:txbxContent>
                   </v:textbox>
                 </v:shape>
                 <v:shape id="图片 25" o:spid="_x0000_s1026" o:spt="75" type="#_x0000_t75" style="position:absolute;left:6851;top:809759;height:1098;width:1098;" filled="f" o:preferrelative="t" stroked="f" coordsize="21600,21600" o:gfxdata="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">
                   <v:fill on="f" focussize="0,0"/>
                   <v:stroke on="f"/>
-                  <v:imagedata r:id="rId17" o:title=""/>
+                  <v:imagedata r:id="rId14" o:title=""/>
                   <o:lock v:ext="edit" aspectratio="t"/>
                 </v:shape>
               </v:group>
@@ -18314,7 +18268,7 @@
                     </pic:cNvPicPr>
                   </pic:nvPicPr>
                   <pic:blipFill>
-                    <a:blip r:embed="rId18"/>
+                    <a:blip r:embed="rId15"/>
                     <a:stretch>
                       <a:fillRect/>
                     </a:stretch>
@@ -18367,7 +18321,7 @@
                     </pic:cNvPicPr>
                   </pic:nvPicPr>
                   <pic:blipFill>
-                    <a:blip r:embed="rId19"/>
+                    <a:blip r:embed="rId16"/>
                     <a:stretch>
                       <a:fillRect/>
                     </a:stretch>
